--- a/SRS.docx
+++ b/SRS.docx
@@ -1,6 +1,6 @@
 
 <file path=word/document.xml><?xml version="1.0" encoding="utf-8"?>
-<w:document xmlns:wpc="http://schemas.microsoft.com/office/word/2010/wordprocessingCanvas" xmlns:cx="http://schemas.microsoft.com/office/drawing/2014/chartex" xmlns:cx1="http://schemas.microsoft.com/office/drawing/2015/9/8/chartex" xmlns:cx2="http://schemas.microsoft.com/office/drawing/2015/10/21/chartex" xmlns:cx3="http://schemas.microsoft.com/office/drawing/2016/5/9/chartex" xmlns:cx4="http://schemas.microsoft.com/office/drawing/2016/5/10/chartex" xmlns:cx5="http://schemas.microsoft.com/office/drawing/2016/5/11/chartex" xmlns:cx6="http://schemas.microsoft.com/office/drawing/2016/5/12/chartex" xmlns:cx7="http://schemas.microsoft.com/office/drawing/2016/5/13/chartex" xmlns:cx8="http://schemas.microsoft.com/office/drawing/2016/5/14/chartex" xmlns:mc="http://schemas.openxmlformats.org/markup-compatibility/2006" xmlns:aink="http://schemas.microsoft.com/office/drawing/2016/ink" xmlns:am3d="http://schemas.microsoft.com/office/drawing/2017/model3d" xmlns:o="urn:schemas-microsoft-com:office:office" xmlns:oel="http://schemas.microsoft.com/office/2019/extlst" xmlns:r="http://schemas.openxmlformats.org/officeDocument/2006/relationships" xmlns:m="http://schemas.openxmlformats.org/officeDocument/2006/math" xmlns:v="urn:schemas-microsoft-com:vml" xmlns:wp14="http://schemas.microsoft.com/office/word/2010/wordprocessingDrawing" xmlns:wp="http://schemas.openxmlformats.org/drawingml/2006/wordprocessingDrawing" xmlns:w10="urn:schemas-microsoft-com:office:word" xmlns:w="http://schemas.openxmlformats.org/wordprocessingml/2006/main" xmlns:w14="http://schemas.microsoft.com/office/word/2010/wordml" xmlns:w15="http://schemas.microsoft.com/office/word/2012/wordml" xmlns:w16cex="http://schemas.microsoft.com/office/word/2018/wordml/cex" xmlns:w16cid="http://schemas.microsoft.com/office/word/2016/wordml/cid" xmlns:w16="http://schemas.microsoft.com/office/word/2018/wordml" xmlns:w16du="http://schemas.microsoft.com/office/word/2023/wordml/word16du" xmlns:w16sdtdh="http://schemas.microsoft.com/office/word/2020/wordml/sdtdatahash" xmlns:w16sdtfl="http://schemas.microsoft.com/office/word/2024/wordml/sdtformatlock" xmlns:w16se="http://schemas.microsoft.com/office/word/2015/wordml/symex" xmlns:wpg="http://schemas.microsoft.com/office/word/2010/wordprocessingGroup" xmlns:wpi="http://schemas.microsoft.com/office/word/2010/wordprocessingInk" xmlns:wne="http://schemas.microsoft.com/office/word/2006/wordml" xmlns:wps="http://schemas.microsoft.com/office/word/2010/wordprocessingShape" mc:Ignorable="w14 w15 w16se w16cid w16 w16cex w16sdtdh w16sdtfl w16du wp14">
+<w:document xmlns:ve="http://schemas.openxmlformats.org/markup-compatibility/2006" xmlns:o="urn:schemas-microsoft-com:office:office" xmlns:r="http://schemas.openxmlformats.org/officeDocument/2006/relationships" xmlns:m="http://schemas.openxmlformats.org/officeDocument/2006/math" xmlns:v="urn:schemas-microsoft-com:vml" xmlns:wp="http://schemas.openxmlformats.org/drawingml/2006/wordprocessingDrawing" xmlns:w10="urn:schemas-microsoft-com:office:word" xmlns:w="http://schemas.openxmlformats.org/wordprocessingml/2006/main" xmlns:wne="http://schemas.microsoft.com/office/word/2006/wordml">
   <w:body>
     <w:p>
       <w:pPr>
@@ -487,7 +487,6 @@
           <w:rFonts w:ascii="Times New Roman" w:eastAsia="Times New Roman" w:hAnsi="Times New Roman" w:cs="Times New Roman"/>
           <w:kern w:val="0"/>
           <w:lang w:eastAsia="en-IN"/>
-          <w14:ligatures w14:val="none"/>
         </w:rPr>
       </w:pPr>
       <w:r>
@@ -885,7 +884,7 @@
         <w:tblStyle w:val="TableGrid"/>
         <w:tblW w:w="0" w:type="auto"/>
         <w:tblInd w:w="1440" w:type="dxa"/>
-        <w:tblLook w:val="04A0" w:firstRow="1" w:lastRow="0" w:firstColumn="1" w:lastColumn="0" w:noHBand="0" w:noVBand="1"/>
+        <w:tblLook w:val="04A0"/>
       </w:tblPr>
       <w:tblGrid>
         <w:gridCol w:w="1674"/>
@@ -1173,7 +1172,7 @@
         <w:tblStyle w:val="TableGrid"/>
         <w:tblW w:w="0" w:type="auto"/>
         <w:tblInd w:w="1440" w:type="dxa"/>
-        <w:tblLook w:val="04A0" w:firstRow="1" w:lastRow="0" w:firstColumn="1" w:lastColumn="0" w:noHBand="0" w:noVBand="1"/>
+        <w:tblLook w:val="04A0"/>
       </w:tblPr>
       <w:tblGrid>
         <w:gridCol w:w="2099"/>
@@ -1843,7 +1842,6 @@
         <w:ind w:left="1800"/>
       </w:pPr>
       <w:r>
-        <w:lastRenderedPageBreak/>
         <w:t>The system shall notify employees via email and in-app notification.</w:t>
       </w:r>
     </w:p>
@@ -1862,6 +1860,7 @@
         <w:ind w:left="1800"/>
       </w:pPr>
       <w:r>
+        <w:lastRenderedPageBreak/>
         <w:t>Each travel shall include dates, location, and expense limit.</w:t>
       </w:r>
     </w:p>
@@ -2355,8 +2354,151 @@
           <w:sz w:val="28"/>
           <w:szCs w:val="28"/>
         </w:rPr>
+        <w:t>Social Achievements &amp; Celebrations Module</w:t>
+      </w:r>
+    </w:p>
+    <w:p>
+      <w:pPr>
+        <w:pStyle w:val="NormalWeb"/>
+        <w:numPr>
+          <w:ilvl w:val="2"/>
+          <w:numId w:val="1"/>
+        </w:numPr>
+        <w:spacing w:line="360" w:lineRule="auto"/>
+        <w:rPr>
+          <w:b/>
+          <w:bCs/>
+        </w:rPr>
+      </w:pPr>
+      <w:r>
+        <w:rPr>
+          <w:b/>
+          <w:bCs/>
+        </w:rPr>
         <w:lastRenderedPageBreak/>
-        <w:t>Social Achievements &amp; Celebrations Module</w:t>
+        <w:t>Achievement Posts</w:t>
+      </w:r>
+    </w:p>
+    <w:p>
+      <w:pPr>
+        <w:pStyle w:val="NormalWeb"/>
+        <w:numPr>
+          <w:ilvl w:val="3"/>
+          <w:numId w:val="1"/>
+        </w:numPr>
+        <w:spacing w:line="360" w:lineRule="auto"/>
+        <w:rPr>
+          <w:b/>
+          <w:bCs/>
+        </w:rPr>
+      </w:pPr>
+      <w:r>
+        <w:t>Employee Can Create Achievement posts with:</w:t>
+      </w:r>
+    </w:p>
+    <w:p>
+      <w:pPr>
+        <w:pStyle w:val="NormalWeb"/>
+        <w:numPr>
+          <w:ilvl w:val="4"/>
+          <w:numId w:val="1"/>
+        </w:numPr>
+        <w:spacing w:line="360" w:lineRule="auto"/>
+        <w:rPr>
+          <w:b/>
+          <w:bCs/>
+        </w:rPr>
+      </w:pPr>
+      <w:r>
+        <w:t>Title</w:t>
+      </w:r>
+    </w:p>
+    <w:p>
+      <w:pPr>
+        <w:pStyle w:val="NormalWeb"/>
+        <w:numPr>
+          <w:ilvl w:val="4"/>
+          <w:numId w:val="1"/>
+        </w:numPr>
+        <w:spacing w:line="360" w:lineRule="auto"/>
+        <w:rPr>
+          <w:b/>
+          <w:bCs/>
+        </w:rPr>
+      </w:pPr>
+      <w:r>
+        <w:t>Description</w:t>
+      </w:r>
+    </w:p>
+    <w:p>
+      <w:pPr>
+        <w:pStyle w:val="NormalWeb"/>
+        <w:numPr>
+          <w:ilvl w:val="4"/>
+          <w:numId w:val="1"/>
+        </w:numPr>
+        <w:spacing w:line="360" w:lineRule="auto"/>
+        <w:rPr>
+          <w:b/>
+          <w:bCs/>
+        </w:rPr>
+      </w:pPr>
+      <w:r>
+        <w:t>Tags</w:t>
+      </w:r>
+    </w:p>
+    <w:p>
+      <w:pPr>
+        <w:pStyle w:val="NormalWeb"/>
+        <w:numPr>
+          <w:ilvl w:val="4"/>
+          <w:numId w:val="1"/>
+        </w:numPr>
+        <w:spacing w:line="360" w:lineRule="auto"/>
+        <w:rPr>
+          <w:b/>
+          <w:bCs/>
+        </w:rPr>
+      </w:pPr>
+      <w:r>
+        <w:t>Visibility</w:t>
+      </w:r>
+    </w:p>
+    <w:p>
+      <w:pPr>
+        <w:pStyle w:val="NormalWeb"/>
+        <w:numPr>
+          <w:ilvl w:val="3"/>
+          <w:numId w:val="1"/>
+        </w:numPr>
+        <w:spacing w:line="360" w:lineRule="auto"/>
+        <w:rPr>
+          <w:b/>
+          <w:bCs/>
+        </w:rPr>
+      </w:pPr>
+      <w:r>
+        <w:t>All User can view posts in reverse chronological order</w:t>
+      </w:r>
+    </w:p>
+    <w:p>
+      <w:pPr>
+        <w:pStyle w:val="NormalWeb"/>
+        <w:numPr>
+          <w:ilvl w:val="3"/>
+          <w:numId w:val="1"/>
+        </w:numPr>
+        <w:spacing w:line="360" w:lineRule="auto"/>
+        <w:rPr>
+          <w:b/>
+          <w:bCs/>
+        </w:rPr>
+      </w:pPr>
+      <w:r>
+        <w:t>Users can like and comment on post</w:t>
+      </w:r>
+      <w:r>
+        <w:t>s.</w:t>
       </w:r>
     </w:p>
     <w:p>
@@ -2377,7 +2519,7 @@
           <w:b/>
           <w:bCs/>
         </w:rPr>
-        <w:t>Achievement Posts</w:t>
+        <w:t>Moderation</w:t>
       </w:r>
     </w:p>
     <w:p>
@@ -2394,7 +2536,79 @@
         </w:rPr>
       </w:pPr>
       <w:r>
-        <w:t>Employee Can Create Achievement posts with:</w:t>
+        <w:t>Employee can edit/delete their posts</w:t>
+      </w:r>
+    </w:p>
+    <w:p>
+      <w:pPr>
+        <w:pStyle w:val="NormalWeb"/>
+        <w:numPr>
+          <w:ilvl w:val="3"/>
+          <w:numId w:val="1"/>
+        </w:numPr>
+        <w:spacing w:line="360" w:lineRule="auto"/>
+        <w:rPr>
+          <w:b/>
+          <w:bCs/>
+        </w:rPr>
+      </w:pPr>
+      <w:r>
+        <w:t>HR can delete inappropriate posts.</w:t>
+      </w:r>
+    </w:p>
+    <w:p>
+      <w:pPr>
+        <w:pStyle w:val="NormalWeb"/>
+        <w:numPr>
+          <w:ilvl w:val="3"/>
+          <w:numId w:val="1"/>
+        </w:numPr>
+        <w:spacing w:line="360" w:lineRule="auto"/>
+        <w:rPr>
+          <w:b/>
+          <w:bCs/>
+        </w:rPr>
+      </w:pPr>
+      <w:r>
+        <w:t>System shall send a warning email on HR moderation</w:t>
+      </w:r>
+    </w:p>
+    <w:p>
+      <w:pPr>
+        <w:pStyle w:val="NormalWeb"/>
+        <w:numPr>
+          <w:ilvl w:val="2"/>
+          <w:numId w:val="1"/>
+        </w:numPr>
+        <w:spacing w:line="360" w:lineRule="auto"/>
+        <w:rPr>
+          <w:b/>
+          <w:bCs/>
+        </w:rPr>
+      </w:pPr>
+      <w:r>
+        <w:rPr>
+          <w:b/>
+          <w:bCs/>
+        </w:rPr>
+        <w:t>Birthday &amp; Anniversaries</w:t>
+      </w:r>
+    </w:p>
+    <w:p>
+      <w:pPr>
+        <w:pStyle w:val="NormalWeb"/>
+        <w:numPr>
+          <w:ilvl w:val="3"/>
+          <w:numId w:val="1"/>
+        </w:numPr>
+        <w:spacing w:line="360" w:lineRule="auto"/>
+        <w:rPr>
+          <w:b/>
+          <w:bCs/>
+        </w:rPr>
+      </w:pPr>
+      <w:r>
+        <w:t>The system shall auto-generate system posts for:</w:t>
       </w:r>
     </w:p>
     <w:p>
@@ -2411,7 +2625,7 @@
         </w:rPr>
       </w:pPr>
       <w:r>
-        <w:t>Title</w:t>
+        <w:t>Employee Birthday</w:t>
       </w:r>
     </w:p>
     <w:p>
@@ -2428,7 +2642,91 @@
         </w:rPr>
       </w:pPr>
       <w:r>
-        <w:t>Description</w:t>
+        <w:t>Work Anniversaries</w:t>
+      </w:r>
+    </w:p>
+    <w:p>
+      <w:pPr>
+        <w:pStyle w:val="NormalWeb"/>
+        <w:numPr>
+          <w:ilvl w:val="3"/>
+          <w:numId w:val="1"/>
+        </w:numPr>
+        <w:spacing w:line="360" w:lineRule="auto"/>
+        <w:rPr>
+          <w:b/>
+          <w:bCs/>
+        </w:rPr>
+      </w:pPr>
+      <w:r>
+        <w:t>Auto-generate system posts shall be visible to all users</w:t>
+      </w:r>
+    </w:p>
+    <w:p>
+      <w:pPr>
+        <w:pStyle w:val="NormalWeb"/>
+        <w:numPr>
+          <w:ilvl w:val="1"/>
+          <w:numId w:val="1"/>
+        </w:numPr>
+        <w:spacing w:line="360" w:lineRule="auto"/>
+        <w:rPr>
+          <w:b/>
+          <w:bCs/>
+          <w:sz w:val="28"/>
+          <w:szCs w:val="28"/>
+        </w:rPr>
+      </w:pPr>
+      <w:r>
+        <w:rPr>
+          <w:b/>
+          <w:bCs/>
+          <w:sz w:val="28"/>
+          <w:szCs w:val="28"/>
+        </w:rPr>
+        <w:t>Game Scheduling Module</w:t>
+      </w:r>
+    </w:p>
+    <w:p>
+      <w:pPr>
+        <w:pStyle w:val="NormalWeb"/>
+        <w:numPr>
+          <w:ilvl w:val="2"/>
+          <w:numId w:val="1"/>
+        </w:numPr>
+        <w:spacing w:line="360" w:lineRule="auto"/>
+        <w:rPr>
+          <w:b/>
+          <w:bCs/>
+          <w:sz w:val="28"/>
+          <w:szCs w:val="28"/>
+        </w:rPr>
+      </w:pPr>
+      <w:r>
+        <w:rPr>
+          <w:b/>
+          <w:bCs/>
+        </w:rPr>
+        <w:t>Configuration</w:t>
+      </w:r>
+    </w:p>
+    <w:p>
+      <w:pPr>
+        <w:pStyle w:val="NormalWeb"/>
+        <w:numPr>
+          <w:ilvl w:val="3"/>
+          <w:numId w:val="1"/>
+        </w:numPr>
+        <w:spacing w:line="360" w:lineRule="auto"/>
+        <w:rPr>
+          <w:b/>
+          <w:bCs/>
+          <w:sz w:val="28"/>
+          <w:szCs w:val="28"/>
+        </w:rPr>
+      </w:pPr>
+      <w:r>
+        <w:t>HR/Admin can configure:</w:t>
       </w:r>
     </w:p>
     <w:p>
@@ -2442,10 +2740,12 @@
         <w:rPr>
           <w:b/>
           <w:bCs/>
-        </w:rPr>
-      </w:pPr>
-      <w:r>
-        <w:t>Tags</w:t>
+          <w:sz w:val="28"/>
+          <w:szCs w:val="28"/>
+        </w:rPr>
+      </w:pPr>
+      <w:r>
+        <w:t>Operating Hours</w:t>
       </w:r>
     </w:p>
     <w:p>
@@ -2459,10 +2759,31 @@
         <w:rPr>
           <w:b/>
           <w:bCs/>
-        </w:rPr>
-      </w:pPr>
-      <w:r>
-        <w:t>Visibility</w:t>
+          <w:sz w:val="28"/>
+          <w:szCs w:val="28"/>
+        </w:rPr>
+      </w:pPr>
+      <w:r>
+        <w:t>Slot Durations</w:t>
+      </w:r>
+    </w:p>
+    <w:p>
+      <w:pPr>
+        <w:pStyle w:val="NormalWeb"/>
+        <w:numPr>
+          <w:ilvl w:val="4"/>
+          <w:numId w:val="1"/>
+        </w:numPr>
+        <w:spacing w:line="360" w:lineRule="auto"/>
+        <w:rPr>
+          <w:b/>
+          <w:bCs/>
+          <w:sz w:val="28"/>
+          <w:szCs w:val="28"/>
+        </w:rPr>
+      </w:pPr>
+      <w:r>
+        <w:t>Max and Min Players per slot</w:t>
       </w:r>
     </w:p>
     <w:p>
@@ -2476,10 +2797,31 @@
         <w:rPr>
           <w:b/>
           <w:bCs/>
-        </w:rPr>
-      </w:pPr>
-      <w:r>
-        <w:t>All User can view posts in reverse chronological order</w:t>
+          <w:sz w:val="28"/>
+          <w:szCs w:val="28"/>
+        </w:rPr>
+      </w:pPr>
+      <w:r>
+        <w:t>System shall generate daily slot automatically</w:t>
+      </w:r>
+    </w:p>
+    <w:p>
+      <w:pPr>
+        <w:pStyle w:val="NormalWeb"/>
+        <w:numPr>
+          <w:ilvl w:val="2"/>
+          <w:numId w:val="1"/>
+        </w:numPr>
+        <w:spacing w:line="360" w:lineRule="auto"/>
+        <w:rPr>
+          <w:b/>
+          <w:bCs/>
+          <w:sz w:val="28"/>
+          <w:szCs w:val="28"/>
+        </w:rPr>
+      </w:pPr>
+      <w:r>
+        <w:t>Booking rules</w:t>
       </w:r>
     </w:p>
     <w:p>
@@ -2493,13 +2835,281 @@
         <w:rPr>
           <w:b/>
           <w:bCs/>
-        </w:rPr>
-      </w:pPr>
-      <w:r>
-        <w:t>Users can like and comment on post</w:t>
-      </w:r>
-      <w:r>
-        <w:t>s.</w:t>
+          <w:sz w:val="28"/>
+          <w:szCs w:val="28"/>
+        </w:rPr>
+      </w:pPr>
+      <w:r>
+        <w:t xml:space="preserve">Employee can request slots for game </w:t>
+      </w:r>
+    </w:p>
+    <w:p>
+      <w:pPr>
+        <w:pStyle w:val="NormalWeb"/>
+        <w:numPr>
+          <w:ilvl w:val="3"/>
+          <w:numId w:val="1"/>
+        </w:numPr>
+        <w:spacing w:line="360" w:lineRule="auto"/>
+        <w:rPr>
+          <w:b/>
+          <w:bCs/>
+          <w:sz w:val="28"/>
+          <w:szCs w:val="28"/>
+        </w:rPr>
+      </w:pPr>
+      <w:r>
+        <w:t>One active booking per employee per day</w:t>
+      </w:r>
+    </w:p>
+    <w:p>
+      <w:pPr>
+        <w:pStyle w:val="NormalWeb"/>
+        <w:numPr>
+          <w:ilvl w:val="3"/>
+          <w:numId w:val="1"/>
+        </w:numPr>
+        <w:spacing w:line="360" w:lineRule="auto"/>
+        <w:rPr>
+          <w:b/>
+          <w:bCs/>
+          <w:sz w:val="28"/>
+          <w:szCs w:val="28"/>
+        </w:rPr>
+      </w:pPr>
+      <w:r>
+        <w:t>Fair scheduling shall be enforced.</w:t>
+      </w:r>
+    </w:p>
+    <w:p>
+      <w:pPr>
+        <w:pStyle w:val="NormalWeb"/>
+        <w:numPr>
+          <w:ilvl w:val="3"/>
+          <w:numId w:val="1"/>
+        </w:numPr>
+        <w:spacing w:line="360" w:lineRule="auto"/>
+        <w:rPr>
+          <w:b/>
+          <w:bCs/>
+          <w:sz w:val="28"/>
+          <w:szCs w:val="28"/>
+        </w:rPr>
+      </w:pPr>
+      <w:r>
+        <w:t>Cancellation shall assign next eligible player.</w:t>
+      </w:r>
+    </w:p>
+    <w:p>
+      <w:pPr>
+        <w:pStyle w:val="NormalWeb"/>
+        <w:numPr>
+          <w:ilvl w:val="1"/>
+          <w:numId w:val="1"/>
+        </w:numPr>
+        <w:spacing w:line="360" w:lineRule="auto"/>
+        <w:rPr>
+          <w:b/>
+          <w:bCs/>
+          <w:sz w:val="28"/>
+          <w:szCs w:val="28"/>
+        </w:rPr>
+      </w:pPr>
+      <w:r>
+        <w:rPr>
+          <w:b/>
+          <w:bCs/>
+          <w:sz w:val="28"/>
+          <w:szCs w:val="28"/>
+        </w:rPr>
+        <w:t>Organization Chart Module</w:t>
+      </w:r>
+    </w:p>
+    <w:p>
+      <w:pPr>
+        <w:pStyle w:val="NormalWeb"/>
+        <w:numPr>
+          <w:ilvl w:val="3"/>
+          <w:numId w:val="1"/>
+        </w:numPr>
+        <w:spacing w:line="360" w:lineRule="auto"/>
+        <w:rPr>
+          <w:b/>
+          <w:bCs/>
+          <w:sz w:val="28"/>
+          <w:szCs w:val="28"/>
+        </w:rPr>
+      </w:pPr>
+      <w:r>
+        <w:rPr>
+          <w:sz w:val="28"/>
+          <w:szCs w:val="28"/>
+        </w:rPr>
+        <w:lastRenderedPageBreak/>
+        <w:t>The system shall display the managerial chain of an employee</w:t>
+      </w:r>
+    </w:p>
+    <w:p>
+      <w:pPr>
+        <w:pStyle w:val="NormalWeb"/>
+        <w:numPr>
+          <w:ilvl w:val="3"/>
+          <w:numId w:val="1"/>
+        </w:numPr>
+        <w:spacing w:line="360" w:lineRule="auto"/>
+        <w:rPr>
+          <w:b/>
+          <w:bCs/>
+          <w:sz w:val="28"/>
+          <w:szCs w:val="28"/>
+        </w:rPr>
+      </w:pPr>
+      <w:r>
+        <w:rPr>
+          <w:sz w:val="28"/>
+          <w:szCs w:val="28"/>
+        </w:rPr>
+        <w:t>The system shall show one level of direct reports</w:t>
+      </w:r>
+    </w:p>
+    <w:p>
+      <w:pPr>
+        <w:pStyle w:val="NormalWeb"/>
+        <w:numPr>
+          <w:ilvl w:val="3"/>
+          <w:numId w:val="1"/>
+        </w:numPr>
+        <w:spacing w:line="360" w:lineRule="auto"/>
+        <w:rPr>
+          <w:b/>
+          <w:bCs/>
+          <w:sz w:val="28"/>
+          <w:szCs w:val="28"/>
+        </w:rPr>
+      </w:pPr>
+      <w:r>
+        <w:rPr>
+          <w:sz w:val="28"/>
+          <w:szCs w:val="28"/>
+        </w:rPr>
+        <w:t>Each node shall display:</w:t>
+      </w:r>
+    </w:p>
+    <w:p>
+      <w:pPr>
+        <w:pStyle w:val="NormalWeb"/>
+        <w:numPr>
+          <w:ilvl w:val="4"/>
+          <w:numId w:val="1"/>
+        </w:numPr>
+        <w:spacing w:line="360" w:lineRule="auto"/>
+        <w:rPr>
+          <w:b/>
+          <w:bCs/>
+          <w:sz w:val="28"/>
+          <w:szCs w:val="28"/>
+        </w:rPr>
+      </w:pPr>
+      <w:r>
+        <w:rPr>
+          <w:sz w:val="28"/>
+          <w:szCs w:val="28"/>
+        </w:rPr>
+        <w:t>Name</w:t>
+      </w:r>
+    </w:p>
+    <w:p>
+      <w:pPr>
+        <w:pStyle w:val="NormalWeb"/>
+        <w:numPr>
+          <w:ilvl w:val="4"/>
+          <w:numId w:val="1"/>
+        </w:numPr>
+        <w:spacing w:line="360" w:lineRule="auto"/>
+        <w:rPr>
+          <w:b/>
+          <w:bCs/>
+          <w:sz w:val="28"/>
+          <w:szCs w:val="28"/>
+        </w:rPr>
+      </w:pPr>
+      <w:r>
+        <w:rPr>
+          <w:sz w:val="28"/>
+          <w:szCs w:val="28"/>
+        </w:rPr>
+        <w:t>Designation</w:t>
+      </w:r>
+    </w:p>
+    <w:p>
+      <w:pPr>
+        <w:pStyle w:val="NormalWeb"/>
+        <w:numPr>
+          <w:ilvl w:val="4"/>
+          <w:numId w:val="1"/>
+        </w:numPr>
+        <w:spacing w:line="360" w:lineRule="auto"/>
+        <w:rPr>
+          <w:b/>
+          <w:bCs/>
+          <w:sz w:val="28"/>
+          <w:szCs w:val="28"/>
+        </w:rPr>
+      </w:pPr>
+      <w:r>
+        <w:rPr>
+          <w:sz w:val="28"/>
+          <w:szCs w:val="28"/>
+        </w:rPr>
+        <w:t>Profile image</w:t>
+      </w:r>
+    </w:p>
+    <w:p>
+      <w:pPr>
+        <w:pStyle w:val="NormalWeb"/>
+        <w:numPr>
+          <w:ilvl w:val="3"/>
+          <w:numId w:val="1"/>
+        </w:numPr>
+        <w:spacing w:line="360" w:lineRule="auto"/>
+        <w:rPr>
+          <w:b/>
+          <w:bCs/>
+          <w:sz w:val="28"/>
+          <w:szCs w:val="28"/>
+        </w:rPr>
+      </w:pPr>
+      <w:r>
+        <w:rPr>
+          <w:sz w:val="28"/>
+          <w:szCs w:val="28"/>
+        </w:rPr>
+        <w:t>Clicking a node reloads the organization chart for that employee</w:t>
+      </w:r>
+    </w:p>
+    <w:p>
+      <w:pPr>
+        <w:pStyle w:val="NormalWeb"/>
+        <w:numPr>
+          <w:ilvl w:val="1"/>
+          <w:numId w:val="1"/>
+        </w:numPr>
+        <w:spacing w:line="360" w:lineRule="auto"/>
+        <w:rPr>
+          <w:b/>
+          <w:bCs/>
+          <w:sz w:val="28"/>
+          <w:szCs w:val="28"/>
+        </w:rPr>
+      </w:pPr>
+      <w:r>
+        <w:rPr>
+          <w:b/>
+          <w:bCs/>
+          <w:sz w:val="28"/>
+          <w:szCs w:val="28"/>
+        </w:rPr>
+        <w:t>Job Listing, Sharing &amp; Referral Module</w:t>
       </w:r>
     </w:p>
     <w:p>
@@ -2513,14 +3123,16 @@
         <w:rPr>
           <w:b/>
           <w:bCs/>
-        </w:rPr>
-      </w:pPr>
-      <w:r>
-        <w:rPr>
-          <w:b/>
-          <w:bCs/>
-        </w:rPr>
-        <w:t>Moderation</w:t>
+          <w:sz w:val="28"/>
+          <w:szCs w:val="28"/>
+        </w:rPr>
+      </w:pPr>
+      <w:r>
+        <w:rPr>
+          <w:b/>
+          <w:bCs/>
+        </w:rPr>
+        <w:t>Job listing</w:t>
       </w:r>
     </w:p>
     <w:p>
@@ -2534,10 +3146,16 @@
         <w:rPr>
           <w:b/>
           <w:bCs/>
-        </w:rPr>
-      </w:pPr>
-      <w:r>
-        <w:t>Employee can edit/delete their posts</w:t>
+          <w:sz w:val="28"/>
+          <w:szCs w:val="28"/>
+        </w:rPr>
+      </w:pPr>
+      <w:r>
+        <w:rPr>
+          <w:sz w:val="28"/>
+          <w:szCs w:val="28"/>
+        </w:rPr>
+        <w:t>The system shall list active job openings</w:t>
       </w:r>
     </w:p>
     <w:p>
@@ -2551,10 +3169,41 @@
         <w:rPr>
           <w:b/>
           <w:bCs/>
-        </w:rPr>
-      </w:pPr>
-      <w:r>
-        <w:t>HR can delete inappropriate posts.</w:t>
+          <w:sz w:val="28"/>
+          <w:szCs w:val="28"/>
+        </w:rPr>
+      </w:pPr>
+      <w:r>
+        <w:rPr>
+          <w:sz w:val="28"/>
+          <w:szCs w:val="28"/>
+        </w:rPr>
+        <w:t>Employee can browse job details</w:t>
+      </w:r>
+    </w:p>
+    <w:p>
+      <w:pPr>
+        <w:pStyle w:val="NormalWeb"/>
+        <w:numPr>
+          <w:ilvl w:val="2"/>
+          <w:numId w:val="1"/>
+        </w:numPr>
+        <w:spacing w:line="360" w:lineRule="auto"/>
+        <w:rPr>
+          <w:b/>
+          <w:bCs/>
+          <w:sz w:val="28"/>
+          <w:szCs w:val="28"/>
+        </w:rPr>
+      </w:pPr>
+      <w:r>
+        <w:rPr>
+          <w:b/>
+          <w:bCs/>
+          <w:sz w:val="28"/>
+          <w:szCs w:val="28"/>
+        </w:rPr>
+        <w:t>Job Sharing:</w:t>
       </w:r>
     </w:p>
     <w:p>
@@ -2568,10 +3217,69 @@
         <w:rPr>
           <w:b/>
           <w:bCs/>
-        </w:rPr>
-      </w:pPr>
-      <w:r>
-        <w:t>System shall send a warning email on HR moderation</w:t>
+          <w:sz w:val="28"/>
+          <w:szCs w:val="28"/>
+        </w:rPr>
+      </w:pPr>
+      <w:r>
+        <w:rPr>
+          <w:sz w:val="28"/>
+          <w:szCs w:val="28"/>
+        </w:rPr>
+        <w:t xml:space="preserve">Employee can share job via </w:t>
+      </w:r>
+      <w:r>
+        <w:rPr>
+          <w:sz w:val="28"/>
+          <w:szCs w:val="28"/>
+        </w:rPr>
+        <w:t>email</w:t>
+      </w:r>
+    </w:p>
+    <w:p>
+      <w:pPr>
+        <w:pStyle w:val="NormalWeb"/>
+        <w:numPr>
+          <w:ilvl w:val="3"/>
+          <w:numId w:val="1"/>
+        </w:numPr>
+        <w:spacing w:line="360" w:lineRule="auto"/>
+        <w:rPr>
+          <w:b/>
+          <w:bCs/>
+          <w:sz w:val="28"/>
+          <w:szCs w:val="28"/>
+        </w:rPr>
+      </w:pPr>
+      <w:r>
+        <w:rPr>
+          <w:sz w:val="28"/>
+          <w:szCs w:val="28"/>
+        </w:rPr>
+        <w:t>The system shall attach the job description document</w:t>
+      </w:r>
+    </w:p>
+    <w:p>
+      <w:pPr>
+        <w:pStyle w:val="NormalWeb"/>
+        <w:numPr>
+          <w:ilvl w:val="3"/>
+          <w:numId w:val="1"/>
+        </w:numPr>
+        <w:spacing w:line="360" w:lineRule="auto"/>
+        <w:rPr>
+          <w:b/>
+          <w:bCs/>
+          <w:sz w:val="28"/>
+          <w:szCs w:val="28"/>
+        </w:rPr>
+      </w:pPr>
+      <w:r>
+        <w:rPr>
+          <w:sz w:val="28"/>
+          <w:szCs w:val="28"/>
+        </w:rPr>
+        <w:t xml:space="preserve">Sharing activity shall be logged </w:t>
       </w:r>
     </w:p>
     <w:p>
@@ -2585,14 +3293,18 @@
         <w:rPr>
           <w:b/>
           <w:bCs/>
-        </w:rPr>
-      </w:pPr>
-      <w:r>
-        <w:rPr>
-          <w:b/>
-          <w:bCs/>
-        </w:rPr>
-        <w:t>Birthday &amp; Anniversaries</w:t>
+          <w:sz w:val="28"/>
+          <w:szCs w:val="28"/>
+        </w:rPr>
+      </w:pPr>
+      <w:r>
+        <w:rPr>
+          <w:b/>
+          <w:bCs/>
+          <w:sz w:val="28"/>
+          <w:szCs w:val="28"/>
+        </w:rPr>
+        <w:t>Job sharing</w:t>
       </w:r>
     </w:p>
     <w:p>
@@ -2606,10 +3318,16 @@
         <w:rPr>
           <w:b/>
           <w:bCs/>
-        </w:rPr>
-      </w:pPr>
-      <w:r>
-        <w:t>The system shall auto-generate system posts for:</w:t>
+          <w:sz w:val="28"/>
+          <w:szCs w:val="28"/>
+        </w:rPr>
+      </w:pPr>
+      <w:r>
+        <w:rPr>
+          <w:sz w:val="28"/>
+          <w:szCs w:val="28"/>
+        </w:rPr>
+        <w:t>Employee can refer friends with:</w:t>
       </w:r>
     </w:p>
     <w:p>
@@ -2623,10 +3341,16 @@
         <w:rPr>
           <w:b/>
           <w:bCs/>
-        </w:rPr>
-      </w:pPr>
-      <w:r>
-        <w:t>Employee Birthday</w:t>
+          <w:sz w:val="28"/>
+          <w:szCs w:val="28"/>
+        </w:rPr>
+      </w:pPr>
+      <w:r>
+        <w:rPr>
+          <w:sz w:val="28"/>
+          <w:szCs w:val="28"/>
+        </w:rPr>
+        <w:t>Name</w:t>
       </w:r>
     </w:p>
     <w:p>
@@ -2640,10 +3364,62 @@
         <w:rPr>
           <w:b/>
           <w:bCs/>
-        </w:rPr>
-      </w:pPr>
-      <w:r>
-        <w:t>Work Anniversaries</w:t>
+          <w:sz w:val="28"/>
+          <w:szCs w:val="28"/>
+        </w:rPr>
+      </w:pPr>
+      <w:r>
+        <w:rPr>
+          <w:sz w:val="28"/>
+          <w:szCs w:val="28"/>
+        </w:rPr>
+        <w:t>Email</w:t>
+      </w:r>
+    </w:p>
+    <w:p>
+      <w:pPr>
+        <w:pStyle w:val="NormalWeb"/>
+        <w:numPr>
+          <w:ilvl w:val="4"/>
+          <w:numId w:val="1"/>
+        </w:numPr>
+        <w:spacing w:line="360" w:lineRule="auto"/>
+        <w:rPr>
+          <w:b/>
+          <w:bCs/>
+          <w:sz w:val="28"/>
+          <w:szCs w:val="28"/>
+        </w:rPr>
+      </w:pPr>
+      <w:r>
+        <w:rPr>
+          <w:sz w:val="28"/>
+          <w:szCs w:val="28"/>
+        </w:rPr>
+        <w:t>CV</w:t>
+      </w:r>
+    </w:p>
+    <w:p>
+      <w:pPr>
+        <w:pStyle w:val="NormalWeb"/>
+        <w:numPr>
+          <w:ilvl w:val="4"/>
+          <w:numId w:val="1"/>
+        </w:numPr>
+        <w:spacing w:line="360" w:lineRule="auto"/>
+        <w:rPr>
+          <w:b/>
+          <w:bCs/>
+          <w:sz w:val="28"/>
+          <w:szCs w:val="28"/>
+        </w:rPr>
+      </w:pPr>
+      <w:r>
+        <w:rPr>
+          <w:sz w:val="28"/>
+          <w:szCs w:val="28"/>
+        </w:rPr>
+        <w:t>Note</w:t>
       </w:r>
     </w:p>
     <w:p>
@@ -2657,10 +3433,119 @@
         <w:rPr>
           <w:b/>
           <w:bCs/>
-        </w:rPr>
-      </w:pPr>
-      <w:r>
-        <w:t>Auto-generate system posts shall be visible to all users</w:t>
+          <w:sz w:val="28"/>
+          <w:szCs w:val="28"/>
+        </w:rPr>
+      </w:pPr>
+      <w:r>
+        <w:rPr>
+          <w:sz w:val="28"/>
+          <w:szCs w:val="28"/>
+        </w:rPr>
+        <w:t>The system shall email:</w:t>
+      </w:r>
+    </w:p>
+    <w:p>
+      <w:pPr>
+        <w:pStyle w:val="NormalWeb"/>
+        <w:numPr>
+          <w:ilvl w:val="4"/>
+          <w:numId w:val="1"/>
+        </w:numPr>
+        <w:spacing w:line="360" w:lineRule="auto"/>
+        <w:rPr>
+          <w:b/>
+          <w:bCs/>
+          <w:sz w:val="28"/>
+          <w:szCs w:val="28"/>
+        </w:rPr>
+      </w:pPr>
+      <w:r>
+        <w:rPr>
+          <w:sz w:val="28"/>
+          <w:szCs w:val="28"/>
+        </w:rPr>
+        <w:t>HR owner</w:t>
+      </w:r>
+    </w:p>
+    <w:p>
+      <w:pPr>
+        <w:pStyle w:val="NormalWeb"/>
+        <w:numPr>
+          <w:ilvl w:val="4"/>
+          <w:numId w:val="1"/>
+        </w:numPr>
+        <w:spacing w:line="360" w:lineRule="auto"/>
+        <w:rPr>
+          <w:b/>
+          <w:bCs/>
+          <w:sz w:val="28"/>
+          <w:szCs w:val="28"/>
+        </w:rPr>
+      </w:pPr>
+      <w:r>
+        <w:rPr>
+          <w:sz w:val="28"/>
+          <w:szCs w:val="28"/>
+        </w:rPr>
+        <w:t>Configured reviewers</w:t>
+      </w:r>
+    </w:p>
+    <w:p>
+      <w:pPr>
+        <w:pStyle w:val="NormalWeb"/>
+        <w:numPr>
+          <w:ilvl w:val="3"/>
+          <w:numId w:val="1"/>
+        </w:numPr>
+        <w:spacing w:line="360" w:lineRule="auto"/>
+        <w:rPr>
+          <w:b/>
+          <w:bCs/>
+          <w:sz w:val="28"/>
+          <w:szCs w:val="28"/>
+        </w:rPr>
+      </w:pPr>
+      <w:r>
+        <w:rPr>
+          <w:sz w:val="28"/>
+          <w:szCs w:val="28"/>
+        </w:rPr>
+        <w:t xml:space="preserve">Referral status shall be tracked </w:t>
+      </w:r>
+    </w:p>
+    <w:p>
+      <w:pPr>
+        <w:pStyle w:val="NormalWeb"/>
+        <w:numPr>
+          <w:ilvl w:val="0"/>
+          <w:numId w:val="1"/>
+        </w:numPr>
+        <w:spacing w:line="360" w:lineRule="auto"/>
+        <w:rPr>
+          <w:b/>
+          <w:bCs/>
+          <w:sz w:val="28"/>
+          <w:szCs w:val="28"/>
+        </w:rPr>
+      </w:pPr>
+      <w:r>
+        <w:rPr>
+          <w:b/>
+          <w:bCs/>
+          <w:sz w:val="28"/>
+          <w:szCs w:val="28"/>
+        </w:rPr>
+        <w:t>Non-Functional Requirements</w:t>
+      </w:r>
+      <w:r>
+        <w:rPr>
+          <w:b/>
+          <w:bCs/>
+          <w:sz w:val="28"/>
+          <w:szCs w:val="28"/>
+        </w:rPr>
+        <w:t>:</w:t>
       </w:r>
     </w:p>
     <w:p>
@@ -2685,30 +3570,8 @@
           <w:sz w:val="28"/>
           <w:szCs w:val="28"/>
         </w:rPr>
-        <w:t>Game Scheduling Module</w:t>
-      </w:r>
-    </w:p>
-    <w:p>
-      <w:pPr>
-        <w:pStyle w:val="NormalWeb"/>
-        <w:numPr>
-          <w:ilvl w:val="2"/>
-          <w:numId w:val="1"/>
-        </w:numPr>
-        <w:spacing w:line="360" w:lineRule="auto"/>
-        <w:rPr>
-          <w:b/>
-          <w:bCs/>
-          <w:sz w:val="28"/>
-          <w:szCs w:val="28"/>
-        </w:rPr>
-      </w:pPr>
-      <w:r>
-        <w:rPr>
-          <w:b/>
-          <w:bCs/>
-        </w:rPr>
-        <w:t>Configuration</w:t>
+        <w:lastRenderedPageBreak/>
+        <w:t>Accessibility</w:t>
       </w:r>
     </w:p>
     <w:p>
@@ -2720,71 +3583,16 @@
         </w:numPr>
         <w:spacing w:line="360" w:lineRule="auto"/>
         <w:rPr>
-          <w:b/>
-          <w:bCs/>
-          <w:sz w:val="28"/>
-          <w:szCs w:val="28"/>
-        </w:rPr>
-      </w:pPr>
-      <w:r>
-        <w:t>HR/Admin can configure:</w:t>
-      </w:r>
-    </w:p>
-    <w:p>
-      <w:pPr>
-        <w:pStyle w:val="NormalWeb"/>
-        <w:numPr>
-          <w:ilvl w:val="4"/>
-          <w:numId w:val="1"/>
-        </w:numPr>
-        <w:spacing w:line="360" w:lineRule="auto"/>
-        <w:rPr>
-          <w:b/>
-          <w:bCs/>
-          <w:sz w:val="28"/>
-          <w:szCs w:val="28"/>
-        </w:rPr>
-      </w:pPr>
-      <w:r>
-        <w:t>Operating Hours</w:t>
-      </w:r>
-    </w:p>
-    <w:p>
-      <w:pPr>
-        <w:pStyle w:val="NormalWeb"/>
-        <w:numPr>
-          <w:ilvl w:val="4"/>
-          <w:numId w:val="1"/>
-        </w:numPr>
-        <w:spacing w:line="360" w:lineRule="auto"/>
-        <w:rPr>
-          <w:b/>
-          <w:bCs/>
-          <w:sz w:val="28"/>
-          <w:szCs w:val="28"/>
-        </w:rPr>
-      </w:pPr>
-      <w:r>
-        <w:t>Slot Durations</w:t>
-      </w:r>
-    </w:p>
-    <w:p>
-      <w:pPr>
-        <w:pStyle w:val="NormalWeb"/>
-        <w:numPr>
-          <w:ilvl w:val="4"/>
-          <w:numId w:val="1"/>
-        </w:numPr>
-        <w:spacing w:line="360" w:lineRule="auto"/>
-        <w:rPr>
-          <w:b/>
-          <w:bCs/>
-          <w:sz w:val="28"/>
-          <w:szCs w:val="28"/>
-        </w:rPr>
-      </w:pPr>
-      <w:r>
-        <w:t>Max and Min Players per slot</w:t>
+          <w:sz w:val="28"/>
+          <w:szCs w:val="28"/>
+        </w:rPr>
+      </w:pPr>
+      <w:r>
+        <w:rPr>
+          <w:sz w:val="28"/>
+          <w:szCs w:val="28"/>
+        </w:rPr>
+        <w:t>The system shall be accessible via modern web browsers.</w:t>
       </w:r>
     </w:p>
     <w:p>
@@ -2796,33 +3604,37 @@
         </w:numPr>
         <w:spacing w:line="360" w:lineRule="auto"/>
         <w:rPr>
-          <w:b/>
-          <w:bCs/>
-          <w:sz w:val="28"/>
-          <w:szCs w:val="28"/>
-        </w:rPr>
-      </w:pPr>
-      <w:r>
-        <w:t>System shall generate daily slot automatically</w:t>
-      </w:r>
-    </w:p>
-    <w:p>
-      <w:pPr>
-        <w:pStyle w:val="NormalWeb"/>
-        <w:numPr>
-          <w:ilvl w:val="2"/>
-          <w:numId w:val="1"/>
-        </w:numPr>
-        <w:spacing w:line="360" w:lineRule="auto"/>
-        <w:rPr>
-          <w:b/>
-          <w:bCs/>
-          <w:sz w:val="28"/>
-          <w:szCs w:val="28"/>
-        </w:rPr>
-      </w:pPr>
-      <w:r>
-        <w:t>Booking rules</w:t>
+          <w:sz w:val="28"/>
+          <w:szCs w:val="28"/>
+        </w:rPr>
+      </w:pPr>
+      <w:r>
+        <w:rPr>
+          <w:sz w:val="28"/>
+          <w:szCs w:val="28"/>
+        </w:rPr>
+        <w:t>UI shall be responsive across devices.</w:t>
+      </w:r>
+    </w:p>
+    <w:p>
+      <w:pPr>
+        <w:pStyle w:val="NormalWeb"/>
+        <w:numPr>
+          <w:ilvl w:val="1"/>
+          <w:numId w:val="1"/>
+        </w:numPr>
+        <w:spacing w:line="360" w:lineRule="auto"/>
+        <w:rPr>
+          <w:sz w:val="28"/>
+          <w:szCs w:val="28"/>
+        </w:rPr>
+      </w:pPr>
+      <w:r>
+        <w:rPr>
+          <w:sz w:val="28"/>
+          <w:szCs w:val="28"/>
+        </w:rPr>
+        <w:t>Availability</w:t>
       </w:r>
     </w:p>
     <w:p>
@@ -2834,14 +3646,16 @@
         </w:numPr>
         <w:spacing w:line="360" w:lineRule="auto"/>
         <w:rPr>
-          <w:b/>
-          <w:bCs/>
-          <w:sz w:val="28"/>
-          <w:szCs w:val="28"/>
-        </w:rPr>
-      </w:pPr>
-      <w:r>
-        <w:t xml:space="preserve">Employee can request slots for game </w:t>
+          <w:sz w:val="28"/>
+          <w:szCs w:val="28"/>
+        </w:rPr>
+      </w:pPr>
+      <w:r>
+        <w:rPr>
+          <w:sz w:val="28"/>
+          <w:szCs w:val="28"/>
+        </w:rPr>
+        <w:t>The system shall be available 24×7 except maintenance.</w:t>
       </w:r>
     </w:p>
     <w:p>
@@ -2853,14 +3667,37 @@
         </w:numPr>
         <w:spacing w:line="360" w:lineRule="auto"/>
         <w:rPr>
-          <w:b/>
-          <w:bCs/>
-          <w:sz w:val="28"/>
-          <w:szCs w:val="28"/>
-        </w:rPr>
-      </w:pPr>
-      <w:r>
-        <w:t>One active booking per employee per day</w:t>
+          <w:sz w:val="28"/>
+          <w:szCs w:val="28"/>
+        </w:rPr>
+      </w:pPr>
+      <w:r>
+        <w:rPr>
+          <w:sz w:val="28"/>
+          <w:szCs w:val="28"/>
+        </w:rPr>
+        <w:t>Concurrent users shall be supported.</w:t>
+      </w:r>
+    </w:p>
+    <w:p>
+      <w:pPr>
+        <w:pStyle w:val="NormalWeb"/>
+        <w:numPr>
+          <w:ilvl w:val="1"/>
+          <w:numId w:val="1"/>
+        </w:numPr>
+        <w:spacing w:line="360" w:lineRule="auto"/>
+        <w:rPr>
+          <w:sz w:val="28"/>
+          <w:szCs w:val="28"/>
+        </w:rPr>
+      </w:pPr>
+      <w:r>
+        <w:rPr>
+          <w:sz w:val="28"/>
+          <w:szCs w:val="28"/>
+        </w:rPr>
+        <w:t>Performance</w:t>
       </w:r>
     </w:p>
     <w:p>
@@ -2872,14 +3709,16 @@
         </w:numPr>
         <w:spacing w:line="360" w:lineRule="auto"/>
         <w:rPr>
-          <w:b/>
-          <w:bCs/>
-          <w:sz w:val="28"/>
-          <w:szCs w:val="28"/>
-        </w:rPr>
-      </w:pPr>
-      <w:r>
-        <w:t>Fair scheduling shall be enforced.</w:t>
+          <w:sz w:val="28"/>
+          <w:szCs w:val="28"/>
+        </w:rPr>
+      </w:pPr>
+      <w:r>
+        <w:rPr>
+          <w:sz w:val="28"/>
+          <w:szCs w:val="28"/>
+        </w:rPr>
+        <w:t>Frequently accessed data shall be optimized.</w:t>
       </w:r>
     </w:p>
     <w:p>
@@ -2891,14 +3730,16 @@
         </w:numPr>
         <w:spacing w:line="360" w:lineRule="auto"/>
         <w:rPr>
-          <w:b/>
-          <w:bCs/>
-          <w:sz w:val="28"/>
-          <w:szCs w:val="28"/>
-        </w:rPr>
-      </w:pPr>
-      <w:r>
-        <w:t>Cancellation shall assign next eligible player.</w:t>
+          <w:sz w:val="28"/>
+          <w:szCs w:val="28"/>
+        </w:rPr>
+      </w:pPr>
+      <w:r>
+        <w:rPr>
+          <w:sz w:val="28"/>
+          <w:szCs w:val="28"/>
+        </w:rPr>
+        <w:t>API responses shall be efficient.</w:t>
       </w:r>
     </w:p>
     <w:p>
@@ -2910,21 +3751,23 @@
         </w:numPr>
         <w:spacing w:line="360" w:lineRule="auto"/>
         <w:rPr>
-          <w:b/>
-          <w:bCs/>
-          <w:sz w:val="28"/>
-          <w:szCs w:val="28"/>
-        </w:rPr>
-      </w:pPr>
-      <w:r>
-        <w:rPr>
-          <w:b/>
-          <w:bCs/>
-          <w:sz w:val="28"/>
-          <w:szCs w:val="28"/>
-        </w:rPr>
-        <w:lastRenderedPageBreak/>
-        <w:t>Organization Chart Module</w:t>
+          <w:sz w:val="28"/>
+          <w:szCs w:val="28"/>
+        </w:rPr>
+      </w:pPr>
+      <w:r>
+        <w:rPr>
+          <w:sz w:val="28"/>
+          <w:szCs w:val="28"/>
+        </w:rPr>
+        <w:t>Security</w:t>
+      </w:r>
+      <w:r>
+        <w:rPr>
+          <w:sz w:val="28"/>
+          <w:szCs w:val="28"/>
+        </w:rPr>
+        <w:tab/>
       </w:r>
     </w:p>
     <w:p>
@@ -2936,18 +3779,16 @@
         </w:numPr>
         <w:spacing w:line="360" w:lineRule="auto"/>
         <w:rPr>
-          <w:b/>
-          <w:bCs/>
-          <w:sz w:val="28"/>
-          <w:szCs w:val="28"/>
-        </w:rPr>
-      </w:pPr>
-      <w:r>
-        <w:rPr>
-          <w:sz w:val="28"/>
-          <w:szCs w:val="28"/>
-        </w:rPr>
-        <w:t>The system shall display the managerial chain of an employee</w:t>
+          <w:sz w:val="28"/>
+          <w:szCs w:val="28"/>
+        </w:rPr>
+      </w:pPr>
+      <w:r>
+        <w:rPr>
+          <w:sz w:val="28"/>
+          <w:szCs w:val="28"/>
+        </w:rPr>
+        <w:t>JWT-based authentication shall be enforced.</w:t>
       </w:r>
     </w:p>
     <w:p>
@@ -2959,18 +3800,16 @@
         </w:numPr>
         <w:spacing w:line="360" w:lineRule="auto"/>
         <w:rPr>
-          <w:b/>
-          <w:bCs/>
-          <w:sz w:val="28"/>
-          <w:szCs w:val="28"/>
-        </w:rPr>
-      </w:pPr>
-      <w:r>
-        <w:rPr>
-          <w:sz w:val="28"/>
-          <w:szCs w:val="28"/>
-        </w:rPr>
-        <w:t>The system shall show one level of direct reports</w:t>
+          <w:sz w:val="28"/>
+          <w:szCs w:val="28"/>
+        </w:rPr>
+      </w:pPr>
+      <w:r>
+        <w:rPr>
+          <w:sz w:val="28"/>
+          <w:szCs w:val="28"/>
+        </w:rPr>
+        <w:t>Role-based authorization shall be applied.</w:t>
       </w:r>
     </w:p>
     <w:p>
@@ -2982,87 +3821,37 @@
         </w:numPr>
         <w:spacing w:line="360" w:lineRule="auto"/>
         <w:rPr>
-          <w:b/>
-          <w:bCs/>
-          <w:sz w:val="28"/>
-          <w:szCs w:val="28"/>
-        </w:rPr>
-      </w:pPr>
-      <w:r>
-        <w:rPr>
-          <w:sz w:val="28"/>
-          <w:szCs w:val="28"/>
-        </w:rPr>
-        <w:t>Each node shall display:</w:t>
-      </w:r>
-    </w:p>
-    <w:p>
-      <w:pPr>
-        <w:pStyle w:val="NormalWeb"/>
-        <w:numPr>
-          <w:ilvl w:val="4"/>
-          <w:numId w:val="1"/>
-        </w:numPr>
-        <w:spacing w:line="360" w:lineRule="auto"/>
-        <w:rPr>
-          <w:b/>
-          <w:bCs/>
-          <w:sz w:val="28"/>
-          <w:szCs w:val="28"/>
-        </w:rPr>
-      </w:pPr>
-      <w:r>
-        <w:rPr>
-          <w:sz w:val="28"/>
-          <w:szCs w:val="28"/>
-        </w:rPr>
-        <w:t>Name</w:t>
-      </w:r>
-    </w:p>
-    <w:p>
-      <w:pPr>
-        <w:pStyle w:val="NormalWeb"/>
-        <w:numPr>
-          <w:ilvl w:val="4"/>
-          <w:numId w:val="1"/>
-        </w:numPr>
-        <w:spacing w:line="360" w:lineRule="auto"/>
-        <w:rPr>
-          <w:b/>
-          <w:bCs/>
-          <w:sz w:val="28"/>
-          <w:szCs w:val="28"/>
-        </w:rPr>
-      </w:pPr>
-      <w:r>
-        <w:rPr>
-          <w:sz w:val="28"/>
-          <w:szCs w:val="28"/>
-        </w:rPr>
-        <w:t>Designation</w:t>
-      </w:r>
-    </w:p>
-    <w:p>
-      <w:pPr>
-        <w:pStyle w:val="NormalWeb"/>
-        <w:numPr>
-          <w:ilvl w:val="4"/>
-          <w:numId w:val="1"/>
-        </w:numPr>
-        <w:spacing w:line="360" w:lineRule="auto"/>
-        <w:rPr>
-          <w:b/>
-          <w:bCs/>
-          <w:sz w:val="28"/>
-          <w:szCs w:val="28"/>
-        </w:rPr>
-      </w:pPr>
-      <w:r>
-        <w:rPr>
-          <w:sz w:val="28"/>
-          <w:szCs w:val="28"/>
-        </w:rPr>
-        <w:t>Profile image</w:t>
+          <w:sz w:val="28"/>
+          <w:szCs w:val="28"/>
+        </w:rPr>
+      </w:pPr>
+      <w:r>
+        <w:rPr>
+          <w:sz w:val="28"/>
+          <w:szCs w:val="28"/>
+        </w:rPr>
+        <w:t>File uploads shall be validated.</w:t>
+      </w:r>
+    </w:p>
+    <w:p>
+      <w:pPr>
+        <w:pStyle w:val="NormalWeb"/>
+        <w:numPr>
+          <w:ilvl w:val="1"/>
+          <w:numId w:val="1"/>
+        </w:numPr>
+        <w:spacing w:line="360" w:lineRule="auto"/>
+        <w:rPr>
+          <w:sz w:val="28"/>
+          <w:szCs w:val="28"/>
+        </w:rPr>
+      </w:pPr>
+      <w:r>
+        <w:rPr>
+          <w:sz w:val="28"/>
+          <w:szCs w:val="28"/>
+        </w:rPr>
+        <w:t>Maintainability</w:t>
       </w:r>
     </w:p>
     <w:p>
@@ -3074,18 +3863,58 @@
         </w:numPr>
         <w:spacing w:line="360" w:lineRule="auto"/>
         <w:rPr>
-          <w:b/>
-          <w:bCs/>
-          <w:sz w:val="28"/>
-          <w:szCs w:val="28"/>
-        </w:rPr>
-      </w:pPr>
-      <w:r>
-        <w:rPr>
-          <w:sz w:val="28"/>
-          <w:szCs w:val="28"/>
-        </w:rPr>
-        <w:t>Clicking a node reloads the organization chart for that employee</w:t>
+          <w:sz w:val="28"/>
+          <w:szCs w:val="28"/>
+        </w:rPr>
+      </w:pPr>
+      <w:r>
+        <w:rPr>
+          <w:sz w:val="28"/>
+          <w:szCs w:val="28"/>
+        </w:rPr>
+        <w:t>Modular architecture shall be followed.</w:t>
+      </w:r>
+    </w:p>
+    <w:p>
+      <w:pPr>
+        <w:pStyle w:val="NormalWeb"/>
+        <w:numPr>
+          <w:ilvl w:val="3"/>
+          <w:numId w:val="1"/>
+        </w:numPr>
+        <w:spacing w:line="360" w:lineRule="auto"/>
+        <w:rPr>
+          <w:sz w:val="28"/>
+          <w:szCs w:val="28"/>
+        </w:rPr>
+      </w:pPr>
+      <w:r>
+        <w:rPr>
+          <w:sz w:val="28"/>
+          <w:szCs w:val="28"/>
+        </w:rPr>
+        <w:t>Database design shall support future expansion.</w:t>
+      </w:r>
+    </w:p>
+    <w:p>
+      <w:pPr>
+        <w:pStyle w:val="NormalWeb"/>
+        <w:numPr>
+          <w:ilvl w:val="0"/>
+          <w:numId w:val="1"/>
+        </w:numPr>
+        <w:spacing w:line="360" w:lineRule="auto"/>
+        <w:rPr>
+          <w:sz w:val="28"/>
+          <w:szCs w:val="28"/>
+        </w:rPr>
+      </w:pPr>
+      <w:r>
+        <w:rPr>
+          <w:sz w:val="28"/>
+          <w:szCs w:val="28"/>
+        </w:rPr>
+        <w:t>Other Information</w:t>
       </w:r>
     </w:p>
     <w:p>
@@ -3097,840 +3926,79 @@
         </w:numPr>
         <w:spacing w:line="360" w:lineRule="auto"/>
         <w:rPr>
-          <w:b/>
-          <w:bCs/>
-          <w:sz w:val="28"/>
-          <w:szCs w:val="28"/>
-        </w:rPr>
-      </w:pPr>
-      <w:r>
-        <w:rPr>
-          <w:b/>
-          <w:bCs/>
-          <w:sz w:val="28"/>
-          <w:szCs w:val="28"/>
-        </w:rPr>
-        <w:t>Job Listing, Sharing &amp; Referral Module</w:t>
-      </w:r>
-    </w:p>
-    <w:p>
-      <w:pPr>
-        <w:pStyle w:val="NormalWeb"/>
-        <w:numPr>
-          <w:ilvl w:val="2"/>
-          <w:numId w:val="1"/>
-        </w:numPr>
-        <w:spacing w:line="360" w:lineRule="auto"/>
-        <w:rPr>
-          <w:b/>
-          <w:bCs/>
-          <w:sz w:val="28"/>
-          <w:szCs w:val="28"/>
-        </w:rPr>
-      </w:pPr>
-      <w:r>
-        <w:rPr>
-          <w:b/>
-          <w:bCs/>
-        </w:rPr>
-        <w:t>Job listing</w:t>
-      </w:r>
-    </w:p>
-    <w:p>
-      <w:pPr>
-        <w:pStyle w:val="NormalWeb"/>
-        <w:numPr>
-          <w:ilvl w:val="3"/>
-          <w:numId w:val="1"/>
-        </w:numPr>
-        <w:spacing w:line="360" w:lineRule="auto"/>
-        <w:rPr>
-          <w:b/>
-          <w:bCs/>
-          <w:sz w:val="28"/>
-          <w:szCs w:val="28"/>
-        </w:rPr>
-      </w:pPr>
-      <w:r>
-        <w:rPr>
-          <w:sz w:val="28"/>
-          <w:szCs w:val="28"/>
-        </w:rPr>
-        <w:t>The system shall list active job openings</w:t>
-      </w:r>
-    </w:p>
-    <w:p>
-      <w:pPr>
-        <w:pStyle w:val="NormalWeb"/>
-        <w:numPr>
-          <w:ilvl w:val="3"/>
-          <w:numId w:val="1"/>
-        </w:numPr>
-        <w:spacing w:line="360" w:lineRule="auto"/>
-        <w:rPr>
-          <w:b/>
-          <w:bCs/>
-          <w:sz w:val="28"/>
-          <w:szCs w:val="28"/>
-        </w:rPr>
-      </w:pPr>
-      <w:r>
-        <w:rPr>
-          <w:sz w:val="28"/>
-          <w:szCs w:val="28"/>
-        </w:rPr>
-        <w:t>Employee can browse job details</w:t>
-      </w:r>
-    </w:p>
-    <w:p>
-      <w:pPr>
-        <w:pStyle w:val="NormalWeb"/>
-        <w:numPr>
-          <w:ilvl w:val="2"/>
-          <w:numId w:val="1"/>
-        </w:numPr>
-        <w:spacing w:line="360" w:lineRule="auto"/>
-        <w:rPr>
-          <w:b/>
-          <w:bCs/>
-          <w:sz w:val="28"/>
-          <w:szCs w:val="28"/>
-        </w:rPr>
-      </w:pPr>
-      <w:r>
-        <w:rPr>
-          <w:b/>
-          <w:bCs/>
-          <w:sz w:val="28"/>
-          <w:szCs w:val="28"/>
-        </w:rPr>
-        <w:t>Job Sharing:</w:t>
-      </w:r>
-    </w:p>
-    <w:p>
-      <w:pPr>
-        <w:pStyle w:val="NormalWeb"/>
-        <w:numPr>
-          <w:ilvl w:val="3"/>
-          <w:numId w:val="1"/>
-        </w:numPr>
-        <w:spacing w:line="360" w:lineRule="auto"/>
-        <w:rPr>
-          <w:b/>
-          <w:bCs/>
-          <w:sz w:val="28"/>
-          <w:szCs w:val="28"/>
-        </w:rPr>
-      </w:pPr>
-      <w:r>
-        <w:rPr>
-          <w:sz w:val="28"/>
-          <w:szCs w:val="28"/>
-        </w:rPr>
-        <w:t xml:space="preserve">Employee can share job via </w:t>
-      </w:r>
-      <w:r>
-        <w:rPr>
-          <w:sz w:val="28"/>
-          <w:szCs w:val="28"/>
-        </w:rPr>
-        <w:t>email</w:t>
-      </w:r>
-    </w:p>
-    <w:p>
-      <w:pPr>
-        <w:pStyle w:val="NormalWeb"/>
-        <w:numPr>
-          <w:ilvl w:val="3"/>
-          <w:numId w:val="1"/>
-        </w:numPr>
-        <w:spacing w:line="360" w:lineRule="auto"/>
-        <w:rPr>
-          <w:b/>
-          <w:bCs/>
-          <w:sz w:val="28"/>
-          <w:szCs w:val="28"/>
-        </w:rPr>
-      </w:pPr>
-      <w:r>
-        <w:rPr>
-          <w:sz w:val="28"/>
-          <w:szCs w:val="28"/>
-        </w:rPr>
-        <w:t>The system shall attach the job description document</w:t>
-      </w:r>
-    </w:p>
-    <w:p>
-      <w:pPr>
-        <w:pStyle w:val="NormalWeb"/>
-        <w:numPr>
-          <w:ilvl w:val="3"/>
-          <w:numId w:val="1"/>
-        </w:numPr>
-        <w:spacing w:line="360" w:lineRule="auto"/>
-        <w:rPr>
-          <w:b/>
-          <w:bCs/>
-          <w:sz w:val="28"/>
-          <w:szCs w:val="28"/>
-        </w:rPr>
-      </w:pPr>
-      <w:r>
-        <w:rPr>
-          <w:sz w:val="28"/>
-          <w:szCs w:val="28"/>
-        </w:rPr>
-        <w:t xml:space="preserve">Sharing activity shall be logged </w:t>
-      </w:r>
-    </w:p>
-    <w:p>
-      <w:pPr>
-        <w:pStyle w:val="NormalWeb"/>
-        <w:numPr>
-          <w:ilvl w:val="2"/>
-          <w:numId w:val="1"/>
-        </w:numPr>
-        <w:spacing w:line="360" w:lineRule="auto"/>
-        <w:rPr>
-          <w:b/>
-          <w:bCs/>
-          <w:sz w:val="28"/>
-          <w:szCs w:val="28"/>
-        </w:rPr>
-      </w:pPr>
-      <w:r>
-        <w:rPr>
-          <w:b/>
-          <w:bCs/>
-          <w:sz w:val="28"/>
-          <w:szCs w:val="28"/>
-        </w:rPr>
-        <w:t>Job sharing</w:t>
-      </w:r>
-    </w:p>
-    <w:p>
-      <w:pPr>
-        <w:pStyle w:val="NormalWeb"/>
-        <w:numPr>
-          <w:ilvl w:val="3"/>
-          <w:numId w:val="1"/>
-        </w:numPr>
-        <w:spacing w:line="360" w:lineRule="auto"/>
-        <w:rPr>
-          <w:b/>
-          <w:bCs/>
-          <w:sz w:val="28"/>
-          <w:szCs w:val="28"/>
-        </w:rPr>
-      </w:pPr>
-      <w:r>
-        <w:rPr>
-          <w:sz w:val="28"/>
-          <w:szCs w:val="28"/>
-        </w:rPr>
-        <w:t>Employee can refer friends with:</w:t>
-      </w:r>
-    </w:p>
-    <w:p>
-      <w:pPr>
-        <w:pStyle w:val="NormalWeb"/>
-        <w:numPr>
-          <w:ilvl w:val="4"/>
-          <w:numId w:val="1"/>
-        </w:numPr>
-        <w:spacing w:line="360" w:lineRule="auto"/>
-        <w:rPr>
-          <w:b/>
-          <w:bCs/>
-          <w:sz w:val="28"/>
-          <w:szCs w:val="28"/>
-        </w:rPr>
-      </w:pPr>
-      <w:r>
-        <w:rPr>
-          <w:sz w:val="28"/>
-          <w:szCs w:val="28"/>
-        </w:rPr>
-        <w:t>Name</w:t>
-      </w:r>
-    </w:p>
-    <w:p>
-      <w:pPr>
-        <w:pStyle w:val="NormalWeb"/>
-        <w:numPr>
-          <w:ilvl w:val="4"/>
-          <w:numId w:val="1"/>
-        </w:numPr>
-        <w:spacing w:line="360" w:lineRule="auto"/>
-        <w:rPr>
-          <w:b/>
-          <w:bCs/>
-          <w:sz w:val="28"/>
-          <w:szCs w:val="28"/>
-        </w:rPr>
-      </w:pPr>
-      <w:r>
-        <w:rPr>
-          <w:sz w:val="28"/>
-          <w:szCs w:val="28"/>
-        </w:rPr>
-        <w:t>Email</w:t>
-      </w:r>
-    </w:p>
-    <w:p>
-      <w:pPr>
-        <w:pStyle w:val="NormalWeb"/>
-        <w:numPr>
-          <w:ilvl w:val="4"/>
-          <w:numId w:val="1"/>
-        </w:numPr>
-        <w:spacing w:line="360" w:lineRule="auto"/>
-        <w:rPr>
-          <w:b/>
-          <w:bCs/>
-          <w:sz w:val="28"/>
-          <w:szCs w:val="28"/>
-        </w:rPr>
-      </w:pPr>
-      <w:r>
-        <w:rPr>
-          <w:sz w:val="28"/>
-          <w:szCs w:val="28"/>
-        </w:rPr>
-        <w:t>CV</w:t>
-      </w:r>
-    </w:p>
-    <w:p>
-      <w:pPr>
-        <w:pStyle w:val="NormalWeb"/>
-        <w:numPr>
-          <w:ilvl w:val="4"/>
-          <w:numId w:val="1"/>
-        </w:numPr>
-        <w:spacing w:line="360" w:lineRule="auto"/>
-        <w:rPr>
-          <w:b/>
-          <w:bCs/>
-          <w:sz w:val="28"/>
-          <w:szCs w:val="28"/>
-        </w:rPr>
-      </w:pPr>
-      <w:r>
-        <w:rPr>
-          <w:sz w:val="28"/>
-          <w:szCs w:val="28"/>
-        </w:rPr>
-        <w:t>Note</w:t>
-      </w:r>
-    </w:p>
-    <w:p>
-      <w:pPr>
-        <w:pStyle w:val="NormalWeb"/>
-        <w:numPr>
-          <w:ilvl w:val="3"/>
-          <w:numId w:val="1"/>
-        </w:numPr>
-        <w:spacing w:line="360" w:lineRule="auto"/>
-        <w:rPr>
-          <w:b/>
-          <w:bCs/>
-          <w:sz w:val="28"/>
-          <w:szCs w:val="28"/>
-        </w:rPr>
-      </w:pPr>
-      <w:r>
-        <w:rPr>
-          <w:sz w:val="28"/>
-          <w:szCs w:val="28"/>
-        </w:rPr>
-        <w:t>The system shall email:</w:t>
-      </w:r>
-    </w:p>
-    <w:p>
-      <w:pPr>
-        <w:pStyle w:val="NormalWeb"/>
-        <w:numPr>
-          <w:ilvl w:val="4"/>
-          <w:numId w:val="1"/>
-        </w:numPr>
-        <w:spacing w:line="360" w:lineRule="auto"/>
-        <w:rPr>
-          <w:b/>
-          <w:bCs/>
-          <w:sz w:val="28"/>
-          <w:szCs w:val="28"/>
-        </w:rPr>
-      </w:pPr>
-      <w:r>
-        <w:rPr>
-          <w:sz w:val="28"/>
-          <w:szCs w:val="28"/>
-        </w:rPr>
-        <w:t>HR owner</w:t>
-      </w:r>
-    </w:p>
-    <w:p>
-      <w:pPr>
-        <w:pStyle w:val="NormalWeb"/>
-        <w:numPr>
-          <w:ilvl w:val="4"/>
-          <w:numId w:val="1"/>
-        </w:numPr>
-        <w:spacing w:line="360" w:lineRule="auto"/>
-        <w:rPr>
-          <w:b/>
-          <w:bCs/>
-          <w:sz w:val="28"/>
-          <w:szCs w:val="28"/>
-        </w:rPr>
-      </w:pPr>
-      <w:r>
-        <w:rPr>
-          <w:sz w:val="28"/>
-          <w:szCs w:val="28"/>
-        </w:rPr>
-        <w:t>Configured reviewers</w:t>
-      </w:r>
-    </w:p>
-    <w:p>
-      <w:pPr>
-        <w:pStyle w:val="NormalWeb"/>
-        <w:numPr>
-          <w:ilvl w:val="3"/>
-          <w:numId w:val="1"/>
-        </w:numPr>
-        <w:spacing w:line="360" w:lineRule="auto"/>
-        <w:rPr>
-          <w:b/>
-          <w:bCs/>
-          <w:sz w:val="28"/>
-          <w:szCs w:val="28"/>
-        </w:rPr>
-      </w:pPr>
-      <w:r>
-        <w:rPr>
-          <w:sz w:val="28"/>
-          <w:szCs w:val="28"/>
-        </w:rPr>
-        <w:t xml:space="preserve">Referral status shall be tracked </w:t>
-      </w:r>
-    </w:p>
-    <w:p>
-      <w:pPr>
-        <w:pStyle w:val="NormalWeb"/>
-        <w:numPr>
-          <w:ilvl w:val="0"/>
-          <w:numId w:val="1"/>
-        </w:numPr>
-        <w:spacing w:line="360" w:lineRule="auto"/>
-        <w:rPr>
-          <w:b/>
-          <w:bCs/>
-          <w:sz w:val="28"/>
-          <w:szCs w:val="28"/>
-        </w:rPr>
-      </w:pPr>
-      <w:r>
-        <w:rPr>
-          <w:b/>
-          <w:bCs/>
-          <w:sz w:val="28"/>
-          <w:szCs w:val="28"/>
-        </w:rPr>
-        <w:lastRenderedPageBreak/>
-        <w:t>Non-Functional Requirements</w:t>
-      </w:r>
-      <w:r>
-        <w:rPr>
-          <w:b/>
-          <w:bCs/>
-          <w:sz w:val="28"/>
-          <w:szCs w:val="28"/>
-        </w:rPr>
-        <w:t>:</w:t>
-      </w:r>
-    </w:p>
-    <w:p>
-      <w:pPr>
-        <w:pStyle w:val="NormalWeb"/>
-        <w:numPr>
-          <w:ilvl w:val="1"/>
-          <w:numId w:val="1"/>
-        </w:numPr>
-        <w:spacing w:line="360" w:lineRule="auto"/>
-        <w:rPr>
-          <w:b/>
-          <w:bCs/>
-          <w:sz w:val="28"/>
-          <w:szCs w:val="28"/>
-        </w:rPr>
-      </w:pPr>
-      <w:r>
-        <w:rPr>
-          <w:b/>
-          <w:bCs/>
-          <w:sz w:val="28"/>
-          <w:szCs w:val="28"/>
-        </w:rPr>
-        <w:t>Accessibility</w:t>
-      </w:r>
-    </w:p>
-    <w:p>
-      <w:pPr>
-        <w:pStyle w:val="NormalWeb"/>
-        <w:numPr>
-          <w:ilvl w:val="3"/>
-          <w:numId w:val="1"/>
-        </w:numPr>
-        <w:spacing w:line="360" w:lineRule="auto"/>
-        <w:rPr>
-          <w:sz w:val="28"/>
-          <w:szCs w:val="28"/>
-        </w:rPr>
-      </w:pPr>
-      <w:r>
-        <w:rPr>
-          <w:sz w:val="28"/>
-          <w:szCs w:val="28"/>
-        </w:rPr>
-        <w:t>The system shall be accessible via modern web browsers.</w:t>
-      </w:r>
-    </w:p>
-    <w:p>
-      <w:pPr>
-        <w:pStyle w:val="NormalWeb"/>
-        <w:numPr>
-          <w:ilvl w:val="3"/>
-          <w:numId w:val="1"/>
-        </w:numPr>
-        <w:spacing w:line="360" w:lineRule="auto"/>
-        <w:rPr>
-          <w:sz w:val="28"/>
-          <w:szCs w:val="28"/>
-        </w:rPr>
-      </w:pPr>
-      <w:r>
-        <w:rPr>
-          <w:sz w:val="28"/>
-          <w:szCs w:val="28"/>
-        </w:rPr>
-        <w:t>UI shall be responsive across devices.</w:t>
-      </w:r>
-    </w:p>
-    <w:p>
-      <w:pPr>
-        <w:pStyle w:val="NormalWeb"/>
-        <w:numPr>
-          <w:ilvl w:val="1"/>
-          <w:numId w:val="1"/>
-        </w:numPr>
-        <w:spacing w:line="360" w:lineRule="auto"/>
-        <w:rPr>
-          <w:sz w:val="28"/>
-          <w:szCs w:val="28"/>
-        </w:rPr>
-      </w:pPr>
-      <w:r>
-        <w:rPr>
-          <w:sz w:val="28"/>
-          <w:szCs w:val="28"/>
-        </w:rPr>
-        <w:t>Availability</w:t>
-      </w:r>
-    </w:p>
-    <w:p>
-      <w:pPr>
-        <w:pStyle w:val="NormalWeb"/>
-        <w:numPr>
-          <w:ilvl w:val="3"/>
-          <w:numId w:val="1"/>
-        </w:numPr>
-        <w:spacing w:line="360" w:lineRule="auto"/>
-        <w:rPr>
-          <w:sz w:val="28"/>
-          <w:szCs w:val="28"/>
-        </w:rPr>
-      </w:pPr>
-      <w:r>
-        <w:rPr>
-          <w:sz w:val="28"/>
-          <w:szCs w:val="28"/>
-        </w:rPr>
-        <w:t>The system shall be available 24×7 except maintenance.</w:t>
-      </w:r>
-    </w:p>
-    <w:p>
-      <w:pPr>
-        <w:pStyle w:val="NormalWeb"/>
-        <w:numPr>
-          <w:ilvl w:val="3"/>
-          <w:numId w:val="1"/>
-        </w:numPr>
-        <w:spacing w:line="360" w:lineRule="auto"/>
-        <w:rPr>
-          <w:sz w:val="28"/>
-          <w:szCs w:val="28"/>
-        </w:rPr>
-      </w:pPr>
-      <w:r>
-        <w:rPr>
-          <w:sz w:val="28"/>
-          <w:szCs w:val="28"/>
-        </w:rPr>
-        <w:t>Concurrent users shall be supported.</w:t>
-      </w:r>
-    </w:p>
-    <w:p>
-      <w:pPr>
-        <w:pStyle w:val="NormalWeb"/>
-        <w:numPr>
-          <w:ilvl w:val="1"/>
-          <w:numId w:val="1"/>
-        </w:numPr>
-        <w:spacing w:line="360" w:lineRule="auto"/>
-        <w:rPr>
-          <w:sz w:val="28"/>
-          <w:szCs w:val="28"/>
-        </w:rPr>
-      </w:pPr>
-      <w:r>
-        <w:rPr>
-          <w:sz w:val="28"/>
-          <w:szCs w:val="28"/>
-        </w:rPr>
-        <w:t>Performance</w:t>
-      </w:r>
-    </w:p>
-    <w:p>
-      <w:pPr>
-        <w:pStyle w:val="NormalWeb"/>
-        <w:numPr>
-          <w:ilvl w:val="3"/>
-          <w:numId w:val="1"/>
-        </w:numPr>
-        <w:spacing w:line="360" w:lineRule="auto"/>
-        <w:rPr>
-          <w:sz w:val="28"/>
-          <w:szCs w:val="28"/>
-        </w:rPr>
-      </w:pPr>
-      <w:r>
-        <w:rPr>
-          <w:sz w:val="28"/>
-          <w:szCs w:val="28"/>
-        </w:rPr>
-        <w:t>Frequently accessed data shall be optimized.</w:t>
-      </w:r>
-    </w:p>
-    <w:p>
-      <w:pPr>
-        <w:pStyle w:val="NormalWeb"/>
-        <w:numPr>
-          <w:ilvl w:val="3"/>
-          <w:numId w:val="1"/>
-        </w:numPr>
-        <w:spacing w:line="360" w:lineRule="auto"/>
-        <w:rPr>
-          <w:sz w:val="28"/>
-          <w:szCs w:val="28"/>
-        </w:rPr>
-      </w:pPr>
-      <w:r>
-        <w:rPr>
-          <w:sz w:val="28"/>
-          <w:szCs w:val="28"/>
-        </w:rPr>
-        <w:t>API responses shall be efficient.</w:t>
-      </w:r>
-    </w:p>
-    <w:p>
-      <w:pPr>
-        <w:pStyle w:val="NormalWeb"/>
-        <w:numPr>
-          <w:ilvl w:val="1"/>
-          <w:numId w:val="1"/>
-        </w:numPr>
-        <w:spacing w:line="360" w:lineRule="auto"/>
-        <w:rPr>
-          <w:sz w:val="28"/>
-          <w:szCs w:val="28"/>
-        </w:rPr>
-      </w:pPr>
-      <w:r>
-        <w:rPr>
-          <w:sz w:val="28"/>
-          <w:szCs w:val="28"/>
-        </w:rPr>
-        <w:t>Security</w:t>
-      </w:r>
-      <w:r>
-        <w:rPr>
-          <w:sz w:val="28"/>
-          <w:szCs w:val="28"/>
-        </w:rPr>
-        <w:tab/>
-      </w:r>
-    </w:p>
-    <w:p>
-      <w:pPr>
-        <w:pStyle w:val="NormalWeb"/>
-        <w:numPr>
-          <w:ilvl w:val="3"/>
-          <w:numId w:val="1"/>
-        </w:numPr>
-        <w:spacing w:line="360" w:lineRule="auto"/>
-        <w:rPr>
-          <w:sz w:val="28"/>
-          <w:szCs w:val="28"/>
-        </w:rPr>
-      </w:pPr>
-      <w:r>
-        <w:rPr>
-          <w:sz w:val="28"/>
-          <w:szCs w:val="28"/>
-        </w:rPr>
-        <w:t>JWT-based authentication shall be enforced.</w:t>
-      </w:r>
-    </w:p>
-    <w:p>
-      <w:pPr>
-        <w:pStyle w:val="NormalWeb"/>
-        <w:numPr>
-          <w:ilvl w:val="3"/>
-          <w:numId w:val="1"/>
-        </w:numPr>
-        <w:spacing w:line="360" w:lineRule="auto"/>
-        <w:rPr>
-          <w:sz w:val="28"/>
-          <w:szCs w:val="28"/>
-        </w:rPr>
-      </w:pPr>
-      <w:r>
-        <w:rPr>
-          <w:sz w:val="28"/>
-          <w:szCs w:val="28"/>
-        </w:rPr>
-        <w:t>Role-based authorization shall be applied.</w:t>
-      </w:r>
-    </w:p>
-    <w:p>
-      <w:pPr>
-        <w:pStyle w:val="NormalWeb"/>
-        <w:numPr>
-          <w:ilvl w:val="3"/>
-          <w:numId w:val="1"/>
-        </w:numPr>
-        <w:spacing w:line="360" w:lineRule="auto"/>
-        <w:rPr>
-          <w:sz w:val="28"/>
-          <w:szCs w:val="28"/>
-        </w:rPr>
-      </w:pPr>
-      <w:r>
-        <w:rPr>
-          <w:sz w:val="28"/>
-          <w:szCs w:val="28"/>
-        </w:rPr>
-        <w:t>File uploads shall be validated.</w:t>
-      </w:r>
-    </w:p>
-    <w:p>
-      <w:pPr>
-        <w:pStyle w:val="NormalWeb"/>
-        <w:numPr>
-          <w:ilvl w:val="1"/>
-          <w:numId w:val="1"/>
-        </w:numPr>
-        <w:spacing w:line="360" w:lineRule="auto"/>
-        <w:rPr>
-          <w:sz w:val="28"/>
-          <w:szCs w:val="28"/>
-        </w:rPr>
-      </w:pPr>
-      <w:r>
-        <w:rPr>
-          <w:sz w:val="28"/>
-          <w:szCs w:val="28"/>
-        </w:rPr>
-        <w:t>Maintainability</w:t>
-      </w:r>
-    </w:p>
-    <w:p>
-      <w:pPr>
-        <w:pStyle w:val="NormalWeb"/>
-        <w:numPr>
-          <w:ilvl w:val="3"/>
-          <w:numId w:val="1"/>
-        </w:numPr>
-        <w:spacing w:line="360" w:lineRule="auto"/>
-        <w:rPr>
-          <w:sz w:val="28"/>
-          <w:szCs w:val="28"/>
-        </w:rPr>
-      </w:pPr>
-      <w:r>
-        <w:rPr>
-          <w:sz w:val="28"/>
-          <w:szCs w:val="28"/>
-        </w:rPr>
-        <w:t>Modular architecture shall be followed.</w:t>
-      </w:r>
-    </w:p>
-    <w:p>
-      <w:pPr>
-        <w:pStyle w:val="NormalWeb"/>
-        <w:numPr>
-          <w:ilvl w:val="3"/>
-          <w:numId w:val="1"/>
-        </w:numPr>
-        <w:spacing w:line="360" w:lineRule="auto"/>
-        <w:rPr>
-          <w:sz w:val="28"/>
-          <w:szCs w:val="28"/>
-        </w:rPr>
-      </w:pPr>
-      <w:r>
-        <w:rPr>
-          <w:sz w:val="28"/>
-          <w:szCs w:val="28"/>
-        </w:rPr>
-        <w:t>Database design shall support future expansion.</w:t>
-      </w:r>
-    </w:p>
-    <w:p>
-      <w:pPr>
-        <w:pStyle w:val="NormalWeb"/>
-        <w:numPr>
-          <w:ilvl w:val="0"/>
-          <w:numId w:val="1"/>
-        </w:numPr>
-        <w:spacing w:line="360" w:lineRule="auto"/>
-        <w:rPr>
-          <w:sz w:val="28"/>
-          <w:szCs w:val="28"/>
-        </w:rPr>
-      </w:pPr>
-      <w:r>
-        <w:rPr>
-          <w:sz w:val="28"/>
-          <w:szCs w:val="28"/>
-        </w:rPr>
-        <w:t>Other Information</w:t>
-      </w:r>
-    </w:p>
-    <w:p>
-      <w:pPr>
-        <w:pStyle w:val="NormalWeb"/>
-        <w:numPr>
-          <w:ilvl w:val="1"/>
-          <w:numId w:val="1"/>
-        </w:numPr>
-        <w:spacing w:line="360" w:lineRule="auto"/>
-        <w:rPr>
-          <w:sz w:val="28"/>
-          <w:szCs w:val="28"/>
-        </w:rPr>
-      </w:pPr>
+          <w:sz w:val="28"/>
+          <w:szCs w:val="28"/>
+        </w:rPr>
+      </w:pPr>
+      <w:r>
+        <w:rPr>
+          <w:noProof/>
+          <w:sz w:val="28"/>
+          <w:szCs w:val="28"/>
+          <w:lang w:val="en-US" w:eastAsia="en-US" w:bidi="gu-IN"/>
+        </w:rPr>
+        <w:drawing>
+          <wp:anchor distT="0" distB="0" distL="114300" distR="114300" simplePos="0" relativeHeight="251658240" behindDoc="1" locked="0" layoutInCell="1" allowOverlap="1">
+            <wp:simplePos x="0" y="0"/>
+            <wp:positionH relativeFrom="column">
+              <wp:posOffset>361950</wp:posOffset>
+            </wp:positionH>
+            <wp:positionV relativeFrom="paragraph">
+              <wp:posOffset>495935</wp:posOffset>
+            </wp:positionV>
+            <wp:extent cx="5731510" cy="1181100"/>
+            <wp:effectExtent l="19050" t="0" r="2540" b="0"/>
+            <wp:wrapTight wrapText="bothSides">
+              <wp:wrapPolygon edited="0">
+                <wp:start x="-72" y="0"/>
+                <wp:lineTo x="-72" y="21252"/>
+                <wp:lineTo x="21610" y="21252"/>
+                <wp:lineTo x="21610" y="0"/>
+                <wp:lineTo x="-72" y="0"/>
+              </wp:wrapPolygon>
+            </wp:wrapTight>
+            <wp:docPr id="1" name="Picture 1"/>
+            <wp:cNvGraphicFramePr>
+              <a:graphicFrameLocks xmlns:a="http://schemas.openxmlformats.org/drawingml/2006/main" noChangeAspect="1"/>
+            </wp:cNvGraphicFramePr>
+            <a:graphic xmlns:a="http://schemas.openxmlformats.org/drawingml/2006/main">
+              <a:graphicData uri="http://schemas.openxmlformats.org/drawingml/2006/picture">
+                <pic:pic xmlns:pic="http://schemas.openxmlformats.org/drawingml/2006/picture">
+                  <pic:nvPicPr>
+                    <pic:cNvPr id="0" name="Picture 1"/>
+                    <pic:cNvPicPr>
+                      <a:picLocks noChangeAspect="1" noChangeArrowheads="1"/>
+                    </pic:cNvPicPr>
+                  </pic:nvPicPr>
+                  <pic:blipFill>
+                    <a:blip r:embed="rId8" cstate="print"/>
+                    <a:srcRect/>
+                    <a:stretch>
+                      <a:fillRect/>
+                    </a:stretch>
+                  </pic:blipFill>
+                  <pic:spPr bwMode="auto">
+                    <a:xfrm>
+                      <a:off x="0" y="0"/>
+                      <a:ext cx="5731510" cy="1181100"/>
+                    </a:xfrm>
+                    <a:prstGeom prst="rect">
+                      <a:avLst/>
+                    </a:prstGeom>
+                    <a:noFill/>
+                    <a:ln w="9525">
+                      <a:noFill/>
+                      <a:miter lim="800000"/>
+                      <a:headEnd/>
+                      <a:tailEnd/>
+                    </a:ln>
+                  </pic:spPr>
+                </pic:pic>
+              </a:graphicData>
+            </a:graphic>
+          </wp:anchor>
+        </w:drawing>
+      </w:r>
       <w:r>
         <w:rPr>
           <w:sz w:val="28"/>
@@ -3938,10 +4006,17 @@
         </w:rPr>
         <w:t>Gantt Chart:</w:t>
       </w:r>
+      <w:r>
+        <w:rPr>
+          <w:sz w:val="28"/>
+          <w:szCs w:val="28"/>
+        </w:rPr>
+        <w:br/>
+      </w:r>
     </w:p>
     <w:sectPr>
-      <w:headerReference w:type="default" r:id="rId8"/>
-      <w:footerReference w:type="default" r:id="rId9"/>
+      <w:headerReference w:type="default" r:id="rId9"/>
+      <w:footerReference w:type="default" r:id="rId10"/>
       <w:pgSz w:w="11906" w:h="16838"/>
       <w:pgMar w:top="1440" w:right="1440" w:bottom="1440" w:left="1440" w:header="708" w:footer="708" w:gutter="0"/>
       <w:cols w:space="708"/>
@@ -3952,7 +4027,7 @@
 </file>
 
 <file path=word/endnotes.xml><?xml version="1.0" encoding="utf-8"?>
-<w:endnotes xmlns:wpc="http://schemas.microsoft.com/office/word/2010/wordprocessingCanvas" xmlns:cx="http://schemas.microsoft.com/office/drawing/2014/chartex" xmlns:cx1="http://schemas.microsoft.com/office/drawing/2015/9/8/chartex" xmlns:cx2="http://schemas.microsoft.com/office/drawing/2015/10/21/chartex" xmlns:cx3="http://schemas.microsoft.com/office/drawing/2016/5/9/chartex" xmlns:cx4="http://schemas.microsoft.com/office/drawing/2016/5/10/chartex" xmlns:cx5="http://schemas.microsoft.com/office/drawing/2016/5/11/chartex" xmlns:cx6="http://schemas.microsoft.com/office/drawing/2016/5/12/chartex" xmlns:cx7="http://schemas.microsoft.com/office/drawing/2016/5/13/chartex" xmlns:cx8="http://schemas.microsoft.com/office/drawing/2016/5/14/chartex" xmlns:mc="http://schemas.openxmlformats.org/markup-compatibility/2006" xmlns:aink="http://schemas.microsoft.com/office/drawing/2016/ink" xmlns:am3d="http://schemas.microsoft.com/office/drawing/2017/model3d" xmlns:o="urn:schemas-microsoft-com:office:office" xmlns:oel="http://schemas.microsoft.com/office/2019/extlst" xmlns:r="http://schemas.openxmlformats.org/officeDocument/2006/relationships" xmlns:m="http://schemas.openxmlformats.org/officeDocument/2006/math" xmlns:v="urn:schemas-microsoft-com:vml" xmlns:wp14="http://schemas.microsoft.com/office/word/2010/wordprocessingDrawing" xmlns:wp="http://schemas.openxmlformats.org/drawingml/2006/wordprocessingDrawing" xmlns:w10="urn:schemas-microsoft-com:office:word" xmlns:w="http://schemas.openxmlformats.org/wordprocessingml/2006/main" xmlns:w14="http://schemas.microsoft.com/office/word/2010/wordml" xmlns:w15="http://schemas.microsoft.com/office/word/2012/wordml" xmlns:w16cex="http://schemas.microsoft.com/office/word/2018/wordml/cex" xmlns:w16cid="http://schemas.microsoft.com/office/word/2016/wordml/cid" xmlns:w16="http://schemas.microsoft.com/office/word/2018/wordml" xmlns:w16du="http://schemas.microsoft.com/office/word/2023/wordml/word16du" xmlns:w16sdtdh="http://schemas.microsoft.com/office/word/2020/wordml/sdtdatahash" xmlns:w16sdtfl="http://schemas.microsoft.com/office/word/2024/wordml/sdtformatlock" xmlns:w16se="http://schemas.microsoft.com/office/word/2015/wordml/symex" xmlns:wpg="http://schemas.microsoft.com/office/word/2010/wordprocessingGroup" xmlns:wpi="http://schemas.microsoft.com/office/word/2010/wordprocessingInk" xmlns:wne="http://schemas.microsoft.com/office/word/2006/wordml" xmlns:wps="http://schemas.microsoft.com/office/word/2010/wordprocessingShape" mc:Ignorable="w14 w15 w16se w16cid w16 w16cex w16sdtdh w16sdtfl w16du wp14">
+<w:endnotes xmlns:ve="http://schemas.openxmlformats.org/markup-compatibility/2006" xmlns:o="urn:schemas-microsoft-com:office:office" xmlns:r="http://schemas.openxmlformats.org/officeDocument/2006/relationships" xmlns:m="http://schemas.openxmlformats.org/officeDocument/2006/math" xmlns:v="urn:schemas-microsoft-com:vml" xmlns:wp="http://schemas.openxmlformats.org/drawingml/2006/wordprocessingDrawing" xmlns:w10="urn:schemas-microsoft-com:office:word" xmlns:w="http://schemas.openxmlformats.org/wordprocessingml/2006/main" xmlns:wne="http://schemas.microsoft.com/office/word/2006/wordml">
   <w:endnote w:type="separator" w:id="-1">
     <w:p>
       <w:pPr>
@@ -3977,7 +4052,7 @@
 </file>
 
 <file path=word/footer1.xml><?xml version="1.0" encoding="utf-8"?>
-<w:ftr xmlns:wpc="http://schemas.microsoft.com/office/word/2010/wordprocessingCanvas" xmlns:cx="http://schemas.microsoft.com/office/drawing/2014/chartex" xmlns:cx1="http://schemas.microsoft.com/office/drawing/2015/9/8/chartex" xmlns:cx2="http://schemas.microsoft.com/office/drawing/2015/10/21/chartex" xmlns:cx3="http://schemas.microsoft.com/office/drawing/2016/5/9/chartex" xmlns:cx4="http://schemas.microsoft.com/office/drawing/2016/5/10/chartex" xmlns:cx5="http://schemas.microsoft.com/office/drawing/2016/5/11/chartex" xmlns:cx6="http://schemas.microsoft.com/office/drawing/2016/5/12/chartex" xmlns:cx7="http://schemas.microsoft.com/office/drawing/2016/5/13/chartex" xmlns:cx8="http://schemas.microsoft.com/office/drawing/2016/5/14/chartex" xmlns:mc="http://schemas.openxmlformats.org/markup-compatibility/2006" xmlns:aink="http://schemas.microsoft.com/office/drawing/2016/ink" xmlns:am3d="http://schemas.microsoft.com/office/drawing/2017/model3d" xmlns:o="urn:schemas-microsoft-com:office:office" xmlns:oel="http://schemas.microsoft.com/office/2019/extlst" xmlns:r="http://schemas.openxmlformats.org/officeDocument/2006/relationships" xmlns:m="http://schemas.openxmlformats.org/officeDocument/2006/math" xmlns:v="urn:schemas-microsoft-com:vml" xmlns:wp14="http://schemas.microsoft.com/office/word/2010/wordprocessingDrawing" xmlns:wp="http://schemas.openxmlformats.org/drawingml/2006/wordprocessingDrawing" xmlns:w10="urn:schemas-microsoft-com:office:word" xmlns:w="http://schemas.openxmlformats.org/wordprocessingml/2006/main" xmlns:w14="http://schemas.microsoft.com/office/word/2010/wordml" xmlns:w15="http://schemas.microsoft.com/office/word/2012/wordml" xmlns:w16cex="http://schemas.microsoft.com/office/word/2018/wordml/cex" xmlns:w16cid="http://schemas.microsoft.com/office/word/2016/wordml/cid" xmlns:w16="http://schemas.microsoft.com/office/word/2018/wordml" xmlns:w16du="http://schemas.microsoft.com/office/word/2023/wordml/word16du" xmlns:w16sdtdh="http://schemas.microsoft.com/office/word/2020/wordml/sdtdatahash" xmlns:w16sdtfl="http://schemas.microsoft.com/office/word/2024/wordml/sdtformatlock" xmlns:w16se="http://schemas.microsoft.com/office/word/2015/wordml/symex" xmlns:wpg="http://schemas.microsoft.com/office/word/2010/wordprocessingGroup" xmlns:wpi="http://schemas.microsoft.com/office/word/2010/wordprocessingInk" xmlns:wne="http://schemas.microsoft.com/office/word/2006/wordml" xmlns:wps="http://schemas.microsoft.com/office/word/2010/wordprocessingShape" mc:Ignorable="w14 w15 w16se w16cid w16 w16cex w16sdtdh w16sdtfl w16du wp14">
+<w:ftr xmlns:ve="http://schemas.openxmlformats.org/markup-compatibility/2006" xmlns:o="urn:schemas-microsoft-com:office:office" xmlns:r="http://schemas.openxmlformats.org/officeDocument/2006/relationships" xmlns:m="http://schemas.openxmlformats.org/officeDocument/2006/math" xmlns:v="urn:schemas-microsoft-com:vml" xmlns:wp="http://schemas.openxmlformats.org/drawingml/2006/wordprocessingDrawing" xmlns:w10="urn:schemas-microsoft-com:office:word" xmlns:w="http://schemas.openxmlformats.org/wordprocessingml/2006/main" xmlns:wne="http://schemas.microsoft.com/office/word/2006/wordml">
   <w:p>
     <w:pPr>
       <w:pStyle w:val="Footer"/>
@@ -4053,7 +4128,7 @@
         <w:noProof/>
         <w:color w:val="404040" w:themeColor="text1" w:themeTint="BF"/>
       </w:rPr>
-      <w:t>2</w:t>
+      <w:t>9</w:t>
     </w:r>
     <w:r>
       <w:rPr>
@@ -4072,7 +4147,7 @@
 </file>
 
 <file path=word/footnotes.xml><?xml version="1.0" encoding="utf-8"?>
-<w:footnotes xmlns:wpc="http://schemas.microsoft.com/office/word/2010/wordprocessingCanvas" xmlns:cx="http://schemas.microsoft.com/office/drawing/2014/chartex" xmlns:cx1="http://schemas.microsoft.com/office/drawing/2015/9/8/chartex" xmlns:cx2="http://schemas.microsoft.com/office/drawing/2015/10/21/chartex" xmlns:cx3="http://schemas.microsoft.com/office/drawing/2016/5/9/chartex" xmlns:cx4="http://schemas.microsoft.com/office/drawing/2016/5/10/chartex" xmlns:cx5="http://schemas.microsoft.com/office/drawing/2016/5/11/chartex" xmlns:cx6="http://schemas.microsoft.com/office/drawing/2016/5/12/chartex" xmlns:cx7="http://schemas.microsoft.com/office/drawing/2016/5/13/chartex" xmlns:cx8="http://schemas.microsoft.com/office/drawing/2016/5/14/chartex" xmlns:mc="http://schemas.openxmlformats.org/markup-compatibility/2006" xmlns:aink="http://schemas.microsoft.com/office/drawing/2016/ink" xmlns:am3d="http://schemas.microsoft.com/office/drawing/2017/model3d" xmlns:o="urn:schemas-microsoft-com:office:office" xmlns:oel="http://schemas.microsoft.com/office/2019/extlst" xmlns:r="http://schemas.openxmlformats.org/officeDocument/2006/relationships" xmlns:m="http://schemas.openxmlformats.org/officeDocument/2006/math" xmlns:v="urn:schemas-microsoft-com:vml" xmlns:wp14="http://schemas.microsoft.com/office/word/2010/wordprocessingDrawing" xmlns:wp="http://schemas.openxmlformats.org/drawingml/2006/wordprocessingDrawing" xmlns:w10="urn:schemas-microsoft-com:office:word" xmlns:w="http://schemas.openxmlformats.org/wordprocessingml/2006/main" xmlns:w14="http://schemas.microsoft.com/office/word/2010/wordml" xmlns:w15="http://schemas.microsoft.com/office/word/2012/wordml" xmlns:w16cex="http://schemas.microsoft.com/office/word/2018/wordml/cex" xmlns:w16cid="http://schemas.microsoft.com/office/word/2016/wordml/cid" xmlns:w16="http://schemas.microsoft.com/office/word/2018/wordml" xmlns:w16du="http://schemas.microsoft.com/office/word/2023/wordml/word16du" xmlns:w16sdtdh="http://schemas.microsoft.com/office/word/2020/wordml/sdtdatahash" xmlns:w16sdtfl="http://schemas.microsoft.com/office/word/2024/wordml/sdtformatlock" xmlns:w16se="http://schemas.microsoft.com/office/word/2015/wordml/symex" xmlns:wpg="http://schemas.microsoft.com/office/word/2010/wordprocessingGroup" xmlns:wpi="http://schemas.microsoft.com/office/word/2010/wordprocessingInk" xmlns:wne="http://schemas.microsoft.com/office/word/2006/wordml" xmlns:wps="http://schemas.microsoft.com/office/word/2010/wordprocessingShape" mc:Ignorable="w14 w15 w16se w16cid w16 w16cex w16sdtdh w16sdtfl w16du wp14">
+<w:footnotes xmlns:ve="http://schemas.openxmlformats.org/markup-compatibility/2006" xmlns:o="urn:schemas-microsoft-com:office:office" xmlns:r="http://schemas.openxmlformats.org/officeDocument/2006/relationships" xmlns:m="http://schemas.openxmlformats.org/officeDocument/2006/math" xmlns:v="urn:schemas-microsoft-com:vml" xmlns:wp="http://schemas.openxmlformats.org/drawingml/2006/wordprocessingDrawing" xmlns:w10="urn:schemas-microsoft-com:office:word" xmlns:w="http://schemas.openxmlformats.org/wordprocessingml/2006/main" xmlns:wne="http://schemas.microsoft.com/office/word/2006/wordml">
   <w:footnote w:type="separator" w:id="-1">
     <w:p>
       <w:pPr>
@@ -4097,7 +4172,7 @@
 </file>
 
 <file path=word/header1.xml><?xml version="1.0" encoding="utf-8"?>
-<w:hdr xmlns:wpc="http://schemas.microsoft.com/office/word/2010/wordprocessingCanvas" xmlns:cx="http://schemas.microsoft.com/office/drawing/2014/chartex" xmlns:cx1="http://schemas.microsoft.com/office/drawing/2015/9/8/chartex" xmlns:cx2="http://schemas.microsoft.com/office/drawing/2015/10/21/chartex" xmlns:cx3="http://schemas.microsoft.com/office/drawing/2016/5/9/chartex" xmlns:cx4="http://schemas.microsoft.com/office/drawing/2016/5/10/chartex" xmlns:cx5="http://schemas.microsoft.com/office/drawing/2016/5/11/chartex" xmlns:cx6="http://schemas.microsoft.com/office/drawing/2016/5/12/chartex" xmlns:cx7="http://schemas.microsoft.com/office/drawing/2016/5/13/chartex" xmlns:cx8="http://schemas.microsoft.com/office/drawing/2016/5/14/chartex" xmlns:mc="http://schemas.openxmlformats.org/markup-compatibility/2006" xmlns:aink="http://schemas.microsoft.com/office/drawing/2016/ink" xmlns:am3d="http://schemas.microsoft.com/office/drawing/2017/model3d" xmlns:o="urn:schemas-microsoft-com:office:office" xmlns:oel="http://schemas.microsoft.com/office/2019/extlst" xmlns:r="http://schemas.openxmlformats.org/officeDocument/2006/relationships" xmlns:m="http://schemas.openxmlformats.org/officeDocument/2006/math" xmlns:v="urn:schemas-microsoft-com:vml" xmlns:wp14="http://schemas.microsoft.com/office/word/2010/wordprocessingDrawing" xmlns:wp="http://schemas.openxmlformats.org/drawingml/2006/wordprocessingDrawing" xmlns:w10="urn:schemas-microsoft-com:office:word" xmlns:w="http://schemas.openxmlformats.org/wordprocessingml/2006/main" xmlns:w14="http://schemas.microsoft.com/office/word/2010/wordml" xmlns:w15="http://schemas.microsoft.com/office/word/2012/wordml" xmlns:w16cex="http://schemas.microsoft.com/office/word/2018/wordml/cex" xmlns:w16cid="http://schemas.microsoft.com/office/word/2016/wordml/cid" xmlns:w16="http://schemas.microsoft.com/office/word/2018/wordml" xmlns:w16du="http://schemas.microsoft.com/office/word/2023/wordml/word16du" xmlns:w16sdtdh="http://schemas.microsoft.com/office/word/2020/wordml/sdtdatahash" xmlns:w16sdtfl="http://schemas.microsoft.com/office/word/2024/wordml/sdtformatlock" xmlns:w16se="http://schemas.microsoft.com/office/word/2015/wordml/symex" xmlns:wpg="http://schemas.microsoft.com/office/word/2010/wordprocessingGroup" xmlns:wpi="http://schemas.microsoft.com/office/word/2010/wordprocessingInk" xmlns:wne="http://schemas.microsoft.com/office/word/2006/wordml" xmlns:wps="http://schemas.microsoft.com/office/word/2010/wordprocessingShape" mc:Ignorable="w14 w15 w16se w16cid w16 w16cex w16sdtdh w16sdtfl w16du wp14">
+<w:hdr xmlns:ve="http://schemas.openxmlformats.org/markup-compatibility/2006" xmlns:o="urn:schemas-microsoft-com:office:office" xmlns:r="http://schemas.openxmlformats.org/officeDocument/2006/relationships" xmlns:m="http://schemas.openxmlformats.org/officeDocument/2006/math" xmlns:v="urn:schemas-microsoft-com:vml" xmlns:wp="http://schemas.openxmlformats.org/drawingml/2006/wordprocessingDrawing" xmlns:w10="urn:schemas-microsoft-com:office:word" xmlns:w="http://schemas.openxmlformats.org/wordprocessingml/2006/main" xmlns:wne="http://schemas.microsoft.com/office/word/2006/wordml">
   <w:p>
     <w:pPr>
       <w:pStyle w:val="Header"/>
@@ -4166,8 +4241,8 @@
 </file>
 
 <file path=word/numbering.xml><?xml version="1.0" encoding="utf-8"?>
-<w:numbering xmlns:wpc="http://schemas.microsoft.com/office/word/2010/wordprocessingCanvas" xmlns:cx="http://schemas.microsoft.com/office/drawing/2014/chartex" xmlns:cx1="http://schemas.microsoft.com/office/drawing/2015/9/8/chartex" xmlns:cx2="http://schemas.microsoft.com/office/drawing/2015/10/21/chartex" xmlns:cx3="http://schemas.microsoft.com/office/drawing/2016/5/9/chartex" xmlns:cx4="http://schemas.microsoft.com/office/drawing/2016/5/10/chartex" xmlns:cx5="http://schemas.microsoft.com/office/drawing/2016/5/11/chartex" xmlns:cx6="http://schemas.microsoft.com/office/drawing/2016/5/12/chartex" xmlns:cx7="http://schemas.microsoft.com/office/drawing/2016/5/13/chartex" xmlns:cx8="http://schemas.microsoft.com/office/drawing/2016/5/14/chartex" xmlns:mc="http://schemas.openxmlformats.org/markup-compatibility/2006" xmlns:aink="http://schemas.microsoft.com/office/drawing/2016/ink" xmlns:am3d="http://schemas.microsoft.com/office/drawing/2017/model3d" xmlns:o="urn:schemas-microsoft-com:office:office" xmlns:oel="http://schemas.microsoft.com/office/2019/extlst" xmlns:r="http://schemas.openxmlformats.org/officeDocument/2006/relationships" xmlns:m="http://schemas.openxmlformats.org/officeDocument/2006/math" xmlns:v="urn:schemas-microsoft-com:vml" xmlns:wp14="http://schemas.microsoft.com/office/word/2010/wordprocessingDrawing" xmlns:wp="http://schemas.openxmlformats.org/drawingml/2006/wordprocessingDrawing" xmlns:w10="urn:schemas-microsoft-com:office:word" xmlns:w="http://schemas.openxmlformats.org/wordprocessingml/2006/main" xmlns:w14="http://schemas.microsoft.com/office/word/2010/wordml" xmlns:w15="http://schemas.microsoft.com/office/word/2012/wordml" xmlns:w16cex="http://schemas.microsoft.com/office/word/2018/wordml/cex" xmlns:w16cid="http://schemas.microsoft.com/office/word/2016/wordml/cid" xmlns:w16="http://schemas.microsoft.com/office/word/2018/wordml" xmlns:w16du="http://schemas.microsoft.com/office/word/2023/wordml/word16du" xmlns:w16sdtdh="http://schemas.microsoft.com/office/word/2020/wordml/sdtdatahash" xmlns:w16sdtfl="http://schemas.microsoft.com/office/word/2024/wordml/sdtformatlock" xmlns:w16se="http://schemas.microsoft.com/office/word/2015/wordml/symex" xmlns:wpg="http://schemas.microsoft.com/office/word/2010/wordprocessingGroup" xmlns:wpi="http://schemas.microsoft.com/office/word/2010/wordprocessingInk" xmlns:wne="http://schemas.microsoft.com/office/word/2006/wordml" xmlns:wps="http://schemas.microsoft.com/office/word/2010/wordprocessingShape" mc:Ignorable="w14 w15 w16se w16cid w16 w16cex w16sdtdh w16sdtfl w16du wp14">
-  <w:abstractNum w:abstractNumId="0" w15:restartNumberingAfterBreak="0">
+<w:numbering xmlns:ve="http://schemas.openxmlformats.org/markup-compatibility/2006" xmlns:o="urn:schemas-microsoft-com:office:office" xmlns:r="http://schemas.openxmlformats.org/officeDocument/2006/relationships" xmlns:m="http://schemas.openxmlformats.org/officeDocument/2006/math" xmlns:v="urn:schemas-microsoft-com:vml" xmlns:wp="http://schemas.openxmlformats.org/drawingml/2006/wordprocessingDrawing" xmlns:w10="urn:schemas-microsoft-com:office:word" xmlns:w="http://schemas.openxmlformats.org/wordprocessingml/2006/main" xmlns:wne="http://schemas.microsoft.com/office/word/2006/wordml">
+  <w:abstractNum w:abstractNumId="0">
     <w:nsid w:val="02ED6ACF"/>
     <w:multiLevelType w:val="multilevel"/>
     <w:tmpl w:val="8CCAC1DE"/>
@@ -4316,7 +4391,7 @@
       </w:rPr>
     </w:lvl>
   </w:abstractNum>
-  <w:abstractNum w:abstractNumId="1" w15:restartNumberingAfterBreak="0">
+  <w:abstractNum w:abstractNumId="1">
     <w:nsid w:val="0BBF4E1F"/>
     <w:multiLevelType w:val="multilevel"/>
     <w:tmpl w:val="8F9A9C40"/>
@@ -4465,7 +4540,7 @@
       </w:rPr>
     </w:lvl>
   </w:abstractNum>
-  <w:abstractNum w:abstractNumId="2" w15:restartNumberingAfterBreak="0">
+  <w:abstractNum w:abstractNumId="2">
     <w:nsid w:val="0F2F4132"/>
     <w:multiLevelType w:val="hybridMultilevel"/>
     <w:tmpl w:val="AD60B664"/>
@@ -4578,7 +4653,7 @@
       </w:rPr>
     </w:lvl>
   </w:abstractNum>
-  <w:abstractNum w:abstractNumId="3" w15:restartNumberingAfterBreak="0">
+  <w:abstractNum w:abstractNumId="3">
     <w:nsid w:val="13C64F0F"/>
     <w:multiLevelType w:val="multilevel"/>
     <w:tmpl w:val="7100958E"/>
@@ -4727,7 +4802,7 @@
       </w:rPr>
     </w:lvl>
   </w:abstractNum>
-  <w:abstractNum w:abstractNumId="4" w15:restartNumberingAfterBreak="0">
+  <w:abstractNum w:abstractNumId="4">
     <w:nsid w:val="176530B0"/>
     <w:multiLevelType w:val="hybridMultilevel"/>
     <w:tmpl w:val="368C0F56"/>
@@ -4840,7 +4915,7 @@
       </w:rPr>
     </w:lvl>
   </w:abstractNum>
-  <w:abstractNum w:abstractNumId="5" w15:restartNumberingAfterBreak="0">
+  <w:abstractNum w:abstractNumId="5">
     <w:nsid w:val="194B77AE"/>
     <w:multiLevelType w:val="hybridMultilevel"/>
     <w:tmpl w:val="310AAC3E"/>
@@ -4926,7 +5001,7 @@
       </w:pPr>
     </w:lvl>
   </w:abstractNum>
-  <w:abstractNum w:abstractNumId="6" w15:restartNumberingAfterBreak="0">
+  <w:abstractNum w:abstractNumId="6">
     <w:nsid w:val="20A93480"/>
     <w:multiLevelType w:val="hybridMultilevel"/>
     <w:tmpl w:val="AF107800"/>
@@ -5039,7 +5114,7 @@
       </w:rPr>
     </w:lvl>
   </w:abstractNum>
-  <w:abstractNum w:abstractNumId="7" w15:restartNumberingAfterBreak="0">
+  <w:abstractNum w:abstractNumId="7">
     <w:nsid w:val="27744F89"/>
     <w:multiLevelType w:val="hybridMultilevel"/>
     <w:tmpl w:val="183C3468"/>
@@ -5152,7 +5227,7 @@
       </w:rPr>
     </w:lvl>
   </w:abstractNum>
-  <w:abstractNum w:abstractNumId="8" w15:restartNumberingAfterBreak="0">
+  <w:abstractNum w:abstractNumId="8">
     <w:nsid w:val="2A827694"/>
     <w:multiLevelType w:val="multilevel"/>
     <w:tmpl w:val="96389010"/>
@@ -5301,7 +5376,7 @@
       </w:rPr>
     </w:lvl>
   </w:abstractNum>
-  <w:abstractNum w:abstractNumId="9" w15:restartNumberingAfterBreak="0">
+  <w:abstractNum w:abstractNumId="9">
     <w:nsid w:val="2CBC5FBC"/>
     <w:multiLevelType w:val="hybridMultilevel"/>
     <w:tmpl w:val="F21A883C"/>
@@ -5414,7 +5489,7 @@
       </w:rPr>
     </w:lvl>
   </w:abstractNum>
-  <w:abstractNum w:abstractNumId="10" w15:restartNumberingAfterBreak="0">
+  <w:abstractNum w:abstractNumId="10">
     <w:nsid w:val="2FFE7108"/>
     <w:multiLevelType w:val="hybridMultilevel"/>
     <w:tmpl w:val="2C40E0CA"/>
@@ -5504,7 +5579,7 @@
       </w:pPr>
     </w:lvl>
   </w:abstractNum>
-  <w:abstractNum w:abstractNumId="11" w15:restartNumberingAfterBreak="0">
+  <w:abstractNum w:abstractNumId="11">
     <w:nsid w:val="38DD3C34"/>
     <w:multiLevelType w:val="hybridMultilevel"/>
     <w:tmpl w:val="BC7447CC"/>
@@ -5617,7 +5692,7 @@
       </w:rPr>
     </w:lvl>
   </w:abstractNum>
-  <w:abstractNum w:abstractNumId="12" w15:restartNumberingAfterBreak="0">
+  <w:abstractNum w:abstractNumId="12">
     <w:nsid w:val="47DD3398"/>
     <w:multiLevelType w:val="hybridMultilevel"/>
     <w:tmpl w:val="CDD03318"/>
@@ -5715,7 +5790,7 @@
       </w:pPr>
     </w:lvl>
   </w:abstractNum>
-  <w:abstractNum w:abstractNumId="13" w15:restartNumberingAfterBreak="0">
+  <w:abstractNum w:abstractNumId="13">
     <w:nsid w:val="4A3C2B4A"/>
     <w:multiLevelType w:val="multilevel"/>
     <w:tmpl w:val="D102F4E0"/>
@@ -5864,7 +5939,7 @@
       </w:rPr>
     </w:lvl>
   </w:abstractNum>
-  <w:abstractNum w:abstractNumId="14" w15:restartNumberingAfterBreak="0">
+  <w:abstractNum w:abstractNumId="14">
     <w:nsid w:val="571D4DCC"/>
     <w:multiLevelType w:val="multilevel"/>
     <w:tmpl w:val="A6BE5528"/>
@@ -6013,7 +6088,7 @@
       </w:rPr>
     </w:lvl>
   </w:abstractNum>
-  <w:abstractNum w:abstractNumId="15" w15:restartNumberingAfterBreak="0">
+  <w:abstractNum w:abstractNumId="15">
     <w:nsid w:val="5CFA3FF0"/>
     <w:multiLevelType w:val="multilevel"/>
     <w:tmpl w:val="592415BE"/>
@@ -6162,7 +6237,7 @@
       </w:rPr>
     </w:lvl>
   </w:abstractNum>
-  <w:abstractNum w:abstractNumId="16" w15:restartNumberingAfterBreak="0">
+  <w:abstractNum w:abstractNumId="16">
     <w:nsid w:val="5DAB3972"/>
     <w:multiLevelType w:val="hybridMultilevel"/>
     <w:tmpl w:val="4AE22B42"/>
@@ -6252,7 +6327,7 @@
       </w:pPr>
     </w:lvl>
   </w:abstractNum>
-  <w:abstractNum w:abstractNumId="17" w15:restartNumberingAfterBreak="0">
+  <w:abstractNum w:abstractNumId="17">
     <w:nsid w:val="60E33E3F"/>
     <w:multiLevelType w:val="multilevel"/>
     <w:tmpl w:val="4D46E022"/>
@@ -6401,7 +6476,7 @@
       </w:rPr>
     </w:lvl>
   </w:abstractNum>
-  <w:abstractNum w:abstractNumId="18" w15:restartNumberingAfterBreak="0">
+  <w:abstractNum w:abstractNumId="18">
     <w:nsid w:val="618271D5"/>
     <w:multiLevelType w:val="hybridMultilevel"/>
     <w:tmpl w:val="7E341698"/>
@@ -6514,7 +6589,7 @@
       </w:rPr>
     </w:lvl>
   </w:abstractNum>
-  <w:abstractNum w:abstractNumId="19" w15:restartNumberingAfterBreak="0">
+  <w:abstractNum w:abstractNumId="19">
     <w:nsid w:val="623439FA"/>
     <w:multiLevelType w:val="multilevel"/>
     <w:tmpl w:val="B5502C92"/>
@@ -6663,7 +6738,7 @@
       </w:rPr>
     </w:lvl>
   </w:abstractNum>
-  <w:abstractNum w:abstractNumId="20" w15:restartNumberingAfterBreak="0">
+  <w:abstractNum w:abstractNumId="20">
     <w:nsid w:val="69326D03"/>
     <w:multiLevelType w:val="multilevel"/>
     <w:tmpl w:val="CC4AC74A"/>
@@ -6812,7 +6887,7 @@
       </w:rPr>
     </w:lvl>
   </w:abstractNum>
-  <w:abstractNum w:abstractNumId="21" w15:restartNumberingAfterBreak="0">
+  <w:abstractNum w:abstractNumId="21">
     <w:nsid w:val="70750283"/>
     <w:multiLevelType w:val="hybridMultilevel"/>
     <w:tmpl w:val="2D30E5CE"/>
@@ -6902,7 +6977,7 @@
       </w:pPr>
     </w:lvl>
   </w:abstractNum>
-  <w:abstractNum w:abstractNumId="22" w15:restartNumberingAfterBreak="0">
+  <w:abstractNum w:abstractNumId="22">
     <w:nsid w:val="7AA013AB"/>
     <w:multiLevelType w:val="multilevel"/>
     <w:tmpl w:val="6D909AFE"/>
@@ -7051,80 +7126,80 @@
       </w:rPr>
     </w:lvl>
   </w:abstractNum>
-  <w:num w:numId="1" w16cid:durableId="1734159124">
+  <w:num w:numId="1">
     <w:abstractNumId w:val="12"/>
   </w:num>
-  <w:num w:numId="2" w16cid:durableId="1958415463">
+  <w:num w:numId="2">
     <w:abstractNumId w:val="1"/>
   </w:num>
-  <w:num w:numId="3" w16cid:durableId="42483975">
+  <w:num w:numId="3">
     <w:abstractNumId w:val="0"/>
   </w:num>
-  <w:num w:numId="4" w16cid:durableId="861407109">
+  <w:num w:numId="4">
     <w:abstractNumId w:val="15"/>
   </w:num>
-  <w:num w:numId="5" w16cid:durableId="1862620683">
+  <w:num w:numId="5">
     <w:abstractNumId w:val="20"/>
   </w:num>
-  <w:num w:numId="6" w16cid:durableId="1594320136">
+  <w:num w:numId="6">
     <w:abstractNumId w:val="11"/>
   </w:num>
-  <w:num w:numId="7" w16cid:durableId="2136555877">
+  <w:num w:numId="7">
     <w:abstractNumId w:val="3"/>
   </w:num>
-  <w:num w:numId="8" w16cid:durableId="1123690777">
+  <w:num w:numId="8">
     <w:abstractNumId w:val="22"/>
   </w:num>
-  <w:num w:numId="9" w16cid:durableId="435759439">
+  <w:num w:numId="9">
     <w:abstractNumId w:val="19"/>
   </w:num>
-  <w:num w:numId="10" w16cid:durableId="1838764649">
+  <w:num w:numId="10">
     <w:abstractNumId w:val="16"/>
   </w:num>
-  <w:num w:numId="11" w16cid:durableId="71120376">
+  <w:num w:numId="11">
     <w:abstractNumId w:val="6"/>
   </w:num>
-  <w:num w:numId="12" w16cid:durableId="832574401">
+  <w:num w:numId="12">
     <w:abstractNumId w:val="2"/>
   </w:num>
-  <w:num w:numId="13" w16cid:durableId="938021967">
+  <w:num w:numId="13">
     <w:abstractNumId w:val="18"/>
   </w:num>
-  <w:num w:numId="14" w16cid:durableId="1677537269">
+  <w:num w:numId="14">
     <w:abstractNumId w:val="4"/>
   </w:num>
-  <w:num w:numId="15" w16cid:durableId="593367968">
+  <w:num w:numId="15">
     <w:abstractNumId w:val="7"/>
   </w:num>
-  <w:num w:numId="16" w16cid:durableId="220747402">
+  <w:num w:numId="16">
     <w:abstractNumId w:val="9"/>
   </w:num>
-  <w:num w:numId="17" w16cid:durableId="100688442">
+  <w:num w:numId="17">
     <w:abstractNumId w:val="5"/>
   </w:num>
-  <w:num w:numId="18" w16cid:durableId="921722451">
+  <w:num w:numId="18">
     <w:abstractNumId w:val="21"/>
   </w:num>
-  <w:num w:numId="19" w16cid:durableId="442698173">
+  <w:num w:numId="19">
     <w:abstractNumId w:val="8"/>
   </w:num>
-  <w:num w:numId="20" w16cid:durableId="2085031308">
+  <w:num w:numId="20">
     <w:abstractNumId w:val="13"/>
   </w:num>
-  <w:num w:numId="21" w16cid:durableId="640119010">
+  <w:num w:numId="21">
     <w:abstractNumId w:val="14"/>
   </w:num>
-  <w:num w:numId="22" w16cid:durableId="460002141">
+  <w:num w:numId="22">
     <w:abstractNumId w:val="17"/>
   </w:num>
-  <w:num w:numId="23" w16cid:durableId="757756082">
+  <w:num w:numId="23">
     <w:abstractNumId w:val="10"/>
   </w:num>
 </w:numbering>
 </file>
 
 <file path=word/styles.xml><?xml version="1.0" encoding="utf-8"?>
-<w:styles xmlns:mc="http://schemas.openxmlformats.org/markup-compatibility/2006" xmlns:r="http://schemas.openxmlformats.org/officeDocument/2006/relationships" xmlns:w="http://schemas.openxmlformats.org/wordprocessingml/2006/main" xmlns:w14="http://schemas.microsoft.com/office/word/2010/wordml" xmlns:w15="http://schemas.microsoft.com/office/word/2012/wordml" xmlns:w16cex="http://schemas.microsoft.com/office/word/2018/wordml/cex" xmlns:w16cid="http://schemas.microsoft.com/office/word/2016/wordml/cid" xmlns:w16="http://schemas.microsoft.com/office/word/2018/wordml" xmlns:w16du="http://schemas.microsoft.com/office/word/2023/wordml/word16du" xmlns:w16sdtdh="http://schemas.microsoft.com/office/word/2020/wordml/sdtdatahash" xmlns:w16sdtfl="http://schemas.microsoft.com/office/word/2024/wordml/sdtformatlock" xmlns:w16se="http://schemas.microsoft.com/office/word/2015/wordml/symex" mc:Ignorable="w14 w15 w16se w16cid w16 w16cex w16sdtdh w16sdtfl w16du">
+<w:styles xmlns:r="http://schemas.openxmlformats.org/officeDocument/2006/relationships" xmlns:w="http://schemas.openxmlformats.org/wordprocessingml/2006/main">
   <w:docDefaults>
     <w:rPrDefault>
       <w:rPr>
@@ -7133,7 +7208,6 @@
         <w:sz w:val="24"/>
         <w:szCs w:val="24"/>
         <w:lang w:val="en-IN" w:eastAsia="en-US" w:bidi="ar-SA"/>
-        <w14:ligatures w14:val="standardContextual"/>
       </w:rPr>
     </w:rPrDefault>
     <w:pPrDefault>
@@ -7142,383 +7216,145 @@
       </w:pPr>
     </w:pPrDefault>
   </w:docDefaults>
-  <w:latentStyles w:defLockedState="0" w:defUIPriority="99" w:defSemiHidden="0" w:defUnhideWhenUsed="0" w:defQFormat="0" w:count="376">
-    <w:lsdException w:name="Normal" w:uiPriority="0" w:qFormat="1"/>
-    <w:lsdException w:name="heading 1" w:uiPriority="9" w:qFormat="1"/>
-    <w:lsdException w:name="heading 2" w:semiHidden="1" w:uiPriority="9" w:unhideWhenUsed="1" w:qFormat="1"/>
-    <w:lsdException w:name="heading 3" w:semiHidden="1" w:uiPriority="9" w:unhideWhenUsed="1" w:qFormat="1"/>
-    <w:lsdException w:name="heading 4" w:semiHidden="1" w:uiPriority="9" w:unhideWhenUsed="1" w:qFormat="1"/>
-    <w:lsdException w:name="heading 5" w:semiHidden="1" w:uiPriority="9" w:unhideWhenUsed="1" w:qFormat="1"/>
-    <w:lsdException w:name="heading 6" w:semiHidden="1" w:uiPriority="9" w:unhideWhenUsed="1" w:qFormat="1"/>
-    <w:lsdException w:name="heading 7" w:semiHidden="1" w:uiPriority="9" w:unhideWhenUsed="1" w:qFormat="1"/>
-    <w:lsdException w:name="heading 8" w:semiHidden="1" w:uiPriority="9" w:unhideWhenUsed="1" w:qFormat="1"/>
-    <w:lsdException w:name="heading 9" w:semiHidden="1" w:uiPriority="9" w:unhideWhenUsed="1" w:qFormat="1"/>
-    <w:lsdException w:name="index 1" w:semiHidden="1" w:unhideWhenUsed="1"/>
-    <w:lsdException w:name="index 2" w:semiHidden="1" w:unhideWhenUsed="1"/>
-    <w:lsdException w:name="index 3" w:semiHidden="1" w:unhideWhenUsed="1"/>
-    <w:lsdException w:name="index 4" w:semiHidden="1" w:unhideWhenUsed="1"/>
-    <w:lsdException w:name="index 5" w:semiHidden="1" w:unhideWhenUsed="1"/>
-    <w:lsdException w:name="index 6" w:semiHidden="1" w:unhideWhenUsed="1"/>
-    <w:lsdException w:name="index 7" w:semiHidden="1" w:unhideWhenUsed="1"/>
-    <w:lsdException w:name="index 8" w:semiHidden="1" w:unhideWhenUsed="1"/>
-    <w:lsdException w:name="index 9" w:semiHidden="1" w:unhideWhenUsed="1"/>
-    <w:lsdException w:name="toc 1" w:semiHidden="1" w:uiPriority="39" w:unhideWhenUsed="1"/>
-    <w:lsdException w:name="toc 2" w:semiHidden="1" w:uiPriority="39" w:unhideWhenUsed="1"/>
-    <w:lsdException w:name="toc 3" w:semiHidden="1" w:uiPriority="39" w:unhideWhenUsed="1"/>
-    <w:lsdException w:name="toc 4" w:semiHidden="1" w:uiPriority="39" w:unhideWhenUsed="1"/>
-    <w:lsdException w:name="toc 5" w:semiHidden="1" w:uiPriority="39" w:unhideWhenUsed="1"/>
-    <w:lsdException w:name="toc 6" w:semiHidden="1" w:uiPriority="39" w:unhideWhenUsed="1"/>
-    <w:lsdException w:name="toc 7" w:semiHidden="1" w:uiPriority="39" w:unhideWhenUsed="1"/>
-    <w:lsdException w:name="toc 8" w:semiHidden="1" w:uiPriority="39" w:unhideWhenUsed="1"/>
-    <w:lsdException w:name="toc 9" w:semiHidden="1" w:uiPriority="39" w:unhideWhenUsed="1"/>
-    <w:lsdException w:name="Normal Indent" w:semiHidden="1" w:unhideWhenUsed="1"/>
-    <w:lsdException w:name="footnote text" w:semiHidden="1" w:unhideWhenUsed="1"/>
-    <w:lsdException w:name="annotation text" w:semiHidden="1" w:unhideWhenUsed="1"/>
-    <w:lsdException w:name="header" w:semiHidden="1" w:unhideWhenUsed="1"/>
-    <w:lsdException w:name="footer" w:semiHidden="1" w:unhideWhenUsed="1" w:qFormat="1"/>
-    <w:lsdException w:name="index heading" w:semiHidden="1" w:unhideWhenUsed="1"/>
-    <w:lsdException w:name="caption" w:semiHidden="1" w:uiPriority="35" w:unhideWhenUsed="1" w:qFormat="1"/>
-    <w:lsdException w:name="table of figures" w:semiHidden="1" w:unhideWhenUsed="1"/>
-    <w:lsdException w:name="envelope address" w:semiHidden="1" w:unhideWhenUsed="1"/>
-    <w:lsdException w:name="envelope return" w:semiHidden="1" w:unhideWhenUsed="1"/>
-    <w:lsdException w:name="footnote reference" w:semiHidden="1" w:unhideWhenUsed="1"/>
-    <w:lsdException w:name="annotation reference" w:semiHidden="1" w:unhideWhenUsed="1"/>
-    <w:lsdException w:name="line number" w:semiHidden="1" w:unhideWhenUsed="1"/>
-    <w:lsdException w:name="page number" w:semiHidden="1" w:unhideWhenUsed="1"/>
-    <w:lsdException w:name="endnote reference" w:semiHidden="1" w:unhideWhenUsed="1"/>
-    <w:lsdException w:name="endnote text" w:semiHidden="1" w:unhideWhenUsed="1"/>
-    <w:lsdException w:name="table of authorities" w:semiHidden="1" w:unhideWhenUsed="1"/>
-    <w:lsdException w:name="macro" w:semiHidden="1" w:unhideWhenUsed="1"/>
-    <w:lsdException w:name="toa heading" w:semiHidden="1" w:unhideWhenUsed="1"/>
-    <w:lsdException w:name="List" w:semiHidden="1" w:unhideWhenUsed="1"/>
-    <w:lsdException w:name="List Bullet" w:semiHidden="1" w:unhideWhenUsed="1"/>
-    <w:lsdException w:name="List Number" w:semiHidden="1" w:unhideWhenUsed="1"/>
-    <w:lsdException w:name="List 2" w:semiHidden="1" w:unhideWhenUsed="1"/>
-    <w:lsdException w:name="List 3" w:semiHidden="1" w:unhideWhenUsed="1"/>
-    <w:lsdException w:name="List 4" w:semiHidden="1" w:unhideWhenUsed="1"/>
-    <w:lsdException w:name="List 5" w:semiHidden="1" w:unhideWhenUsed="1"/>
-    <w:lsdException w:name="List Bullet 2" w:semiHidden="1" w:unhideWhenUsed="1"/>
-    <w:lsdException w:name="List Bullet 3" w:semiHidden="1" w:unhideWhenUsed="1"/>
-    <w:lsdException w:name="List Bullet 4" w:semiHidden="1" w:unhideWhenUsed="1"/>
-    <w:lsdException w:name="List Bullet 5" w:semiHidden="1" w:unhideWhenUsed="1"/>
-    <w:lsdException w:name="List Number 2" w:semiHidden="1" w:unhideWhenUsed="1"/>
-    <w:lsdException w:name="List Number 3" w:semiHidden="1" w:unhideWhenUsed="1"/>
-    <w:lsdException w:name="List Number 4" w:semiHidden="1" w:unhideWhenUsed="1"/>
-    <w:lsdException w:name="List Number 5" w:semiHidden="1" w:unhideWhenUsed="1"/>
-    <w:lsdException w:name="Title" w:uiPriority="10" w:qFormat="1"/>
-    <w:lsdException w:name="Closing" w:semiHidden="1" w:unhideWhenUsed="1"/>
-    <w:lsdException w:name="Signature" w:semiHidden="1" w:unhideWhenUsed="1"/>
-    <w:lsdException w:name="Default Paragraph Font" w:semiHidden="1" w:uiPriority="1" w:unhideWhenUsed="1"/>
-    <w:lsdException w:name="Body Text" w:semiHidden="1" w:unhideWhenUsed="1"/>
-    <w:lsdException w:name="Body Text Indent" w:semiHidden="1" w:unhideWhenUsed="1"/>
-    <w:lsdException w:name="List Continue" w:semiHidden="1" w:unhideWhenUsed="1"/>
-    <w:lsdException w:name="List Continue 2" w:semiHidden="1" w:unhideWhenUsed="1"/>
-    <w:lsdException w:name="List Continue 3" w:semiHidden="1" w:unhideWhenUsed="1"/>
-    <w:lsdException w:name="List Continue 4" w:semiHidden="1" w:unhideWhenUsed="1"/>
-    <w:lsdException w:name="List Continue 5" w:semiHidden="1" w:unhideWhenUsed="1"/>
-    <w:lsdException w:name="Message Header" w:semiHidden="1" w:unhideWhenUsed="1"/>
-    <w:lsdException w:name="Subtitle" w:uiPriority="11" w:qFormat="1"/>
-    <w:lsdException w:name="Salutation" w:semiHidden="1" w:unhideWhenUsed="1"/>
-    <w:lsdException w:name="Date" w:semiHidden="1" w:unhideWhenUsed="1"/>
-    <w:lsdException w:name="Body Text First Indent" w:semiHidden="1" w:unhideWhenUsed="1"/>
-    <w:lsdException w:name="Body Text First Indent 2" w:semiHidden="1" w:unhideWhenUsed="1"/>
-    <w:lsdException w:name="Note Heading" w:semiHidden="1" w:unhideWhenUsed="1"/>
-    <w:lsdException w:name="Body Text 2" w:semiHidden="1" w:unhideWhenUsed="1"/>
-    <w:lsdException w:name="Body Text 3" w:semiHidden="1" w:unhideWhenUsed="1"/>
-    <w:lsdException w:name="Body Text Indent 2" w:semiHidden="1" w:unhideWhenUsed="1"/>
-    <w:lsdException w:name="Body Text Indent 3" w:semiHidden="1" w:unhideWhenUsed="1"/>
-    <w:lsdException w:name="Block Text" w:semiHidden="1" w:unhideWhenUsed="1"/>
-    <w:lsdException w:name="Hyperlink" w:semiHidden="1" w:unhideWhenUsed="1"/>
-    <w:lsdException w:name="FollowedHyperlink" w:semiHidden="1" w:unhideWhenUsed="1"/>
-    <w:lsdException w:name="Strong" w:uiPriority="22" w:qFormat="1"/>
-    <w:lsdException w:name="Emphasis" w:uiPriority="20" w:qFormat="1"/>
-    <w:lsdException w:name="Document Map" w:semiHidden="1" w:unhideWhenUsed="1"/>
-    <w:lsdException w:name="Plain Text" w:semiHidden="1" w:unhideWhenUsed="1"/>
-    <w:lsdException w:name="E-mail Signature" w:semiHidden="1" w:unhideWhenUsed="1"/>
-    <w:lsdException w:name="HTML Top of Form" w:semiHidden="1" w:unhideWhenUsed="1"/>
-    <w:lsdException w:name="HTML Bottom of Form" w:semiHidden="1" w:unhideWhenUsed="1"/>
-    <w:lsdException w:name="Normal (Web)" w:semiHidden="1" w:unhideWhenUsed="1"/>
-    <w:lsdException w:name="HTML Acronym" w:semiHidden="1" w:unhideWhenUsed="1"/>
-    <w:lsdException w:name="HTML Address" w:semiHidden="1" w:unhideWhenUsed="1"/>
-    <w:lsdException w:name="HTML Cite" w:semiHidden="1" w:unhideWhenUsed="1"/>
-    <w:lsdException w:name="HTML Code" w:semiHidden="1" w:unhideWhenUsed="1"/>
-    <w:lsdException w:name="HTML Definition" w:semiHidden="1" w:unhideWhenUsed="1"/>
-    <w:lsdException w:name="HTML Keyboard" w:semiHidden="1" w:unhideWhenUsed="1"/>
-    <w:lsdException w:name="HTML Preformatted" w:semiHidden="1" w:unhideWhenUsed="1"/>
-    <w:lsdException w:name="HTML Sample" w:semiHidden="1" w:unhideWhenUsed="1"/>
-    <w:lsdException w:name="HTML Typewriter" w:semiHidden="1" w:unhideWhenUsed="1"/>
-    <w:lsdException w:name="HTML Variable" w:semiHidden="1" w:unhideWhenUsed="1"/>
-    <w:lsdException w:name="Normal Table" w:semiHidden="1" w:unhideWhenUsed="1"/>
-    <w:lsdException w:name="annotation subject" w:semiHidden="1" w:unhideWhenUsed="1"/>
-    <w:lsdException w:name="No List" w:semiHidden="1" w:unhideWhenUsed="1"/>
-    <w:lsdException w:name="Outline List 1" w:semiHidden="1" w:unhideWhenUsed="1"/>
-    <w:lsdException w:name="Outline List 2" w:semiHidden="1" w:unhideWhenUsed="1"/>
-    <w:lsdException w:name="Outline List 3" w:semiHidden="1" w:unhideWhenUsed="1"/>
-    <w:lsdException w:name="Table Simple 1" w:semiHidden="1" w:unhideWhenUsed="1"/>
-    <w:lsdException w:name="Table Simple 2" w:semiHidden="1" w:unhideWhenUsed="1"/>
-    <w:lsdException w:name="Table Simple 3" w:semiHidden="1" w:unhideWhenUsed="1"/>
-    <w:lsdException w:name="Table Classic 1" w:semiHidden="1" w:unhideWhenUsed="1"/>
-    <w:lsdException w:name="Table Classic 2" w:semiHidden="1" w:unhideWhenUsed="1"/>
-    <w:lsdException w:name="Table Classic 3" w:semiHidden="1" w:unhideWhenUsed="1"/>
-    <w:lsdException w:name="Table Classic 4" w:semiHidden="1" w:unhideWhenUsed="1"/>
-    <w:lsdException w:name="Table Colorful 1" w:semiHidden="1" w:unhideWhenUsed="1"/>
-    <w:lsdException w:name="Table Colorful 2" w:semiHidden="1" w:unhideWhenUsed="1"/>
-    <w:lsdException w:name="Table Colorful 3" w:semiHidden="1" w:unhideWhenUsed="1"/>
-    <w:lsdException w:name="Table Columns 1" w:semiHidden="1" w:unhideWhenUsed="1"/>
-    <w:lsdException w:name="Table Columns 2" w:semiHidden="1" w:unhideWhenUsed="1"/>
-    <w:lsdException w:name="Table Columns 3" w:semiHidden="1" w:unhideWhenUsed="1"/>
-    <w:lsdException w:name="Table Columns 4" w:semiHidden="1" w:unhideWhenUsed="1"/>
-    <w:lsdException w:name="Table Columns 5" w:semiHidden="1" w:unhideWhenUsed="1"/>
-    <w:lsdException w:name="Table Grid 1" w:semiHidden="1" w:unhideWhenUsed="1"/>
-    <w:lsdException w:name="Table Grid 2" w:semiHidden="1" w:unhideWhenUsed="1"/>
-    <w:lsdException w:name="Table Grid 3" w:semiHidden="1" w:unhideWhenUsed="1"/>
-    <w:lsdException w:name="Table Grid 4" w:semiHidden="1" w:unhideWhenUsed="1"/>
-    <w:lsdException w:name="Table Grid 5" w:semiHidden="1" w:unhideWhenUsed="1"/>
-    <w:lsdException w:name="Table Grid 6" w:semiHidden="1" w:unhideWhenUsed="1"/>
-    <w:lsdException w:name="Table Grid 7" w:semiHidden="1" w:unhideWhenUsed="1"/>
-    <w:lsdException w:name="Table Grid 8" w:semiHidden="1" w:unhideWhenUsed="1"/>
-    <w:lsdException w:name="Table List 1" w:semiHidden="1" w:unhideWhenUsed="1"/>
-    <w:lsdException w:name="Table List 2" w:semiHidden="1" w:unhideWhenUsed="1"/>
-    <w:lsdException w:name="Table List 3" w:semiHidden="1" w:unhideWhenUsed="1"/>
-    <w:lsdException w:name="Table List 4" w:semiHidden="1" w:unhideWhenUsed="1"/>
-    <w:lsdException w:name="Table List 5" w:semiHidden="1" w:unhideWhenUsed="1"/>
-    <w:lsdException w:name="Table List 6" w:semiHidden="1" w:unhideWhenUsed="1"/>
-    <w:lsdException w:name="Table List 7" w:semiHidden="1" w:unhideWhenUsed="1"/>
-    <w:lsdException w:name="Table List 8" w:semiHidden="1" w:unhideWhenUsed="1"/>
-    <w:lsdException w:name="Table 3D effects 1" w:semiHidden="1" w:unhideWhenUsed="1"/>
-    <w:lsdException w:name="Table 3D effects 2" w:semiHidden="1" w:unhideWhenUsed="1"/>
-    <w:lsdException w:name="Table 3D effects 3" w:semiHidden="1" w:unhideWhenUsed="1"/>
-    <w:lsdException w:name="Table Contemporary" w:semiHidden="1" w:unhideWhenUsed="1"/>
-    <w:lsdException w:name="Table Elegant" w:semiHidden="1" w:unhideWhenUsed="1"/>
-    <w:lsdException w:name="Table Professional" w:semiHidden="1" w:unhideWhenUsed="1"/>
-    <w:lsdException w:name="Table Subtle 1" w:semiHidden="1" w:unhideWhenUsed="1"/>
-    <w:lsdException w:name="Table Subtle 2" w:semiHidden="1" w:unhideWhenUsed="1"/>
-    <w:lsdException w:name="Table Web 1" w:semiHidden="1" w:unhideWhenUsed="1"/>
-    <w:lsdException w:name="Table Web 2" w:semiHidden="1" w:unhideWhenUsed="1"/>
-    <w:lsdException w:name="Table Web 3" w:semiHidden="1" w:unhideWhenUsed="1"/>
-    <w:lsdException w:name="Balloon Text" w:semiHidden="1" w:unhideWhenUsed="1"/>
-    <w:lsdException w:name="Table Grid" w:uiPriority="39"/>
-    <w:lsdException w:name="Table Theme" w:semiHidden="1" w:unhideWhenUsed="1"/>
-    <w:lsdException w:name="Placeholder Text" w:semiHidden="1"/>
-    <w:lsdException w:name="No Spacing" w:uiPriority="1" w:qFormat="1"/>
-    <w:lsdException w:name="Light Shading" w:uiPriority="60"/>
-    <w:lsdException w:name="Light List" w:uiPriority="61"/>
-    <w:lsdException w:name="Light Grid" w:uiPriority="62"/>
-    <w:lsdException w:name="Medium Shading 1" w:uiPriority="63"/>
-    <w:lsdException w:name="Medium Shading 2" w:uiPriority="64"/>
-    <w:lsdException w:name="Medium List 1" w:uiPriority="65"/>
-    <w:lsdException w:name="Medium List 2" w:uiPriority="66"/>
-    <w:lsdException w:name="Medium Grid 1" w:uiPriority="67"/>
-    <w:lsdException w:name="Medium Grid 2" w:uiPriority="68"/>
-    <w:lsdException w:name="Medium Grid 3" w:uiPriority="69"/>
-    <w:lsdException w:name="Dark List" w:uiPriority="70"/>
-    <w:lsdException w:name="Colorful Shading" w:uiPriority="71"/>
-    <w:lsdException w:name="Colorful List" w:uiPriority="72"/>
-    <w:lsdException w:name="Colorful Grid" w:uiPriority="73"/>
-    <w:lsdException w:name="Light Shading Accent 1" w:uiPriority="60"/>
-    <w:lsdException w:name="Light List Accent 1" w:uiPriority="61"/>
-    <w:lsdException w:name="Light Grid Accent 1" w:uiPriority="62"/>
-    <w:lsdException w:name="Medium Shading 1 Accent 1" w:uiPriority="63"/>
-    <w:lsdException w:name="Medium Shading 2 Accent 1" w:uiPriority="64"/>
-    <w:lsdException w:name="Medium List 1 Accent 1" w:uiPriority="65"/>
-    <w:lsdException w:name="Revision" w:semiHidden="1"/>
-    <w:lsdException w:name="List Paragraph" w:uiPriority="34" w:qFormat="1"/>
-    <w:lsdException w:name="Quote" w:uiPriority="29" w:qFormat="1"/>
-    <w:lsdException w:name="Intense Quote" w:uiPriority="30" w:qFormat="1"/>
-    <w:lsdException w:name="Medium List 2 Accent 1" w:uiPriority="66"/>
-    <w:lsdException w:name="Medium Grid 1 Accent 1" w:uiPriority="67"/>
-    <w:lsdException w:name="Medium Grid 2 Accent 1" w:uiPriority="68"/>
-    <w:lsdException w:name="Medium Grid 3 Accent 1" w:uiPriority="69"/>
-    <w:lsdException w:name="Dark List Accent 1" w:uiPriority="70"/>
-    <w:lsdException w:name="Colorful Shading Accent 1" w:uiPriority="71"/>
-    <w:lsdException w:name="Colorful List Accent 1" w:uiPriority="72"/>
-    <w:lsdException w:name="Colorful Grid Accent 1" w:uiPriority="73"/>
-    <w:lsdException w:name="Light Shading Accent 2" w:uiPriority="60"/>
-    <w:lsdException w:name="Light List Accent 2" w:uiPriority="61"/>
-    <w:lsdException w:name="Light Grid Accent 2" w:uiPriority="62"/>
-    <w:lsdException w:name="Medium Shading 1 Accent 2" w:uiPriority="63"/>
-    <w:lsdException w:name="Medium Shading 2 Accent 2" w:uiPriority="64"/>
-    <w:lsdException w:name="Medium List 1 Accent 2" w:uiPriority="65"/>
-    <w:lsdException w:name="Medium List 2 Accent 2" w:uiPriority="66"/>
-    <w:lsdException w:name="Medium Grid 1 Accent 2" w:uiPriority="67"/>
-    <w:lsdException w:name="Medium Grid 2 Accent 2" w:uiPriority="68"/>
-    <w:lsdException w:name="Medium Grid 3 Accent 2" w:uiPriority="69"/>
-    <w:lsdException w:name="Dark List Accent 2" w:uiPriority="70"/>
-    <w:lsdException w:name="Colorful Shading Accent 2" w:uiPriority="71"/>
-    <w:lsdException w:name="Colorful List Accent 2" w:uiPriority="72"/>
-    <w:lsdException w:name="Colorful Grid Accent 2" w:uiPriority="73"/>
-    <w:lsdException w:name="Light Shading Accent 3" w:uiPriority="60"/>
-    <w:lsdException w:name="Light List Accent 3" w:uiPriority="61"/>
-    <w:lsdException w:name="Light Grid Accent 3" w:uiPriority="62"/>
-    <w:lsdException w:name="Medium Shading 1 Accent 3" w:uiPriority="63"/>
-    <w:lsdException w:name="Medium Shading 2 Accent 3" w:uiPriority="64"/>
-    <w:lsdException w:name="Medium List 1 Accent 3" w:uiPriority="65"/>
-    <w:lsdException w:name="Medium List 2 Accent 3" w:uiPriority="66"/>
-    <w:lsdException w:name="Medium Grid 1 Accent 3" w:uiPriority="67"/>
-    <w:lsdException w:name="Medium Grid 2 Accent 3" w:uiPriority="68"/>
-    <w:lsdException w:name="Medium Grid 3 Accent 3" w:uiPriority="69"/>
-    <w:lsdException w:name="Dark List Accent 3" w:uiPriority="70"/>
-    <w:lsdException w:name="Colorful Shading Accent 3" w:uiPriority="71"/>
-    <w:lsdException w:name="Colorful List Accent 3" w:uiPriority="72"/>
-    <w:lsdException w:name="Colorful Grid Accent 3" w:uiPriority="73"/>
-    <w:lsdException w:name="Light Shading Accent 4" w:uiPriority="60"/>
-    <w:lsdException w:name="Light List Accent 4" w:uiPriority="61"/>
-    <w:lsdException w:name="Light Grid Accent 4" w:uiPriority="62"/>
-    <w:lsdException w:name="Medium Shading 1 Accent 4" w:uiPriority="63"/>
-    <w:lsdException w:name="Medium Shading 2 Accent 4" w:uiPriority="64"/>
-    <w:lsdException w:name="Medium List 1 Accent 4" w:uiPriority="65"/>
-    <w:lsdException w:name="Medium List 2 Accent 4" w:uiPriority="66"/>
-    <w:lsdException w:name="Medium Grid 1 Accent 4" w:uiPriority="67"/>
-    <w:lsdException w:name="Medium Grid 2 Accent 4" w:uiPriority="68"/>
-    <w:lsdException w:name="Medium Grid 3 Accent 4" w:uiPriority="69"/>
-    <w:lsdException w:name="Dark List Accent 4" w:uiPriority="70"/>
-    <w:lsdException w:name="Colorful Shading Accent 4" w:uiPriority="71"/>
-    <w:lsdException w:name="Colorful List Accent 4" w:uiPriority="72"/>
-    <w:lsdException w:name="Colorful Grid Accent 4" w:uiPriority="73"/>
-    <w:lsdException w:name="Light Shading Accent 5" w:uiPriority="60"/>
-    <w:lsdException w:name="Light List Accent 5" w:uiPriority="61"/>
-    <w:lsdException w:name="Light Grid Accent 5" w:uiPriority="62"/>
-    <w:lsdException w:name="Medium Shading 1 Accent 5" w:uiPriority="63"/>
-    <w:lsdException w:name="Medium Shading 2 Accent 5" w:uiPriority="64"/>
-    <w:lsdException w:name="Medium List 1 Accent 5" w:uiPriority="65"/>
-    <w:lsdException w:name="Medium List 2 Accent 5" w:uiPriority="66"/>
-    <w:lsdException w:name="Medium Grid 1 Accent 5" w:uiPriority="67"/>
-    <w:lsdException w:name="Medium Grid 2 Accent 5" w:uiPriority="68"/>
-    <w:lsdException w:name="Medium Grid 3 Accent 5" w:uiPriority="69"/>
-    <w:lsdException w:name="Dark List Accent 5" w:uiPriority="70"/>
-    <w:lsdException w:name="Colorful Shading Accent 5" w:uiPriority="71"/>
-    <w:lsdException w:name="Colorful List Accent 5" w:uiPriority="72"/>
-    <w:lsdException w:name="Colorful Grid Accent 5" w:uiPriority="73"/>
-    <w:lsdException w:name="Light Shading Accent 6" w:uiPriority="60"/>
-    <w:lsdException w:name="Light List Accent 6" w:uiPriority="61"/>
-    <w:lsdException w:name="Light Grid Accent 6" w:uiPriority="62"/>
-    <w:lsdException w:name="Medium Shading 1 Accent 6" w:uiPriority="63"/>
-    <w:lsdException w:name="Medium Shading 2 Accent 6" w:uiPriority="64"/>
-    <w:lsdException w:name="Medium List 1 Accent 6" w:uiPriority="65"/>
-    <w:lsdException w:name="Medium List 2 Accent 6" w:uiPriority="66"/>
-    <w:lsdException w:name="Medium Grid 1 Accent 6" w:uiPriority="67"/>
-    <w:lsdException w:name="Medium Grid 2 Accent 6" w:uiPriority="68"/>
-    <w:lsdException w:name="Medium Grid 3 Accent 6" w:uiPriority="69"/>
-    <w:lsdException w:name="Dark List Accent 6" w:uiPriority="70"/>
-    <w:lsdException w:name="Colorful Shading Accent 6" w:uiPriority="71"/>
-    <w:lsdException w:name="Colorful List Accent 6" w:uiPriority="72"/>
-    <w:lsdException w:name="Colorful Grid Accent 6" w:uiPriority="73"/>
-    <w:lsdException w:name="Subtle Emphasis" w:uiPriority="19" w:qFormat="1"/>
-    <w:lsdException w:name="Intense Emphasis" w:uiPriority="21" w:qFormat="1"/>
-    <w:lsdException w:name="Subtle Reference" w:uiPriority="31" w:qFormat="1"/>
-    <w:lsdException w:name="Intense Reference" w:uiPriority="32" w:qFormat="1"/>
-    <w:lsdException w:name="Book Title" w:uiPriority="33" w:qFormat="1"/>
-    <w:lsdException w:name="Bibliography" w:semiHidden="1" w:uiPriority="37" w:unhideWhenUsed="1"/>
-    <w:lsdException w:name="TOC Heading" w:semiHidden="1" w:uiPriority="39" w:unhideWhenUsed="1" w:qFormat="1"/>
-    <w:lsdException w:name="Plain Table 1" w:uiPriority="41"/>
-    <w:lsdException w:name="Plain Table 2" w:uiPriority="42"/>
-    <w:lsdException w:name="Plain Table 3" w:uiPriority="43"/>
-    <w:lsdException w:name="Plain Table 4" w:uiPriority="44"/>
-    <w:lsdException w:name="Plain Table 5" w:uiPriority="45"/>
-    <w:lsdException w:name="Grid Table Light" w:uiPriority="40"/>
-    <w:lsdException w:name="Grid Table 1 Light" w:uiPriority="46"/>
-    <w:lsdException w:name="Grid Table 2" w:uiPriority="47"/>
-    <w:lsdException w:name="Grid Table 3" w:uiPriority="48"/>
-    <w:lsdException w:name="Grid Table 4" w:uiPriority="49"/>
-    <w:lsdException w:name="Grid Table 5 Dark" w:uiPriority="50"/>
-    <w:lsdException w:name="Grid Table 6 Colorful" w:uiPriority="51"/>
-    <w:lsdException w:name="Grid Table 7 Colorful" w:uiPriority="52"/>
-    <w:lsdException w:name="Grid Table 1 Light Accent 1" w:uiPriority="46"/>
-    <w:lsdException w:name="Grid Table 2 Accent 1" w:uiPriority="47"/>
-    <w:lsdException w:name="Grid Table 3 Accent 1" w:uiPriority="48"/>
-    <w:lsdException w:name="Grid Table 4 Accent 1" w:uiPriority="49"/>
-    <w:lsdException w:name="Grid Table 5 Dark Accent 1" w:uiPriority="50"/>
-    <w:lsdException w:name="Grid Table 6 Colorful Accent 1" w:uiPriority="51"/>
-    <w:lsdException w:name="Grid Table 7 Colorful Accent 1" w:uiPriority="52"/>
-    <w:lsdException w:name="Grid Table 1 Light Accent 2" w:uiPriority="46"/>
-    <w:lsdException w:name="Grid Table 2 Accent 2" w:uiPriority="47"/>
-    <w:lsdException w:name="Grid Table 3 Accent 2" w:uiPriority="48"/>
-    <w:lsdException w:name="Grid Table 4 Accent 2" w:uiPriority="49"/>
-    <w:lsdException w:name="Grid Table 5 Dark Accent 2" w:uiPriority="50"/>
-    <w:lsdException w:name="Grid Table 6 Colorful Accent 2" w:uiPriority="51"/>
-    <w:lsdException w:name="Grid Table 7 Colorful Accent 2" w:uiPriority="52"/>
-    <w:lsdException w:name="Grid Table 1 Light Accent 3" w:uiPriority="46"/>
-    <w:lsdException w:name="Grid Table 2 Accent 3" w:uiPriority="47"/>
-    <w:lsdException w:name="Grid Table 3 Accent 3" w:uiPriority="48"/>
-    <w:lsdException w:name="Grid Table 4 Accent 3" w:uiPriority="49"/>
-    <w:lsdException w:name="Grid Table 5 Dark Accent 3" w:uiPriority="50"/>
-    <w:lsdException w:name="Grid Table 6 Colorful Accent 3" w:uiPriority="51"/>
-    <w:lsdException w:name="Grid Table 7 Colorful Accent 3" w:uiPriority="52"/>
-    <w:lsdException w:name="Grid Table 1 Light Accent 4" w:uiPriority="46"/>
-    <w:lsdException w:name="Grid Table 2 Accent 4" w:uiPriority="47"/>
-    <w:lsdException w:name="Grid Table 3 Accent 4" w:uiPriority="48"/>
-    <w:lsdException w:name="Grid Table 4 Accent 4" w:uiPriority="49"/>
-    <w:lsdException w:name="Grid Table 5 Dark Accent 4" w:uiPriority="50"/>
-    <w:lsdException w:name="Grid Table 6 Colorful Accent 4" w:uiPriority="51"/>
-    <w:lsdException w:name="Grid Table 7 Colorful Accent 4" w:uiPriority="52"/>
-    <w:lsdException w:name="Grid Table 1 Light Accent 5" w:uiPriority="46"/>
-    <w:lsdException w:name="Grid Table 2 Accent 5" w:uiPriority="47"/>
-    <w:lsdException w:name="Grid Table 3 Accent 5" w:uiPriority="48"/>
-    <w:lsdException w:name="Grid Table 4 Accent 5" w:uiPriority="49"/>
-    <w:lsdException w:name="Grid Table 5 Dark Accent 5" w:uiPriority="50"/>
-    <w:lsdException w:name="Grid Table 6 Colorful Accent 5" w:uiPriority="51"/>
-    <w:lsdException w:name="Grid Table 7 Colorful Accent 5" w:uiPriority="52"/>
-    <w:lsdException w:name="Grid Table 1 Light Accent 6" w:uiPriority="46"/>
-    <w:lsdException w:name="Grid Table 2 Accent 6" w:uiPriority="47"/>
-    <w:lsdException w:name="Grid Table 3 Accent 6" w:uiPriority="48"/>
-    <w:lsdException w:name="Grid Table 4 Accent 6" w:uiPriority="49"/>
-    <w:lsdException w:name="Grid Table 5 Dark Accent 6" w:uiPriority="50"/>
-    <w:lsdException w:name="Grid Table 6 Colorful Accent 6" w:uiPriority="51"/>
-    <w:lsdException w:name="Grid Table 7 Colorful Accent 6" w:uiPriority="52"/>
-    <w:lsdException w:name="List Table 1 Light" w:uiPriority="46"/>
-    <w:lsdException w:name="List Table 2" w:uiPriority="47"/>
-    <w:lsdException w:name="List Table 3" w:uiPriority="48"/>
-    <w:lsdException w:name="List Table 4" w:uiPriority="49"/>
-    <w:lsdException w:name="List Table 5 Dark" w:uiPriority="50"/>
-    <w:lsdException w:name="List Table 6 Colorful" w:uiPriority="51"/>
-    <w:lsdException w:name="List Table 7 Colorful" w:uiPriority="52"/>
-    <w:lsdException w:name="List Table 1 Light Accent 1" w:uiPriority="46"/>
-    <w:lsdException w:name="List Table 2 Accent 1" w:uiPriority="47"/>
-    <w:lsdException w:name="List Table 3 Accent 1" w:uiPriority="48"/>
-    <w:lsdException w:name="List Table 4 Accent 1" w:uiPriority="49"/>
-    <w:lsdException w:name="List Table 5 Dark Accent 1" w:uiPriority="50"/>
-    <w:lsdException w:name="List Table 6 Colorful Accent 1" w:uiPriority="51"/>
-    <w:lsdException w:name="List Table 7 Colorful Accent 1" w:uiPriority="52"/>
-    <w:lsdException w:name="List Table 1 Light Accent 2" w:uiPriority="46"/>
-    <w:lsdException w:name="List Table 2 Accent 2" w:uiPriority="47"/>
-    <w:lsdException w:name="List Table 3 Accent 2" w:uiPriority="48"/>
-    <w:lsdException w:name="List Table 4 Accent 2" w:uiPriority="49"/>
-    <w:lsdException w:name="List Table 5 Dark Accent 2" w:uiPriority="50"/>
-    <w:lsdException w:name="List Table 6 Colorful Accent 2" w:uiPriority="51"/>
-    <w:lsdException w:name="List Table 7 Colorful Accent 2" w:uiPriority="52"/>
-    <w:lsdException w:name="List Table 1 Light Accent 3" w:uiPriority="46"/>
-    <w:lsdException w:name="List Table 2 Accent 3" w:uiPriority="47"/>
-    <w:lsdException w:name="List Table 3 Accent 3" w:uiPriority="48"/>
-    <w:lsdException w:name="List Table 4 Accent 3" w:uiPriority="49"/>
-    <w:lsdException w:name="List Table 5 Dark Accent 3" w:uiPriority="50"/>
-    <w:lsdException w:name="List Table 6 Colorful Accent 3" w:uiPriority="51"/>
-    <w:lsdException w:name="List Table 7 Colorful Accent 3" w:uiPriority="52"/>
-    <w:lsdException w:name="List Table 1 Light Accent 4" w:uiPriority="46"/>
-    <w:lsdException w:name="List Table 2 Accent 4" w:uiPriority="47"/>
-    <w:lsdException w:name="List Table 3 Accent 4" w:uiPriority="48"/>
-    <w:lsdException w:name="List Table 4 Accent 4" w:uiPriority="49"/>
-    <w:lsdException w:name="List Table 5 Dark Accent 4" w:uiPriority="50"/>
-    <w:lsdException w:name="List Table 6 Colorful Accent 4" w:uiPriority="51"/>
-    <w:lsdException w:name="List Table 7 Colorful Accent 4" w:uiPriority="52"/>
-    <w:lsdException w:name="List Table 1 Light Accent 5" w:uiPriority="46"/>
-    <w:lsdException w:name="List Table 2 Accent 5" w:uiPriority="47"/>
-    <w:lsdException w:name="List Table 3 Accent 5" w:uiPriority="48"/>
-    <w:lsdException w:name="List Table 4 Accent 5" w:uiPriority="49"/>
-    <w:lsdException w:name="List Table 5 Dark Accent 5" w:uiPriority="50"/>
-    <w:lsdException w:name="List Table 6 Colorful Accent 5" w:uiPriority="51"/>
-    <w:lsdException w:name="List Table 7 Colorful Accent 5" w:uiPriority="52"/>
-    <w:lsdException w:name="List Table 1 Light Accent 6" w:uiPriority="46"/>
-    <w:lsdException w:name="List Table 2 Accent 6" w:uiPriority="47"/>
-    <w:lsdException w:name="List Table 3 Accent 6" w:uiPriority="48"/>
-    <w:lsdException w:name="List Table 4 Accent 6" w:uiPriority="49"/>
-    <w:lsdException w:name="List Table 5 Dark Accent 6" w:uiPriority="50"/>
-    <w:lsdException w:name="List Table 6 Colorful Accent 6" w:uiPriority="51"/>
-    <w:lsdException w:name="List Table 7 Colorful Accent 6" w:uiPriority="52"/>
-    <w:lsdException w:name="Mention" w:semiHidden="1" w:unhideWhenUsed="1"/>
-    <w:lsdException w:name="Smart Hyperlink" w:semiHidden="1" w:unhideWhenUsed="1"/>
-    <w:lsdException w:name="Hashtag" w:semiHidden="1" w:unhideWhenUsed="1"/>
-    <w:lsdException w:name="Unresolved Mention" w:semiHidden="1" w:unhideWhenUsed="1"/>
-    <w:lsdException w:name="Smart Link" w:semiHidden="1" w:unhideWhenUsed="1"/>
+  <w:latentStyles w:defLockedState="0" w:defUIPriority="99" w:defSemiHidden="1" w:defUnhideWhenUsed="1" w:defQFormat="0" w:count="267">
+    <w:lsdException w:name="Normal" w:semiHidden="0" w:uiPriority="0" w:unhideWhenUsed="0" w:qFormat="1"/>
+    <w:lsdException w:name="heading 1" w:semiHidden="0" w:uiPriority="9" w:unhideWhenUsed="0" w:qFormat="1"/>
+    <w:lsdException w:name="heading 2" w:uiPriority="9" w:qFormat="1"/>
+    <w:lsdException w:name="heading 3" w:uiPriority="9" w:qFormat="1"/>
+    <w:lsdException w:name="heading 4" w:uiPriority="9" w:qFormat="1"/>
+    <w:lsdException w:name="heading 5" w:uiPriority="9" w:qFormat="1"/>
+    <w:lsdException w:name="heading 6" w:uiPriority="9" w:qFormat="1"/>
+    <w:lsdException w:name="heading 7" w:uiPriority="9" w:qFormat="1"/>
+    <w:lsdException w:name="heading 8" w:uiPriority="9" w:qFormat="1"/>
+    <w:lsdException w:name="heading 9" w:uiPriority="9" w:qFormat="1"/>
+    <w:lsdException w:name="toc 1" w:uiPriority="39"/>
+    <w:lsdException w:name="toc 2" w:uiPriority="39"/>
+    <w:lsdException w:name="toc 3" w:uiPriority="39"/>
+    <w:lsdException w:name="toc 4" w:uiPriority="39"/>
+    <w:lsdException w:name="toc 5" w:uiPriority="39"/>
+    <w:lsdException w:name="toc 6" w:uiPriority="39"/>
+    <w:lsdException w:name="toc 7" w:uiPriority="39"/>
+    <w:lsdException w:name="toc 8" w:uiPriority="39"/>
+    <w:lsdException w:name="toc 9" w:uiPriority="39"/>
+    <w:lsdException w:name="footer" w:qFormat="1"/>
+    <w:lsdException w:name="caption" w:uiPriority="35" w:qFormat="1"/>
+    <w:lsdException w:name="Title" w:semiHidden="0" w:uiPriority="10" w:unhideWhenUsed="0" w:qFormat="1"/>
+    <w:lsdException w:name="Default Paragraph Font" w:uiPriority="1"/>
+    <w:lsdException w:name="Subtitle" w:semiHidden="0" w:uiPriority="11" w:unhideWhenUsed="0" w:qFormat="1"/>
+    <w:lsdException w:name="Strong" w:semiHidden="0" w:uiPriority="22" w:unhideWhenUsed="0" w:qFormat="1"/>
+    <w:lsdException w:name="Emphasis" w:semiHidden="0" w:uiPriority="20" w:unhideWhenUsed="0" w:qFormat="1"/>
+    <w:lsdException w:name="Table Grid" w:semiHidden="0" w:uiPriority="39" w:unhideWhenUsed="0"/>
+    <w:lsdException w:name="Placeholder Text" w:unhideWhenUsed="0"/>
+    <w:lsdException w:name="No Spacing" w:semiHidden="0" w:uiPriority="1" w:unhideWhenUsed="0" w:qFormat="1"/>
+    <w:lsdException w:name="Light Shading" w:semiHidden="0" w:uiPriority="60" w:unhideWhenUsed="0"/>
+    <w:lsdException w:name="Light List" w:semiHidden="0" w:uiPriority="61" w:unhideWhenUsed="0"/>
+    <w:lsdException w:name="Light Grid" w:semiHidden="0" w:uiPriority="62" w:unhideWhenUsed="0"/>
+    <w:lsdException w:name="Medium Shading 1" w:semiHidden="0" w:uiPriority="63" w:unhideWhenUsed="0"/>
+    <w:lsdException w:name="Medium Shading 2" w:semiHidden="0" w:uiPriority="64" w:unhideWhenUsed="0"/>
+    <w:lsdException w:name="Medium List 1" w:semiHidden="0" w:uiPriority="65" w:unhideWhenUsed="0"/>
+    <w:lsdException w:name="Medium List 2" w:semiHidden="0" w:uiPriority="66" w:unhideWhenUsed="0"/>
+    <w:lsdException w:name="Medium Grid 1" w:semiHidden="0" w:uiPriority="67" w:unhideWhenUsed="0"/>
+    <w:lsdException w:name="Medium Grid 2" w:semiHidden="0" w:uiPriority="68" w:unhideWhenUsed="0"/>
+    <w:lsdException w:name="Medium Grid 3" w:semiHidden="0" w:uiPriority="69" w:unhideWhenUsed="0"/>
+    <w:lsdException w:name="Dark List" w:semiHidden="0" w:uiPriority="70" w:unhideWhenUsed="0"/>
+    <w:lsdException w:name="Colorful Shading" w:semiHidden="0" w:uiPriority="71" w:unhideWhenUsed="0"/>
+    <w:lsdException w:name="Colorful List" w:semiHidden="0" w:uiPriority="72" w:unhideWhenUsed="0"/>
+    <w:lsdException w:name="Colorful Grid" w:semiHidden="0" w:uiPriority="73" w:unhideWhenUsed="0"/>
+    <w:lsdException w:name="Light Shading Accent 1" w:semiHidden="0" w:uiPriority="60" w:unhideWhenUsed="0"/>
+    <w:lsdException w:name="Light List Accent 1" w:semiHidden="0" w:uiPriority="61" w:unhideWhenUsed="0"/>
+    <w:lsdException w:name="Light Grid Accent 1" w:semiHidden="0" w:uiPriority="62" w:unhideWhenUsed="0"/>
+    <w:lsdException w:name="Medium Shading 1 Accent 1" w:semiHidden="0" w:uiPriority="63" w:unhideWhenUsed="0"/>
+    <w:lsdException w:name="Medium Shading 2 Accent 1" w:semiHidden="0" w:uiPriority="64" w:unhideWhenUsed="0"/>
+    <w:lsdException w:name="Medium List 1 Accent 1" w:semiHidden="0" w:uiPriority="65" w:unhideWhenUsed="0"/>
+    <w:lsdException w:name="Revision" w:unhideWhenUsed="0"/>
+    <w:lsdException w:name="List Paragraph" w:semiHidden="0" w:uiPriority="34" w:unhideWhenUsed="0" w:qFormat="1"/>
+    <w:lsdException w:name="Quote" w:semiHidden="0" w:uiPriority="29" w:unhideWhenUsed="0" w:qFormat="1"/>
+    <w:lsdException w:name="Intense Quote" w:semiHidden="0" w:uiPriority="30" w:unhideWhenUsed="0" w:qFormat="1"/>
+    <w:lsdException w:name="Medium List 2 Accent 1" w:semiHidden="0" w:uiPriority="66" w:unhideWhenUsed="0"/>
+    <w:lsdException w:name="Medium Grid 1 Accent 1" w:semiHidden="0" w:uiPriority="67" w:unhideWhenUsed="0"/>
+    <w:lsdException w:name="Medium Grid 2 Accent 1" w:semiHidden="0" w:uiPriority="68" w:unhideWhenUsed="0"/>
+    <w:lsdException w:name="Medium Grid 3 Accent 1" w:semiHidden="0" w:uiPriority="69" w:unhideWhenUsed="0"/>
+    <w:lsdException w:name="Dark List Accent 1" w:semiHidden="0" w:uiPriority="70" w:unhideWhenUsed="0"/>
+    <w:lsdException w:name="Colorful Shading Accent 1" w:semiHidden="0" w:uiPriority="71" w:unhideWhenUsed="0"/>
+    <w:lsdException w:name="Colorful List Accent 1" w:semiHidden="0" w:uiPriority="72" w:unhideWhenUsed="0"/>
+    <w:lsdException w:name="Colorful Grid Accent 1" w:semiHidden="0" w:uiPriority="73" w:unhideWhenUsed="0"/>
+    <w:lsdException w:name="Light Shading Accent 2" w:semiHidden="0" w:uiPriority="60" w:unhideWhenUsed="0"/>
+    <w:lsdException w:name="Light List Accent 2" w:semiHidden="0" w:uiPriority="61" w:unhideWhenUsed="0"/>
+    <w:lsdException w:name="Light Grid Accent 2" w:semiHidden="0" w:uiPriority="62" w:unhideWhenUsed="0"/>
+    <w:lsdException w:name="Medium Shading 1 Accent 2" w:semiHidden="0" w:uiPriority="63" w:unhideWhenUsed="0"/>
+    <w:lsdException w:name="Medium Shading 2 Accent 2" w:semiHidden="0" w:uiPriority="64" w:unhideWhenUsed="0"/>
+    <w:lsdException w:name="Medium List 1 Accent 2" w:semiHidden="0" w:uiPriority="65" w:unhideWhenUsed="0"/>
+    <w:lsdException w:name="Medium List 2 Accent 2" w:semiHidden="0" w:uiPriority="66" w:unhideWhenUsed="0"/>
+    <w:lsdException w:name="Medium Grid 1 Accent 2" w:semiHidden="0" w:uiPriority="67" w:unhideWhenUsed="0"/>
+    <w:lsdException w:name="Medium Grid 2 Accent 2" w:semiHidden="0" w:uiPriority="68" w:unhideWhenUsed="0"/>
+    <w:lsdException w:name="Medium Grid 3 Accent 2" w:semiHidden="0" w:uiPriority="69" w:unhideWhenUsed="0"/>
+    <w:lsdException w:name="Dark List Accent 2" w:semiHidden="0" w:uiPriority="70" w:unhideWhenUsed="0"/>
+    <w:lsdException w:name="Colorful Shading Accent 2" w:semiHidden="0" w:uiPriority="71" w:unhideWhenUsed="0"/>
+    <w:lsdException w:name="Colorful List Accent 2" w:semiHidden="0" w:uiPriority="72" w:unhideWhenUsed="0"/>
+    <w:lsdException w:name="Colorful Grid Accent 2" w:semiHidden="0" w:uiPriority="73" w:unhideWhenUsed="0"/>
+    <w:lsdException w:name="Light Shading Accent 3" w:semiHidden="0" w:uiPriority="60" w:unhideWhenUsed="0"/>
+    <w:lsdException w:name="Light List Accent 3" w:semiHidden="0" w:uiPriority="61" w:unhideWhenUsed="0"/>
+    <w:lsdException w:name="Light Grid Accent 3" w:semiHidden="0" w:uiPriority="62" w:unhideWhenUsed="0"/>
+    <w:lsdException w:name="Medium Shading 1 Accent 3" w:semiHidden="0" w:uiPriority="63" w:unhideWhenUsed="0"/>
+    <w:lsdException w:name="Medium Shading 2 Accent 3" w:semiHidden="0" w:uiPriority="64" w:unhideWhenUsed="0"/>
+    <w:lsdException w:name="Medium List 1 Accent 3" w:semiHidden="0" w:uiPriority="65" w:unhideWhenUsed="0"/>
+    <w:lsdException w:name="Medium List 2 Accent 3" w:semiHidden="0" w:uiPriority="66" w:unhideWhenUsed="0"/>
+    <w:lsdException w:name="Medium Grid 1 Accent 3" w:semiHidden="0" w:uiPriority="67" w:unhideWhenUsed="0"/>
+    <w:lsdException w:name="Medium Grid 2 Accent 3" w:semiHidden="0" w:uiPriority="68" w:unhideWhenUsed="0"/>
+    <w:lsdException w:name="Medium Grid 3 Accent 3" w:semiHidden="0" w:uiPriority="69" w:unhideWhenUsed="0"/>
+    <w:lsdException w:name="Dark List Accent 3" w:semiHidden="0" w:uiPriority="70" w:unhideWhenUsed="0"/>
+    <w:lsdException w:name="Colorful Shading Accent 3" w:semiHidden="0" w:uiPriority="71" w:unhideWhenUsed="0"/>
+    <w:lsdException w:name="Colorful List Accent 3" w:semiHidden="0" w:uiPriority="72" w:unhideWhenUsed="0"/>
+    <w:lsdException w:name="Colorful Grid Accent 3" w:semiHidden="0" w:uiPriority="73" w:unhideWhenUsed="0"/>
+    <w:lsdException w:name="Light Shading Accent 4" w:semiHidden="0" w:uiPriority="60" w:unhideWhenUsed="0"/>
+    <w:lsdException w:name="Light List Accent 4" w:semiHidden="0" w:uiPriority="61" w:unhideWhenUsed="0"/>
+    <w:lsdException w:name="Light Grid Accent 4" w:semiHidden="0" w:uiPriority="62" w:unhideWhenUsed="0"/>
+    <w:lsdException w:name="Medium Shading 1 Accent 4" w:semiHidden="0" w:uiPriority="63" w:unhideWhenUsed="0"/>
+    <w:lsdException w:name="Medium Shading 2 Accent 4" w:semiHidden="0" w:uiPriority="64" w:unhideWhenUsed="0"/>
+    <w:lsdException w:name="Medium List 1 Accent 4" w:semiHidden="0" w:uiPriority="65" w:unhideWhenUsed="0"/>
+    <w:lsdException w:name="Medium List 2 Accent 4" w:semiHidden="0" w:uiPriority="66" w:unhideWhenUsed="0"/>
+    <w:lsdException w:name="Medium Grid 1 Accent 4" w:semiHidden="0" w:uiPriority="67" w:unhideWhenUsed="0"/>
+    <w:lsdException w:name="Medium Grid 2 Accent 4" w:semiHidden="0" w:uiPriority="68" w:unhideWhenUsed="0"/>
+    <w:lsdException w:name="Medium Grid 3 Accent 4" w:semiHidden="0" w:uiPriority="69" w:unhideWhenUsed="0"/>
+    <w:lsdException w:name="Dark List Accent 4" w:semiHidden="0" w:uiPriority="70" w:unhideWhenUsed="0"/>
+    <w:lsdException w:name="Colorful Shading Accent 4" w:semiHidden="0" w:uiPriority="71" w:unhideWhenUsed="0"/>
+    <w:lsdException w:name="Colorful List Accent 4" w:semiHidden="0" w:uiPriority="72" w:unhideWhenUsed="0"/>
+    <w:lsdException w:name="Colorful Grid Accent 4" w:semiHidden="0" w:uiPriority="73" w:unhideWhenUsed="0"/>
+    <w:lsdException w:name="Light Shading Accent 5" w:semiHidden="0" w:uiPriority="60" w:unhideWhenUsed="0"/>
+    <w:lsdException w:name="Light List Accent 5" w:semiHidden="0" w:uiPriority="61" w:unhideWhenUsed="0"/>
+    <w:lsdException w:name="Light Grid Accent 5" w:semiHidden="0" w:uiPriority="62" w:unhideWhenUsed="0"/>
+    <w:lsdException w:name="Medium Shading 1 Accent 5" w:semiHidden="0" w:uiPriority="63" w:unhideWhenUsed="0"/>
+    <w:lsdException w:name="Medium Shading 2 Accent 5" w:semiHidden="0" w:uiPriority="64" w:unhideWhenUsed="0"/>
+    <w:lsdException w:name="Medium List 1 Accent 5" w:semiHidden="0" w:uiPriority="65" w:unhideWhenUsed="0"/>
+    <w:lsdException w:name="Medium List 2 Accent 5" w:semiHidden="0" w:uiPriority="66" w:unhideWhenUsed="0"/>
+    <w:lsdException w:name="Medium Grid 1 Accent 5" w:semiHidden="0" w:uiPriority="67" w:unhideWhenUsed="0"/>
+    <w:lsdException w:name="Medium Grid 2 Accent 5" w:semiHidden="0" w:uiPriority="68" w:unhideWhenUsed="0"/>
+    <w:lsdException w:name="Medium Grid 3 Accent 5" w:semiHidden="0" w:uiPriority="69" w:unhideWhenUsed="0"/>
+    <w:lsdException w:name="Dark List Accent 5" w:semiHidden="0" w:uiPriority="70" w:unhideWhenUsed="0"/>
+    <w:lsdException w:name="Colorful Shading Accent 5" w:semiHidden="0" w:uiPriority="71" w:unhideWhenUsed="0"/>
+    <w:lsdException w:name="Colorful List Accent 5" w:semiHidden="0" w:uiPriority="72" w:unhideWhenUsed="0"/>
+    <w:lsdException w:name="Colorful Grid Accent 5" w:semiHidden="0" w:uiPriority="73" w:unhideWhenUsed="0"/>
+    <w:lsdException w:name="Light Shading Accent 6" w:semiHidden="0" w:uiPriority="60" w:unhideWhenUsed="0"/>
+    <w:lsdException w:name="Light List Accent 6" w:semiHidden="0" w:uiPriority="61" w:unhideWhenUsed="0"/>
+    <w:lsdException w:name="Light Grid Accent 6" w:semiHidden="0" w:uiPriority="62" w:unhideWhenUsed="0"/>
+    <w:lsdException w:name="Medium Shading 1 Accent 6" w:semiHidden="0" w:uiPriority="63" w:unhideWhenUsed="0"/>
+    <w:lsdException w:name="Medium Shading 2 Accent 6" w:semiHidden="0" w:uiPriority="64" w:unhideWhenUsed="0"/>
+    <w:lsdException w:name="Medium List 1 Accent 6" w:semiHidden="0" w:uiPriority="65" w:unhideWhenUsed="0"/>
+    <w:lsdException w:name="Medium List 2 Accent 6" w:semiHidden="0" w:uiPriority="66" w:unhideWhenUsed="0"/>
+    <w:lsdException w:name="Medium Grid 1 Accent 6" w:semiHidden="0" w:uiPriority="67" w:unhideWhenUsed="0"/>
+    <w:lsdException w:name="Medium Grid 2 Accent 6" w:semiHidden="0" w:uiPriority="68" w:unhideWhenUsed="0"/>
+    <w:lsdException w:name="Medium Grid 3 Accent 6" w:semiHidden="0" w:uiPriority="69" w:unhideWhenUsed="0"/>
+    <w:lsdException w:name="Dark List Accent 6" w:semiHidden="0" w:uiPriority="70" w:unhideWhenUsed="0"/>
+    <w:lsdException w:name="Colorful Shading Accent 6" w:semiHidden="0" w:uiPriority="71" w:unhideWhenUsed="0"/>
+    <w:lsdException w:name="Colorful List Accent 6" w:semiHidden="0" w:uiPriority="72" w:unhideWhenUsed="0"/>
+    <w:lsdException w:name="Colorful Grid Accent 6" w:semiHidden="0" w:uiPriority="73" w:unhideWhenUsed="0"/>
+    <w:lsdException w:name="Subtle Emphasis" w:semiHidden="0" w:uiPriority="19" w:unhideWhenUsed="0" w:qFormat="1"/>
+    <w:lsdException w:name="Intense Emphasis" w:semiHidden="0" w:uiPriority="21" w:unhideWhenUsed="0" w:qFormat="1"/>
+    <w:lsdException w:name="Subtle Reference" w:semiHidden="0" w:uiPriority="31" w:unhideWhenUsed="0" w:qFormat="1"/>
+    <w:lsdException w:name="Intense Reference" w:semiHidden="0" w:uiPriority="32" w:unhideWhenUsed="0" w:qFormat="1"/>
+    <w:lsdException w:name="Book Title" w:semiHidden="0" w:uiPriority="33" w:unhideWhenUsed="0" w:qFormat="1"/>
+    <w:lsdException w:name="Bibliography" w:uiPriority="37"/>
+    <w:lsdException w:name="TOC Heading" w:uiPriority="39" w:qFormat="1"/>
   </w:latentStyles>
   <w:style w:type="paragraph" w:default="1" w:styleId="Normal">
     <w:name w:val="Normal"/>
@@ -7727,6 +7563,7 @@
   <w:style w:type="character" w:default="1" w:styleId="DefaultParagraphFont">
     <w:name w:val="Default Paragraph Font"/>
     <w:uiPriority w:val="1"/>
+    <w:semiHidden/>
     <w:unhideWhenUsed/>
   </w:style>
   <w:style w:type="table" w:default="1" w:styleId="TableNormal">
@@ -7734,6 +7571,7 @@
     <w:uiPriority w:val="99"/>
     <w:semiHidden/>
     <w:unhideWhenUsed/>
+    <w:qFormat/>
     <w:tblPr>
       <w:tblInd w:w="0" w:type="dxa"/>
       <w:tblCellMar>
@@ -8098,7 +7936,6 @@
       <w:rFonts w:ascii="Times New Roman" w:eastAsia="Times New Roman" w:hAnsi="Times New Roman" w:cs="Times New Roman"/>
       <w:kern w:val="0"/>
       <w:lang w:eastAsia="en-IN"/>
-      <w14:ligatures w14:val="none"/>
     </w:rPr>
   </w:style>
   <w:style w:type="table" w:styleId="TableGrid">
@@ -8110,6 +7947,7 @@
       <w:spacing w:after="0" w:line="240" w:lineRule="auto"/>
     </w:pPr>
     <w:tblPr>
+      <w:tblInd w:w="0" w:type="dxa"/>
       <w:tblBorders>
         <w:top w:val="single" w:sz="4" w:space="0" w:color="auto"/>
         <w:left w:val="single" w:sz="4" w:space="0" w:color="auto"/>
@@ -8118,13 +7956,49 @@
         <w:insideH w:val="single" w:sz="4" w:space="0" w:color="auto"/>
         <w:insideV w:val="single" w:sz="4" w:space="0" w:color="auto"/>
       </w:tblBorders>
+      <w:tblCellMar>
+        <w:top w:w="0" w:type="dxa"/>
+        <w:left w:w="108" w:type="dxa"/>
+        <w:bottom w:w="0" w:type="dxa"/>
+        <w:right w:w="108" w:type="dxa"/>
+      </w:tblCellMar>
     </w:tblPr>
+  </w:style>
+  <w:style w:type="paragraph" w:styleId="BalloonText">
+    <w:name w:val="Balloon Text"/>
+    <w:basedOn w:val="Normal"/>
+    <w:link w:val="BalloonTextChar"/>
+    <w:uiPriority w:val="99"/>
+    <w:semiHidden/>
+    <w:unhideWhenUsed/>
+    <w:rsid w:val="00005715"/>
+    <w:pPr>
+      <w:spacing w:after="0" w:line="240" w:lineRule="auto"/>
+    </w:pPr>
+    <w:rPr>
+      <w:rFonts w:ascii="Tahoma" w:hAnsi="Tahoma" w:cs="Tahoma"/>
+      <w:sz w:val="16"/>
+      <w:szCs w:val="16"/>
+    </w:rPr>
+  </w:style>
+  <w:style w:type="character" w:customStyle="1" w:styleId="BalloonTextChar">
+    <w:name w:val="Balloon Text Char"/>
+    <w:basedOn w:val="DefaultParagraphFont"/>
+    <w:link w:val="BalloonText"/>
+    <w:uiPriority w:val="99"/>
+    <w:semiHidden/>
+    <w:rsid w:val="00005715"/>
+    <w:rPr>
+      <w:rFonts w:ascii="Tahoma" w:hAnsi="Tahoma" w:cs="Tahoma"/>
+      <w:sz w:val="16"/>
+      <w:szCs w:val="16"/>
+    </w:rPr>
   </w:style>
 </w:styles>
 </file>
 
 <file path=word/glossary/document.xml><?xml version="1.0" encoding="utf-8"?>
-<w:glossaryDocument xmlns:wpc="http://schemas.microsoft.com/office/word/2010/wordprocessingCanvas" xmlns:cx="http://schemas.microsoft.com/office/drawing/2014/chartex" xmlns:cx1="http://schemas.microsoft.com/office/drawing/2015/9/8/chartex" xmlns:cx2="http://schemas.microsoft.com/office/drawing/2015/10/21/chartex" xmlns:cx3="http://schemas.microsoft.com/office/drawing/2016/5/9/chartex" xmlns:cx4="http://schemas.microsoft.com/office/drawing/2016/5/10/chartex" xmlns:cx5="http://schemas.microsoft.com/office/drawing/2016/5/11/chartex" xmlns:cx6="http://schemas.microsoft.com/office/drawing/2016/5/12/chartex" xmlns:cx7="http://schemas.microsoft.com/office/drawing/2016/5/13/chartex" xmlns:cx8="http://schemas.microsoft.com/office/drawing/2016/5/14/chartex" xmlns:mc="http://schemas.openxmlformats.org/markup-compatibility/2006" xmlns:aink="http://schemas.microsoft.com/office/drawing/2016/ink" xmlns:am3d="http://schemas.microsoft.com/office/drawing/2017/model3d" xmlns:o="urn:schemas-microsoft-com:office:office" xmlns:oel="http://schemas.microsoft.com/office/2019/extlst" xmlns:r="http://schemas.openxmlformats.org/officeDocument/2006/relationships" xmlns:m="http://schemas.openxmlformats.org/officeDocument/2006/math" xmlns:v="urn:schemas-microsoft-com:vml" xmlns:wp14="http://schemas.microsoft.com/office/word/2010/wordprocessingDrawing" xmlns:wp="http://schemas.openxmlformats.org/drawingml/2006/wordprocessingDrawing" xmlns:w10="urn:schemas-microsoft-com:office:word" xmlns:w="http://schemas.openxmlformats.org/wordprocessingml/2006/main" xmlns:w14="http://schemas.microsoft.com/office/word/2010/wordml" xmlns:w15="http://schemas.microsoft.com/office/word/2012/wordml" xmlns:w16cex="http://schemas.microsoft.com/office/word/2018/wordml/cex" xmlns:w16cid="http://schemas.microsoft.com/office/word/2016/wordml/cid" xmlns:w16="http://schemas.microsoft.com/office/word/2018/wordml" xmlns:w16du="http://schemas.microsoft.com/office/word/2023/wordml/word16du" xmlns:w16sdtdh="http://schemas.microsoft.com/office/word/2020/wordml/sdtdatahash" xmlns:w16sdtfl="http://schemas.microsoft.com/office/word/2024/wordml/sdtformatlock" xmlns:w16se="http://schemas.microsoft.com/office/word/2015/wordml/symex" xmlns:wpg="http://schemas.microsoft.com/office/word/2010/wordprocessingGroup" xmlns:wpi="http://schemas.microsoft.com/office/word/2010/wordprocessingInk" xmlns:wne="http://schemas.microsoft.com/office/word/2006/wordml" xmlns:wps="http://schemas.microsoft.com/office/word/2010/wordprocessingShape" mc:Ignorable="w14 w15 w16se w16cid w16 w16cex w16sdtdh w16sdtfl w16du wp14">
+<w:glossaryDocument xmlns:ve="http://schemas.openxmlformats.org/markup-compatibility/2006" xmlns:o="urn:schemas-microsoft-com:office:office" xmlns:r="http://schemas.openxmlformats.org/officeDocument/2006/relationships" xmlns:m="http://schemas.openxmlformats.org/officeDocument/2006/math" xmlns:v="urn:schemas-microsoft-com:vml" xmlns:wp="http://schemas.openxmlformats.org/drawingml/2006/wordprocessingDrawing" xmlns:w10="urn:schemas-microsoft-com:office:word" xmlns:w="http://schemas.openxmlformats.org/wordprocessingml/2006/main" xmlns:wne="http://schemas.microsoft.com/office/word/2006/wordml">
   <w:docParts>
     <w:docPart>
       <w:docPartPr>
@@ -8160,7 +8034,7 @@
 </file>
 
 <file path=word/glossary/fontTable.xml><?xml version="1.0" encoding="utf-8"?>
-<w:fonts xmlns:mc="http://schemas.openxmlformats.org/markup-compatibility/2006" xmlns:r="http://schemas.openxmlformats.org/officeDocument/2006/relationships" xmlns:w="http://schemas.openxmlformats.org/wordprocessingml/2006/main" xmlns:w14="http://schemas.microsoft.com/office/word/2010/wordml" xmlns:w15="http://schemas.microsoft.com/office/word/2012/wordml" xmlns:w16cex="http://schemas.microsoft.com/office/word/2018/wordml/cex" xmlns:w16cid="http://schemas.microsoft.com/office/word/2016/wordml/cid" xmlns:w16="http://schemas.microsoft.com/office/word/2018/wordml" xmlns:w16du="http://schemas.microsoft.com/office/word/2023/wordml/word16du" xmlns:w16sdtdh="http://schemas.microsoft.com/office/word/2020/wordml/sdtdatahash" xmlns:w16sdtfl="http://schemas.microsoft.com/office/word/2024/wordml/sdtformatlock" xmlns:w16se="http://schemas.microsoft.com/office/word/2015/wordml/symex" mc:Ignorable="w14 w15 w16se w16cid w16 w16cex w16sdtdh w16sdtfl w16du">
+<w:fonts xmlns:r="http://schemas.openxmlformats.org/officeDocument/2006/relationships" xmlns:w="http://schemas.openxmlformats.org/wordprocessingml/2006/main">
   <w:font w:name="Symbol">
     <w:panose1 w:val="05050102010706020507"/>
     <w:charset w:val="02"/>
@@ -8190,45 +8064,70 @@
     <w:sig w:usb0="00000000" w:usb1="10000000" w:usb2="00000000" w:usb3="00000000" w:csb0="80000000" w:csb1="00000000"/>
   </w:font>
   <w:font w:name="Aptos">
+    <w:altName w:val="Arial"/>
     <w:charset w:val="00"/>
     <w:family w:val="swiss"/>
     <w:pitch w:val="variable"/>
-    <w:sig w:usb0="20000287" w:usb1="00000003" w:usb2="00000000" w:usb3="00000000" w:csb0="0000019F" w:csb1="00000000"/>
+    <w:sig w:usb0="00000001" w:usb1="00000003" w:usb2="00000000" w:usb3="00000000" w:csb0="0000019F" w:csb1="00000000"/>
   </w:font>
-  <w:font w:name="Aptos Display">
+  <w:font w:name="Shruti">
+    <w:panose1 w:val="020B0502040204020203"/>
     <w:charset w:val="00"/>
     <w:family w:val="swiss"/>
     <w:pitch w:val="variable"/>
-    <w:sig w:usb0="20000287" w:usb1="00000003" w:usb2="00000000" w:usb3="00000000" w:csb0="0000019F" w:csb1="00000000"/>
+    <w:sig w:usb0="00040003" w:usb1="00000000" w:usb2="00000000" w:usb3="00000000" w:csb0="00000001" w:csb1="00000000"/>
+  </w:font>
+  <w:font w:name="Aptos Display">
+    <w:altName w:val="Arial"/>
+    <w:charset w:val="00"/>
+    <w:family w:val="swiss"/>
+    <w:pitch w:val="variable"/>
+    <w:sig w:usb0="00000001" w:usb1="00000003" w:usb2="00000000" w:usb3="00000000" w:csb0="0000019F" w:csb1="00000000"/>
+  </w:font>
+  <w:font w:name="Tahoma">
+    <w:panose1 w:val="020B0604030504040204"/>
+    <w:charset w:val="00"/>
+    <w:family w:val="swiss"/>
+    <w:pitch w:val="variable"/>
+    <w:sig w:usb0="E1002EFF" w:usb1="C000605B" w:usb2="00000029" w:usb3="00000000" w:csb0="000101FF" w:csb1="00000000"/>
+  </w:font>
+  <w:font w:name="Calibri">
+    <w:panose1 w:val="020F0502020204030204"/>
+    <w:charset w:val="00"/>
+    <w:family w:val="swiss"/>
+    <w:pitch w:val="variable"/>
+    <w:sig w:usb0="E4002EFF" w:usb1="C200247B" w:usb2="00000009" w:usb3="00000000" w:csb0="000001FF" w:csb1="00000000"/>
+  </w:font>
+  <w:font w:name="Cambria">
+    <w:panose1 w:val="02040503050406030204"/>
+    <w:charset w:val="00"/>
+    <w:family w:val="roman"/>
+    <w:pitch w:val="variable"/>
+    <w:sig w:usb0="E00006FF" w:usb1="420024FF" w:usb2="02000000" w:usb3="00000000" w:csb0="0000019F" w:csb1="00000000"/>
   </w:font>
 </w:fonts>
 </file>
 
 <file path=word/glossary/settings.xml><?xml version="1.0" encoding="utf-8"?>
-<w:settings xmlns:mc="http://schemas.openxmlformats.org/markup-compatibility/2006" xmlns:o="urn:schemas-microsoft-com:office:office" xmlns:r="http://schemas.openxmlformats.org/officeDocument/2006/relationships" xmlns:m="http://schemas.openxmlformats.org/officeDocument/2006/math" xmlns:v="urn:schemas-microsoft-com:vml" xmlns:w10="urn:schemas-microsoft-com:office:word" xmlns:w="http://schemas.openxmlformats.org/wordprocessingml/2006/main" xmlns:w14="http://schemas.microsoft.com/office/word/2010/wordml" xmlns:w15="http://schemas.microsoft.com/office/word/2012/wordml" xmlns:w16cex="http://schemas.microsoft.com/office/word/2018/wordml/cex" xmlns:w16cid="http://schemas.microsoft.com/office/word/2016/wordml/cid" xmlns:w16="http://schemas.microsoft.com/office/word/2018/wordml" xmlns:w16du="http://schemas.microsoft.com/office/word/2023/wordml/word16du" xmlns:w16sdtdh="http://schemas.microsoft.com/office/word/2020/wordml/sdtdatahash" xmlns:w16sdtfl="http://schemas.microsoft.com/office/word/2024/wordml/sdtformatlock" xmlns:w16se="http://schemas.microsoft.com/office/word/2015/wordml/symex" xmlns:sl="http://schemas.openxmlformats.org/schemaLibrary/2006/main" mc:Ignorable="w14 w15 w16se w16cid w16 w16cex w16sdtdh w16sdtfl w16du">
+<w:settings xmlns:o="urn:schemas-microsoft-com:office:office" xmlns:r="http://schemas.openxmlformats.org/officeDocument/2006/relationships" xmlns:m="http://schemas.openxmlformats.org/officeDocument/2006/math" xmlns:v="urn:schemas-microsoft-com:vml" xmlns:w10="urn:schemas-microsoft-com:office:word" xmlns:w="http://schemas.openxmlformats.org/wordprocessingml/2006/main" xmlns:sl="http://schemas.openxmlformats.org/schemaLibrary/2006/main">
   <w:view w:val="normal"/>
   <w:defaultTabStop w:val="720"/>
   <w:characterSpacingControl w:val="doNotCompress"/>
   <w:compat>
     <w:useFELayout/>
-    <w:compatSetting w:name="compatibilityMode" w:uri="http://schemas.microsoft.com/office/word" w:val="15"/>
-    <w:compatSetting w:name="overrideTableStyleFontSizeAndJustification" w:uri="http://schemas.microsoft.com/office/word" w:val="1"/>
-    <w:compatSetting w:name="enableOpenTypeFeatures" w:uri="http://schemas.microsoft.com/office/word" w:val="1"/>
-    <w:compatSetting w:name="doNotFlipMirrorIndents" w:uri="http://schemas.microsoft.com/office/word" w:val="1"/>
-    <w:compatSetting w:name="differentiateMultirowTableHeaders" w:uri="http://schemas.microsoft.com/office/word" w:val="1"/>
-    <w:compatSetting w:name="useWord2013TrackBottomHyphenation" w:uri="http://schemas.microsoft.com/office/word" w:val="0"/>
   </w:compat>
   <w:rsids>
     <w:rsidRoot w:val="005F0FE7"/>
     <w:rsid w:val="001C334D"/>
     <w:rsid w:val="005F0FE7"/>
+    <w:rsid w:val="00DA5795"/>
     <w:rsid w:val="00FC19B3"/>
   </w:rsids>
   <m:mathPr>
     <m:mathFont m:val="Cambria Math"/>
     <m:brkBin m:val="before"/>
     <m:brkBinSub m:val="--"/>
-    <m:smallFrac m:val="0"/>
+    <m:smallFrac m:val="off"/>
     <m:dispDef/>
     <m:lMargin m:val="0"/>
     <m:rMargin m:val="0"/>
@@ -8237,16 +8136,15 @@
     <m:intLim m:val="subSup"/>
     <m:naryLim m:val="undOvr"/>
   </m:mathPr>
-  <w:themeFontLang w:val="en-IN"/>
+  <w:themeFontLang w:val="en-US" w:bidi="gu-IN"/>
   <w:clrSchemeMapping w:bg1="light1" w:t1="dark1" w:bg2="light2" w:t2="dark2" w:accent1="accent1" w:accent2="accent2" w:accent3="accent3" w:accent4="accent4" w:accent5="accent5" w:accent6="accent6" w:hyperlink="hyperlink" w:followedHyperlink="followedHyperlink"/>
   <w:decimalSymbol w:val="."/>
   <w:listSeparator w:val=","/>
-  <w15:chartTrackingRefBased/>
 </w:settings>
 </file>
 
 <file path=word/glossary/styles.xml><?xml version="1.0" encoding="utf-8"?>
-<w:styles xmlns:mc="http://schemas.openxmlformats.org/markup-compatibility/2006" xmlns:r="http://schemas.openxmlformats.org/officeDocument/2006/relationships" xmlns:w="http://schemas.openxmlformats.org/wordprocessingml/2006/main" xmlns:w14="http://schemas.microsoft.com/office/word/2010/wordml" xmlns:w15="http://schemas.microsoft.com/office/word/2012/wordml" xmlns:w16cex="http://schemas.microsoft.com/office/word/2018/wordml/cex" xmlns:w16cid="http://schemas.microsoft.com/office/word/2016/wordml/cid" xmlns:w16="http://schemas.microsoft.com/office/word/2018/wordml" xmlns:w16du="http://schemas.microsoft.com/office/word/2023/wordml/word16du" xmlns:w16sdtdh="http://schemas.microsoft.com/office/word/2020/wordml/sdtdatahash" xmlns:w16sdtfl="http://schemas.microsoft.com/office/word/2024/wordml/sdtformatlock" xmlns:w16se="http://schemas.microsoft.com/office/word/2015/wordml/symex" mc:Ignorable="w14 w15 w16se w16cid w16 w16cex w16sdtdh w16sdtfl w16du">
+<w:styles xmlns:r="http://schemas.openxmlformats.org/officeDocument/2006/relationships" xmlns:w="http://schemas.openxmlformats.org/wordprocessingml/2006/main">
   <w:docDefaults>
     <w:rPrDefault>
       <w:rPr>
@@ -8255,7 +8153,6 @@
         <w:sz w:val="24"/>
         <w:szCs w:val="24"/>
         <w:lang w:val="en-IN" w:eastAsia="en-IN" w:bidi="ar-SA"/>
-        <w14:ligatures w14:val="standardContextual"/>
       </w:rPr>
     </w:rPrDefault>
     <w:pPrDefault>
@@ -8264,387 +8161,149 @@
       </w:pPr>
     </w:pPrDefault>
   </w:docDefaults>
-  <w:latentStyles w:defLockedState="0" w:defUIPriority="99" w:defSemiHidden="0" w:defUnhideWhenUsed="0" w:defQFormat="0" w:count="376">
-    <w:lsdException w:name="Normal" w:uiPriority="0" w:qFormat="1"/>
-    <w:lsdException w:name="heading 1" w:uiPriority="9" w:qFormat="1"/>
-    <w:lsdException w:name="heading 2" w:semiHidden="1" w:uiPriority="9" w:unhideWhenUsed="1" w:qFormat="1"/>
-    <w:lsdException w:name="heading 3" w:semiHidden="1" w:uiPriority="9" w:unhideWhenUsed="1" w:qFormat="1"/>
-    <w:lsdException w:name="heading 4" w:semiHidden="1" w:uiPriority="9" w:unhideWhenUsed="1" w:qFormat="1"/>
-    <w:lsdException w:name="heading 5" w:semiHidden="1" w:uiPriority="9" w:unhideWhenUsed="1" w:qFormat="1"/>
-    <w:lsdException w:name="heading 6" w:semiHidden="1" w:uiPriority="9" w:unhideWhenUsed="1" w:qFormat="1"/>
-    <w:lsdException w:name="heading 7" w:semiHidden="1" w:uiPriority="9" w:unhideWhenUsed="1" w:qFormat="1"/>
-    <w:lsdException w:name="heading 8" w:semiHidden="1" w:uiPriority="9" w:unhideWhenUsed="1" w:qFormat="1"/>
-    <w:lsdException w:name="heading 9" w:semiHidden="1" w:uiPriority="9" w:unhideWhenUsed="1" w:qFormat="1"/>
-    <w:lsdException w:name="index 1" w:semiHidden="1" w:unhideWhenUsed="1"/>
-    <w:lsdException w:name="index 2" w:semiHidden="1" w:unhideWhenUsed="1"/>
-    <w:lsdException w:name="index 3" w:semiHidden="1" w:unhideWhenUsed="1"/>
-    <w:lsdException w:name="index 4" w:semiHidden="1" w:unhideWhenUsed="1"/>
-    <w:lsdException w:name="index 5" w:semiHidden="1" w:unhideWhenUsed="1"/>
-    <w:lsdException w:name="index 6" w:semiHidden="1" w:unhideWhenUsed="1"/>
-    <w:lsdException w:name="index 7" w:semiHidden="1" w:unhideWhenUsed="1"/>
-    <w:lsdException w:name="index 8" w:semiHidden="1" w:unhideWhenUsed="1"/>
-    <w:lsdException w:name="index 9" w:semiHidden="1" w:unhideWhenUsed="1"/>
-    <w:lsdException w:name="toc 1" w:semiHidden="1" w:uiPriority="39" w:unhideWhenUsed="1"/>
-    <w:lsdException w:name="toc 2" w:semiHidden="1" w:uiPriority="39" w:unhideWhenUsed="1"/>
-    <w:lsdException w:name="toc 3" w:semiHidden="1" w:uiPriority="39" w:unhideWhenUsed="1"/>
-    <w:lsdException w:name="toc 4" w:semiHidden="1" w:uiPriority="39" w:unhideWhenUsed="1"/>
-    <w:lsdException w:name="toc 5" w:semiHidden="1" w:uiPriority="39" w:unhideWhenUsed="1"/>
-    <w:lsdException w:name="toc 6" w:semiHidden="1" w:uiPriority="39" w:unhideWhenUsed="1"/>
-    <w:lsdException w:name="toc 7" w:semiHidden="1" w:uiPriority="39" w:unhideWhenUsed="1"/>
-    <w:lsdException w:name="toc 8" w:semiHidden="1" w:uiPriority="39" w:unhideWhenUsed="1"/>
-    <w:lsdException w:name="toc 9" w:semiHidden="1" w:uiPriority="39" w:unhideWhenUsed="1"/>
-    <w:lsdException w:name="Normal Indent" w:semiHidden="1" w:unhideWhenUsed="1"/>
-    <w:lsdException w:name="footnote text" w:semiHidden="1" w:unhideWhenUsed="1"/>
-    <w:lsdException w:name="annotation text" w:semiHidden="1" w:unhideWhenUsed="1"/>
-    <w:lsdException w:name="header" w:semiHidden="1" w:unhideWhenUsed="1"/>
-    <w:lsdException w:name="footer" w:semiHidden="1" w:unhideWhenUsed="1"/>
-    <w:lsdException w:name="index heading" w:semiHidden="1" w:unhideWhenUsed="1"/>
-    <w:lsdException w:name="caption" w:semiHidden="1" w:uiPriority="35" w:unhideWhenUsed="1" w:qFormat="1"/>
-    <w:lsdException w:name="table of figures" w:semiHidden="1" w:unhideWhenUsed="1"/>
-    <w:lsdException w:name="envelope address" w:semiHidden="1" w:unhideWhenUsed="1"/>
-    <w:lsdException w:name="envelope return" w:semiHidden="1" w:unhideWhenUsed="1"/>
-    <w:lsdException w:name="footnote reference" w:semiHidden="1" w:unhideWhenUsed="1"/>
-    <w:lsdException w:name="annotation reference" w:semiHidden="1" w:unhideWhenUsed="1"/>
-    <w:lsdException w:name="line number" w:semiHidden="1" w:unhideWhenUsed="1"/>
-    <w:lsdException w:name="page number" w:semiHidden="1" w:unhideWhenUsed="1"/>
-    <w:lsdException w:name="endnote reference" w:semiHidden="1" w:unhideWhenUsed="1"/>
-    <w:lsdException w:name="endnote text" w:semiHidden="1" w:unhideWhenUsed="1"/>
-    <w:lsdException w:name="table of authorities" w:semiHidden="1" w:unhideWhenUsed="1"/>
-    <w:lsdException w:name="macro" w:semiHidden="1" w:unhideWhenUsed="1"/>
-    <w:lsdException w:name="toa heading" w:semiHidden="1" w:unhideWhenUsed="1"/>
-    <w:lsdException w:name="List" w:semiHidden="1" w:unhideWhenUsed="1"/>
-    <w:lsdException w:name="List Bullet" w:semiHidden="1" w:unhideWhenUsed="1"/>
-    <w:lsdException w:name="List Number" w:semiHidden="1" w:unhideWhenUsed="1"/>
-    <w:lsdException w:name="List 2" w:semiHidden="1" w:unhideWhenUsed="1"/>
-    <w:lsdException w:name="List 3" w:semiHidden="1" w:unhideWhenUsed="1"/>
-    <w:lsdException w:name="List 4" w:semiHidden="1" w:unhideWhenUsed="1"/>
-    <w:lsdException w:name="List 5" w:semiHidden="1" w:unhideWhenUsed="1"/>
-    <w:lsdException w:name="List Bullet 2" w:semiHidden="1" w:unhideWhenUsed="1"/>
-    <w:lsdException w:name="List Bullet 3" w:semiHidden="1" w:unhideWhenUsed="1"/>
-    <w:lsdException w:name="List Bullet 4" w:semiHidden="1" w:unhideWhenUsed="1"/>
-    <w:lsdException w:name="List Bullet 5" w:semiHidden="1" w:unhideWhenUsed="1"/>
-    <w:lsdException w:name="List Number 2" w:semiHidden="1" w:unhideWhenUsed="1"/>
-    <w:lsdException w:name="List Number 3" w:semiHidden="1" w:unhideWhenUsed="1"/>
-    <w:lsdException w:name="List Number 4" w:semiHidden="1" w:unhideWhenUsed="1"/>
-    <w:lsdException w:name="List Number 5" w:semiHidden="1" w:unhideWhenUsed="1"/>
-    <w:lsdException w:name="Title" w:uiPriority="10" w:qFormat="1"/>
-    <w:lsdException w:name="Closing" w:semiHidden="1" w:unhideWhenUsed="1"/>
-    <w:lsdException w:name="Signature" w:semiHidden="1" w:unhideWhenUsed="1"/>
-    <w:lsdException w:name="Default Paragraph Font" w:semiHidden="1" w:uiPriority="1" w:unhideWhenUsed="1"/>
-    <w:lsdException w:name="Body Text" w:semiHidden="1" w:unhideWhenUsed="1"/>
-    <w:lsdException w:name="Body Text Indent" w:semiHidden="1" w:unhideWhenUsed="1"/>
-    <w:lsdException w:name="List Continue" w:semiHidden="1" w:unhideWhenUsed="1"/>
-    <w:lsdException w:name="List Continue 2" w:semiHidden="1" w:unhideWhenUsed="1"/>
-    <w:lsdException w:name="List Continue 3" w:semiHidden="1" w:unhideWhenUsed="1"/>
-    <w:lsdException w:name="List Continue 4" w:semiHidden="1" w:unhideWhenUsed="1"/>
-    <w:lsdException w:name="List Continue 5" w:semiHidden="1" w:unhideWhenUsed="1"/>
-    <w:lsdException w:name="Message Header" w:semiHidden="1" w:unhideWhenUsed="1"/>
-    <w:lsdException w:name="Subtitle" w:uiPriority="11" w:qFormat="1"/>
-    <w:lsdException w:name="Salutation" w:semiHidden="1" w:unhideWhenUsed="1"/>
-    <w:lsdException w:name="Date" w:semiHidden="1" w:unhideWhenUsed="1"/>
-    <w:lsdException w:name="Body Text First Indent" w:semiHidden="1" w:unhideWhenUsed="1"/>
-    <w:lsdException w:name="Body Text First Indent 2" w:semiHidden="1" w:unhideWhenUsed="1"/>
-    <w:lsdException w:name="Note Heading" w:semiHidden="1" w:unhideWhenUsed="1"/>
-    <w:lsdException w:name="Body Text 2" w:semiHidden="1" w:unhideWhenUsed="1"/>
-    <w:lsdException w:name="Body Text 3" w:semiHidden="1" w:unhideWhenUsed="1"/>
-    <w:lsdException w:name="Body Text Indent 2" w:semiHidden="1" w:unhideWhenUsed="1"/>
-    <w:lsdException w:name="Body Text Indent 3" w:semiHidden="1" w:unhideWhenUsed="1"/>
-    <w:lsdException w:name="Block Text" w:semiHidden="1" w:unhideWhenUsed="1"/>
-    <w:lsdException w:name="Hyperlink" w:semiHidden="1" w:unhideWhenUsed="1"/>
-    <w:lsdException w:name="FollowedHyperlink" w:semiHidden="1" w:unhideWhenUsed="1"/>
-    <w:lsdException w:name="Strong" w:uiPriority="22" w:qFormat="1"/>
-    <w:lsdException w:name="Emphasis" w:uiPriority="20" w:qFormat="1"/>
-    <w:lsdException w:name="Document Map" w:semiHidden="1" w:unhideWhenUsed="1"/>
-    <w:lsdException w:name="Plain Text" w:semiHidden="1" w:unhideWhenUsed="1"/>
-    <w:lsdException w:name="E-mail Signature" w:semiHidden="1" w:unhideWhenUsed="1"/>
-    <w:lsdException w:name="HTML Top of Form" w:semiHidden="1" w:unhideWhenUsed="1"/>
-    <w:lsdException w:name="HTML Bottom of Form" w:semiHidden="1" w:unhideWhenUsed="1"/>
-    <w:lsdException w:name="Normal (Web)" w:semiHidden="1" w:unhideWhenUsed="1"/>
-    <w:lsdException w:name="HTML Acronym" w:semiHidden="1" w:unhideWhenUsed="1"/>
-    <w:lsdException w:name="HTML Address" w:semiHidden="1" w:unhideWhenUsed="1"/>
-    <w:lsdException w:name="HTML Cite" w:semiHidden="1" w:unhideWhenUsed="1"/>
-    <w:lsdException w:name="HTML Code" w:semiHidden="1" w:unhideWhenUsed="1"/>
-    <w:lsdException w:name="HTML Definition" w:semiHidden="1" w:unhideWhenUsed="1"/>
-    <w:lsdException w:name="HTML Keyboard" w:semiHidden="1" w:unhideWhenUsed="1"/>
-    <w:lsdException w:name="HTML Preformatted" w:semiHidden="1" w:unhideWhenUsed="1"/>
-    <w:lsdException w:name="HTML Sample" w:semiHidden="1" w:unhideWhenUsed="1"/>
-    <w:lsdException w:name="HTML Typewriter" w:semiHidden="1" w:unhideWhenUsed="1"/>
-    <w:lsdException w:name="HTML Variable" w:semiHidden="1" w:unhideWhenUsed="1"/>
-    <w:lsdException w:name="Normal Table" w:semiHidden="1" w:unhideWhenUsed="1"/>
-    <w:lsdException w:name="annotation subject" w:semiHidden="1" w:unhideWhenUsed="1"/>
-    <w:lsdException w:name="No List" w:semiHidden="1" w:unhideWhenUsed="1"/>
-    <w:lsdException w:name="Outline List 1" w:semiHidden="1" w:unhideWhenUsed="1"/>
-    <w:lsdException w:name="Outline List 2" w:semiHidden="1" w:unhideWhenUsed="1"/>
-    <w:lsdException w:name="Outline List 3" w:semiHidden="1" w:unhideWhenUsed="1"/>
-    <w:lsdException w:name="Table Simple 1" w:semiHidden="1" w:unhideWhenUsed="1"/>
-    <w:lsdException w:name="Table Simple 2" w:semiHidden="1" w:unhideWhenUsed="1"/>
-    <w:lsdException w:name="Table Simple 3" w:semiHidden="1" w:unhideWhenUsed="1"/>
-    <w:lsdException w:name="Table Classic 1" w:semiHidden="1" w:unhideWhenUsed="1"/>
-    <w:lsdException w:name="Table Classic 2" w:semiHidden="1" w:unhideWhenUsed="1"/>
-    <w:lsdException w:name="Table Classic 3" w:semiHidden="1" w:unhideWhenUsed="1"/>
-    <w:lsdException w:name="Table Classic 4" w:semiHidden="1" w:unhideWhenUsed="1"/>
-    <w:lsdException w:name="Table Colorful 1" w:semiHidden="1" w:unhideWhenUsed="1"/>
-    <w:lsdException w:name="Table Colorful 2" w:semiHidden="1" w:unhideWhenUsed="1"/>
-    <w:lsdException w:name="Table Colorful 3" w:semiHidden="1" w:unhideWhenUsed="1"/>
-    <w:lsdException w:name="Table Columns 1" w:semiHidden="1" w:unhideWhenUsed="1"/>
-    <w:lsdException w:name="Table Columns 2" w:semiHidden="1" w:unhideWhenUsed="1"/>
-    <w:lsdException w:name="Table Columns 3" w:semiHidden="1" w:unhideWhenUsed="1"/>
-    <w:lsdException w:name="Table Columns 4" w:semiHidden="1" w:unhideWhenUsed="1"/>
-    <w:lsdException w:name="Table Columns 5" w:semiHidden="1" w:unhideWhenUsed="1"/>
-    <w:lsdException w:name="Table Grid 1" w:semiHidden="1" w:unhideWhenUsed="1"/>
-    <w:lsdException w:name="Table Grid 2" w:semiHidden="1" w:unhideWhenUsed="1"/>
-    <w:lsdException w:name="Table Grid 3" w:semiHidden="1" w:unhideWhenUsed="1"/>
-    <w:lsdException w:name="Table Grid 4" w:semiHidden="1" w:unhideWhenUsed="1"/>
-    <w:lsdException w:name="Table Grid 5" w:semiHidden="1" w:unhideWhenUsed="1"/>
-    <w:lsdException w:name="Table Grid 6" w:semiHidden="1" w:unhideWhenUsed="1"/>
-    <w:lsdException w:name="Table Grid 7" w:semiHidden="1" w:unhideWhenUsed="1"/>
-    <w:lsdException w:name="Table Grid 8" w:semiHidden="1" w:unhideWhenUsed="1"/>
-    <w:lsdException w:name="Table List 1" w:semiHidden="1" w:unhideWhenUsed="1"/>
-    <w:lsdException w:name="Table List 2" w:semiHidden="1" w:unhideWhenUsed="1"/>
-    <w:lsdException w:name="Table List 3" w:semiHidden="1" w:unhideWhenUsed="1"/>
-    <w:lsdException w:name="Table List 4" w:semiHidden="1" w:unhideWhenUsed="1"/>
-    <w:lsdException w:name="Table List 5" w:semiHidden="1" w:unhideWhenUsed="1"/>
-    <w:lsdException w:name="Table List 6" w:semiHidden="1" w:unhideWhenUsed="1"/>
-    <w:lsdException w:name="Table List 7" w:semiHidden="1" w:unhideWhenUsed="1"/>
-    <w:lsdException w:name="Table List 8" w:semiHidden="1" w:unhideWhenUsed="1"/>
-    <w:lsdException w:name="Table 3D effects 1" w:semiHidden="1" w:unhideWhenUsed="1"/>
-    <w:lsdException w:name="Table 3D effects 2" w:semiHidden="1" w:unhideWhenUsed="1"/>
-    <w:lsdException w:name="Table 3D effects 3" w:semiHidden="1" w:unhideWhenUsed="1"/>
-    <w:lsdException w:name="Table Contemporary" w:semiHidden="1" w:unhideWhenUsed="1"/>
-    <w:lsdException w:name="Table Elegant" w:semiHidden="1" w:unhideWhenUsed="1"/>
-    <w:lsdException w:name="Table Professional" w:semiHidden="1" w:unhideWhenUsed="1"/>
-    <w:lsdException w:name="Table Subtle 1" w:semiHidden="1" w:unhideWhenUsed="1"/>
-    <w:lsdException w:name="Table Subtle 2" w:semiHidden="1" w:unhideWhenUsed="1"/>
-    <w:lsdException w:name="Table Web 1" w:semiHidden="1" w:unhideWhenUsed="1"/>
-    <w:lsdException w:name="Table Web 2" w:semiHidden="1" w:unhideWhenUsed="1"/>
-    <w:lsdException w:name="Table Web 3" w:semiHidden="1" w:unhideWhenUsed="1"/>
-    <w:lsdException w:name="Balloon Text" w:semiHidden="1" w:unhideWhenUsed="1"/>
-    <w:lsdException w:name="Table Grid" w:uiPriority="39"/>
-    <w:lsdException w:name="Table Theme" w:semiHidden="1" w:unhideWhenUsed="1"/>
-    <w:lsdException w:name="Placeholder Text" w:semiHidden="1"/>
-    <w:lsdException w:name="No Spacing" w:uiPriority="1" w:qFormat="1"/>
-    <w:lsdException w:name="Light Shading" w:uiPriority="60"/>
-    <w:lsdException w:name="Light List" w:uiPriority="61"/>
-    <w:lsdException w:name="Light Grid" w:uiPriority="62"/>
-    <w:lsdException w:name="Medium Shading 1" w:uiPriority="63"/>
-    <w:lsdException w:name="Medium Shading 2" w:uiPriority="64"/>
-    <w:lsdException w:name="Medium List 1" w:uiPriority="65"/>
-    <w:lsdException w:name="Medium List 2" w:uiPriority="66"/>
-    <w:lsdException w:name="Medium Grid 1" w:uiPriority="67"/>
-    <w:lsdException w:name="Medium Grid 2" w:uiPriority="68"/>
-    <w:lsdException w:name="Medium Grid 3" w:uiPriority="69"/>
-    <w:lsdException w:name="Dark List" w:uiPriority="70"/>
-    <w:lsdException w:name="Colorful Shading" w:uiPriority="71"/>
-    <w:lsdException w:name="Colorful List" w:uiPriority="72"/>
-    <w:lsdException w:name="Colorful Grid" w:uiPriority="73"/>
-    <w:lsdException w:name="Light Shading Accent 1" w:uiPriority="60"/>
-    <w:lsdException w:name="Light List Accent 1" w:uiPriority="61"/>
-    <w:lsdException w:name="Light Grid Accent 1" w:uiPriority="62"/>
-    <w:lsdException w:name="Medium Shading 1 Accent 1" w:uiPriority="63"/>
-    <w:lsdException w:name="Medium Shading 2 Accent 1" w:uiPriority="64"/>
-    <w:lsdException w:name="Medium List 1 Accent 1" w:uiPriority="65"/>
-    <w:lsdException w:name="Revision" w:semiHidden="1"/>
-    <w:lsdException w:name="List Paragraph" w:uiPriority="34" w:qFormat="1"/>
-    <w:lsdException w:name="Quote" w:uiPriority="29" w:qFormat="1"/>
-    <w:lsdException w:name="Intense Quote" w:uiPriority="30" w:qFormat="1"/>
-    <w:lsdException w:name="Medium List 2 Accent 1" w:uiPriority="66"/>
-    <w:lsdException w:name="Medium Grid 1 Accent 1" w:uiPriority="67"/>
-    <w:lsdException w:name="Medium Grid 2 Accent 1" w:uiPriority="68"/>
-    <w:lsdException w:name="Medium Grid 3 Accent 1" w:uiPriority="69"/>
-    <w:lsdException w:name="Dark List Accent 1" w:uiPriority="70"/>
-    <w:lsdException w:name="Colorful Shading Accent 1" w:uiPriority="71"/>
-    <w:lsdException w:name="Colorful List Accent 1" w:uiPriority="72"/>
-    <w:lsdException w:name="Colorful Grid Accent 1" w:uiPriority="73"/>
-    <w:lsdException w:name="Light Shading Accent 2" w:uiPriority="60"/>
-    <w:lsdException w:name="Light List Accent 2" w:uiPriority="61"/>
-    <w:lsdException w:name="Light Grid Accent 2" w:uiPriority="62"/>
-    <w:lsdException w:name="Medium Shading 1 Accent 2" w:uiPriority="63"/>
-    <w:lsdException w:name="Medium Shading 2 Accent 2" w:uiPriority="64"/>
-    <w:lsdException w:name="Medium List 1 Accent 2" w:uiPriority="65"/>
-    <w:lsdException w:name="Medium List 2 Accent 2" w:uiPriority="66"/>
-    <w:lsdException w:name="Medium Grid 1 Accent 2" w:uiPriority="67"/>
-    <w:lsdException w:name="Medium Grid 2 Accent 2" w:uiPriority="68"/>
-    <w:lsdException w:name="Medium Grid 3 Accent 2" w:uiPriority="69"/>
-    <w:lsdException w:name="Dark List Accent 2" w:uiPriority="70"/>
-    <w:lsdException w:name="Colorful Shading Accent 2" w:uiPriority="71"/>
-    <w:lsdException w:name="Colorful List Accent 2" w:uiPriority="72"/>
-    <w:lsdException w:name="Colorful Grid Accent 2" w:uiPriority="73"/>
-    <w:lsdException w:name="Light Shading Accent 3" w:uiPriority="60"/>
-    <w:lsdException w:name="Light List Accent 3" w:uiPriority="61"/>
-    <w:lsdException w:name="Light Grid Accent 3" w:uiPriority="62"/>
-    <w:lsdException w:name="Medium Shading 1 Accent 3" w:uiPriority="63"/>
-    <w:lsdException w:name="Medium Shading 2 Accent 3" w:uiPriority="64"/>
-    <w:lsdException w:name="Medium List 1 Accent 3" w:uiPriority="65"/>
-    <w:lsdException w:name="Medium List 2 Accent 3" w:uiPriority="66"/>
-    <w:lsdException w:name="Medium Grid 1 Accent 3" w:uiPriority="67"/>
-    <w:lsdException w:name="Medium Grid 2 Accent 3" w:uiPriority="68"/>
-    <w:lsdException w:name="Medium Grid 3 Accent 3" w:uiPriority="69"/>
-    <w:lsdException w:name="Dark List Accent 3" w:uiPriority="70"/>
-    <w:lsdException w:name="Colorful Shading Accent 3" w:uiPriority="71"/>
-    <w:lsdException w:name="Colorful List Accent 3" w:uiPriority="72"/>
-    <w:lsdException w:name="Colorful Grid Accent 3" w:uiPriority="73"/>
-    <w:lsdException w:name="Light Shading Accent 4" w:uiPriority="60"/>
-    <w:lsdException w:name="Light List Accent 4" w:uiPriority="61"/>
-    <w:lsdException w:name="Light Grid Accent 4" w:uiPriority="62"/>
-    <w:lsdException w:name="Medium Shading 1 Accent 4" w:uiPriority="63"/>
-    <w:lsdException w:name="Medium Shading 2 Accent 4" w:uiPriority="64"/>
-    <w:lsdException w:name="Medium List 1 Accent 4" w:uiPriority="65"/>
-    <w:lsdException w:name="Medium List 2 Accent 4" w:uiPriority="66"/>
-    <w:lsdException w:name="Medium Grid 1 Accent 4" w:uiPriority="67"/>
-    <w:lsdException w:name="Medium Grid 2 Accent 4" w:uiPriority="68"/>
-    <w:lsdException w:name="Medium Grid 3 Accent 4" w:uiPriority="69"/>
-    <w:lsdException w:name="Dark List Accent 4" w:uiPriority="70"/>
-    <w:lsdException w:name="Colorful Shading Accent 4" w:uiPriority="71"/>
-    <w:lsdException w:name="Colorful List Accent 4" w:uiPriority="72"/>
-    <w:lsdException w:name="Colorful Grid Accent 4" w:uiPriority="73"/>
-    <w:lsdException w:name="Light Shading Accent 5" w:uiPriority="60"/>
-    <w:lsdException w:name="Light List Accent 5" w:uiPriority="61"/>
-    <w:lsdException w:name="Light Grid Accent 5" w:uiPriority="62"/>
-    <w:lsdException w:name="Medium Shading 1 Accent 5" w:uiPriority="63"/>
-    <w:lsdException w:name="Medium Shading 2 Accent 5" w:uiPriority="64"/>
-    <w:lsdException w:name="Medium List 1 Accent 5" w:uiPriority="65"/>
-    <w:lsdException w:name="Medium List 2 Accent 5" w:uiPriority="66"/>
-    <w:lsdException w:name="Medium Grid 1 Accent 5" w:uiPriority="67"/>
-    <w:lsdException w:name="Medium Grid 2 Accent 5" w:uiPriority="68"/>
-    <w:lsdException w:name="Medium Grid 3 Accent 5" w:uiPriority="69"/>
-    <w:lsdException w:name="Dark List Accent 5" w:uiPriority="70"/>
-    <w:lsdException w:name="Colorful Shading Accent 5" w:uiPriority="71"/>
-    <w:lsdException w:name="Colorful List Accent 5" w:uiPriority="72"/>
-    <w:lsdException w:name="Colorful Grid Accent 5" w:uiPriority="73"/>
-    <w:lsdException w:name="Light Shading Accent 6" w:uiPriority="60"/>
-    <w:lsdException w:name="Light List Accent 6" w:uiPriority="61"/>
-    <w:lsdException w:name="Light Grid Accent 6" w:uiPriority="62"/>
-    <w:lsdException w:name="Medium Shading 1 Accent 6" w:uiPriority="63"/>
-    <w:lsdException w:name="Medium Shading 2 Accent 6" w:uiPriority="64"/>
-    <w:lsdException w:name="Medium List 1 Accent 6" w:uiPriority="65"/>
-    <w:lsdException w:name="Medium List 2 Accent 6" w:uiPriority="66"/>
-    <w:lsdException w:name="Medium Grid 1 Accent 6" w:uiPriority="67"/>
-    <w:lsdException w:name="Medium Grid 2 Accent 6" w:uiPriority="68"/>
-    <w:lsdException w:name="Medium Grid 3 Accent 6" w:uiPriority="69"/>
-    <w:lsdException w:name="Dark List Accent 6" w:uiPriority="70"/>
-    <w:lsdException w:name="Colorful Shading Accent 6" w:uiPriority="71"/>
-    <w:lsdException w:name="Colorful List Accent 6" w:uiPriority="72"/>
-    <w:lsdException w:name="Colorful Grid Accent 6" w:uiPriority="73"/>
-    <w:lsdException w:name="Subtle Emphasis" w:uiPriority="19" w:qFormat="1"/>
-    <w:lsdException w:name="Intense Emphasis" w:uiPriority="21" w:qFormat="1"/>
-    <w:lsdException w:name="Subtle Reference" w:uiPriority="31" w:qFormat="1"/>
-    <w:lsdException w:name="Intense Reference" w:uiPriority="32" w:qFormat="1"/>
-    <w:lsdException w:name="Book Title" w:uiPriority="33" w:qFormat="1"/>
-    <w:lsdException w:name="Bibliography" w:semiHidden="1" w:uiPriority="37" w:unhideWhenUsed="1"/>
-    <w:lsdException w:name="TOC Heading" w:semiHidden="1" w:uiPriority="39" w:unhideWhenUsed="1" w:qFormat="1"/>
-    <w:lsdException w:name="Plain Table 1" w:uiPriority="41"/>
-    <w:lsdException w:name="Plain Table 2" w:uiPriority="42"/>
-    <w:lsdException w:name="Plain Table 3" w:uiPriority="43"/>
-    <w:lsdException w:name="Plain Table 4" w:uiPriority="44"/>
-    <w:lsdException w:name="Plain Table 5" w:uiPriority="45"/>
-    <w:lsdException w:name="Grid Table Light" w:uiPriority="40"/>
-    <w:lsdException w:name="Grid Table 1 Light" w:uiPriority="46"/>
-    <w:lsdException w:name="Grid Table 2" w:uiPriority="47"/>
-    <w:lsdException w:name="Grid Table 3" w:uiPriority="48"/>
-    <w:lsdException w:name="Grid Table 4" w:uiPriority="49"/>
-    <w:lsdException w:name="Grid Table 5 Dark" w:uiPriority="50"/>
-    <w:lsdException w:name="Grid Table 6 Colorful" w:uiPriority="51"/>
-    <w:lsdException w:name="Grid Table 7 Colorful" w:uiPriority="52"/>
-    <w:lsdException w:name="Grid Table 1 Light Accent 1" w:uiPriority="46"/>
-    <w:lsdException w:name="Grid Table 2 Accent 1" w:uiPriority="47"/>
-    <w:lsdException w:name="Grid Table 3 Accent 1" w:uiPriority="48"/>
-    <w:lsdException w:name="Grid Table 4 Accent 1" w:uiPriority="49"/>
-    <w:lsdException w:name="Grid Table 5 Dark Accent 1" w:uiPriority="50"/>
-    <w:lsdException w:name="Grid Table 6 Colorful Accent 1" w:uiPriority="51"/>
-    <w:lsdException w:name="Grid Table 7 Colorful Accent 1" w:uiPriority="52"/>
-    <w:lsdException w:name="Grid Table 1 Light Accent 2" w:uiPriority="46"/>
-    <w:lsdException w:name="Grid Table 2 Accent 2" w:uiPriority="47"/>
-    <w:lsdException w:name="Grid Table 3 Accent 2" w:uiPriority="48"/>
-    <w:lsdException w:name="Grid Table 4 Accent 2" w:uiPriority="49"/>
-    <w:lsdException w:name="Grid Table 5 Dark Accent 2" w:uiPriority="50"/>
-    <w:lsdException w:name="Grid Table 6 Colorful Accent 2" w:uiPriority="51"/>
-    <w:lsdException w:name="Grid Table 7 Colorful Accent 2" w:uiPriority="52"/>
-    <w:lsdException w:name="Grid Table 1 Light Accent 3" w:uiPriority="46"/>
-    <w:lsdException w:name="Grid Table 2 Accent 3" w:uiPriority="47"/>
-    <w:lsdException w:name="Grid Table 3 Accent 3" w:uiPriority="48"/>
-    <w:lsdException w:name="Grid Table 4 Accent 3" w:uiPriority="49"/>
-    <w:lsdException w:name="Grid Table 5 Dark Accent 3" w:uiPriority="50"/>
-    <w:lsdException w:name="Grid Table 6 Colorful Accent 3" w:uiPriority="51"/>
-    <w:lsdException w:name="Grid Table 7 Colorful Accent 3" w:uiPriority="52"/>
-    <w:lsdException w:name="Grid Table 1 Light Accent 4" w:uiPriority="46"/>
-    <w:lsdException w:name="Grid Table 2 Accent 4" w:uiPriority="47"/>
-    <w:lsdException w:name="Grid Table 3 Accent 4" w:uiPriority="48"/>
-    <w:lsdException w:name="Grid Table 4 Accent 4" w:uiPriority="49"/>
-    <w:lsdException w:name="Grid Table 5 Dark Accent 4" w:uiPriority="50"/>
-    <w:lsdException w:name="Grid Table 6 Colorful Accent 4" w:uiPriority="51"/>
-    <w:lsdException w:name="Grid Table 7 Colorful Accent 4" w:uiPriority="52"/>
-    <w:lsdException w:name="Grid Table 1 Light Accent 5" w:uiPriority="46"/>
-    <w:lsdException w:name="Grid Table 2 Accent 5" w:uiPriority="47"/>
-    <w:lsdException w:name="Grid Table 3 Accent 5" w:uiPriority="48"/>
-    <w:lsdException w:name="Grid Table 4 Accent 5" w:uiPriority="49"/>
-    <w:lsdException w:name="Grid Table 5 Dark Accent 5" w:uiPriority="50"/>
-    <w:lsdException w:name="Grid Table 6 Colorful Accent 5" w:uiPriority="51"/>
-    <w:lsdException w:name="Grid Table 7 Colorful Accent 5" w:uiPriority="52"/>
-    <w:lsdException w:name="Grid Table 1 Light Accent 6" w:uiPriority="46"/>
-    <w:lsdException w:name="Grid Table 2 Accent 6" w:uiPriority="47"/>
-    <w:lsdException w:name="Grid Table 3 Accent 6" w:uiPriority="48"/>
-    <w:lsdException w:name="Grid Table 4 Accent 6" w:uiPriority="49"/>
-    <w:lsdException w:name="Grid Table 5 Dark Accent 6" w:uiPriority="50"/>
-    <w:lsdException w:name="Grid Table 6 Colorful Accent 6" w:uiPriority="51"/>
-    <w:lsdException w:name="Grid Table 7 Colorful Accent 6" w:uiPriority="52"/>
-    <w:lsdException w:name="List Table 1 Light" w:uiPriority="46"/>
-    <w:lsdException w:name="List Table 2" w:uiPriority="47"/>
-    <w:lsdException w:name="List Table 3" w:uiPriority="48"/>
-    <w:lsdException w:name="List Table 4" w:uiPriority="49"/>
-    <w:lsdException w:name="List Table 5 Dark" w:uiPriority="50"/>
-    <w:lsdException w:name="List Table 6 Colorful" w:uiPriority="51"/>
-    <w:lsdException w:name="List Table 7 Colorful" w:uiPriority="52"/>
-    <w:lsdException w:name="List Table 1 Light Accent 1" w:uiPriority="46"/>
-    <w:lsdException w:name="List Table 2 Accent 1" w:uiPriority="47"/>
-    <w:lsdException w:name="List Table 3 Accent 1" w:uiPriority="48"/>
-    <w:lsdException w:name="List Table 4 Accent 1" w:uiPriority="49"/>
-    <w:lsdException w:name="List Table 5 Dark Accent 1" w:uiPriority="50"/>
-    <w:lsdException w:name="List Table 6 Colorful Accent 1" w:uiPriority="51"/>
-    <w:lsdException w:name="List Table 7 Colorful Accent 1" w:uiPriority="52"/>
-    <w:lsdException w:name="List Table 1 Light Accent 2" w:uiPriority="46"/>
-    <w:lsdException w:name="List Table 2 Accent 2" w:uiPriority="47"/>
-    <w:lsdException w:name="List Table 3 Accent 2" w:uiPriority="48"/>
-    <w:lsdException w:name="List Table 4 Accent 2" w:uiPriority="49"/>
-    <w:lsdException w:name="List Table 5 Dark Accent 2" w:uiPriority="50"/>
-    <w:lsdException w:name="List Table 6 Colorful Accent 2" w:uiPriority="51"/>
-    <w:lsdException w:name="List Table 7 Colorful Accent 2" w:uiPriority="52"/>
-    <w:lsdException w:name="List Table 1 Light Accent 3" w:uiPriority="46"/>
-    <w:lsdException w:name="List Table 2 Accent 3" w:uiPriority="47"/>
-    <w:lsdException w:name="List Table 3 Accent 3" w:uiPriority="48"/>
-    <w:lsdException w:name="List Table 4 Accent 3" w:uiPriority="49"/>
-    <w:lsdException w:name="List Table 5 Dark Accent 3" w:uiPriority="50"/>
-    <w:lsdException w:name="List Table 6 Colorful Accent 3" w:uiPriority="51"/>
-    <w:lsdException w:name="List Table 7 Colorful Accent 3" w:uiPriority="52"/>
-    <w:lsdException w:name="List Table 1 Light Accent 4" w:uiPriority="46"/>
-    <w:lsdException w:name="List Table 2 Accent 4" w:uiPriority="47"/>
-    <w:lsdException w:name="List Table 3 Accent 4" w:uiPriority="48"/>
-    <w:lsdException w:name="List Table 4 Accent 4" w:uiPriority="49"/>
-    <w:lsdException w:name="List Table 5 Dark Accent 4" w:uiPriority="50"/>
-    <w:lsdException w:name="List Table 6 Colorful Accent 4" w:uiPriority="51"/>
-    <w:lsdException w:name="List Table 7 Colorful Accent 4" w:uiPriority="52"/>
-    <w:lsdException w:name="List Table 1 Light Accent 5" w:uiPriority="46"/>
-    <w:lsdException w:name="List Table 2 Accent 5" w:uiPriority="47"/>
-    <w:lsdException w:name="List Table 3 Accent 5" w:uiPriority="48"/>
-    <w:lsdException w:name="List Table 4 Accent 5" w:uiPriority="49"/>
-    <w:lsdException w:name="List Table 5 Dark Accent 5" w:uiPriority="50"/>
-    <w:lsdException w:name="List Table 6 Colorful Accent 5" w:uiPriority="51"/>
-    <w:lsdException w:name="List Table 7 Colorful Accent 5" w:uiPriority="52"/>
-    <w:lsdException w:name="List Table 1 Light Accent 6" w:uiPriority="46"/>
-    <w:lsdException w:name="List Table 2 Accent 6" w:uiPriority="47"/>
-    <w:lsdException w:name="List Table 3 Accent 6" w:uiPriority="48"/>
-    <w:lsdException w:name="List Table 4 Accent 6" w:uiPriority="49"/>
-    <w:lsdException w:name="List Table 5 Dark Accent 6" w:uiPriority="50"/>
-    <w:lsdException w:name="List Table 6 Colorful Accent 6" w:uiPriority="51"/>
-    <w:lsdException w:name="List Table 7 Colorful Accent 6" w:uiPriority="52"/>
-    <w:lsdException w:name="Mention" w:semiHidden="1" w:unhideWhenUsed="1"/>
-    <w:lsdException w:name="Smart Hyperlink" w:semiHidden="1" w:unhideWhenUsed="1"/>
-    <w:lsdException w:name="Hashtag" w:semiHidden="1" w:unhideWhenUsed="1"/>
-    <w:lsdException w:name="Unresolved Mention" w:semiHidden="1" w:unhideWhenUsed="1"/>
-    <w:lsdException w:name="Smart Link" w:semiHidden="1" w:unhideWhenUsed="1"/>
+  <w:latentStyles w:defLockedState="0" w:defUIPriority="99" w:defSemiHidden="1" w:defUnhideWhenUsed="1" w:defQFormat="0" w:count="267">
+    <w:lsdException w:name="Normal" w:semiHidden="0" w:uiPriority="0" w:unhideWhenUsed="0" w:qFormat="1"/>
+    <w:lsdException w:name="heading 1" w:semiHidden="0" w:uiPriority="9" w:unhideWhenUsed="0" w:qFormat="1"/>
+    <w:lsdException w:name="heading 2" w:uiPriority="9" w:qFormat="1"/>
+    <w:lsdException w:name="heading 3" w:uiPriority="9" w:qFormat="1"/>
+    <w:lsdException w:name="heading 4" w:uiPriority="9" w:qFormat="1"/>
+    <w:lsdException w:name="heading 5" w:uiPriority="9" w:qFormat="1"/>
+    <w:lsdException w:name="heading 6" w:uiPriority="9" w:qFormat="1"/>
+    <w:lsdException w:name="heading 7" w:uiPriority="9" w:qFormat="1"/>
+    <w:lsdException w:name="heading 8" w:uiPriority="9" w:qFormat="1"/>
+    <w:lsdException w:name="heading 9" w:uiPriority="9" w:qFormat="1"/>
+    <w:lsdException w:name="toc 1" w:uiPriority="39"/>
+    <w:lsdException w:name="toc 2" w:uiPriority="39"/>
+    <w:lsdException w:name="toc 3" w:uiPriority="39"/>
+    <w:lsdException w:name="toc 4" w:uiPriority="39"/>
+    <w:lsdException w:name="toc 5" w:uiPriority="39"/>
+    <w:lsdException w:name="toc 6" w:uiPriority="39"/>
+    <w:lsdException w:name="toc 7" w:uiPriority="39"/>
+    <w:lsdException w:name="toc 8" w:uiPriority="39"/>
+    <w:lsdException w:name="toc 9" w:uiPriority="39"/>
+    <w:lsdException w:name="caption" w:uiPriority="35" w:qFormat="1"/>
+    <w:lsdException w:name="Title" w:semiHidden="0" w:uiPriority="10" w:unhideWhenUsed="0" w:qFormat="1"/>
+    <w:lsdException w:name="Default Paragraph Font" w:uiPriority="1"/>
+    <w:lsdException w:name="Subtitle" w:semiHidden="0" w:uiPriority="11" w:unhideWhenUsed="0" w:qFormat="1"/>
+    <w:lsdException w:name="Strong" w:semiHidden="0" w:uiPriority="22" w:unhideWhenUsed="0" w:qFormat="1"/>
+    <w:lsdException w:name="Emphasis" w:semiHidden="0" w:uiPriority="20" w:unhideWhenUsed="0" w:qFormat="1"/>
+    <w:lsdException w:name="Table Grid" w:semiHidden="0" w:uiPriority="39" w:unhideWhenUsed="0"/>
+    <w:lsdException w:name="Placeholder Text" w:unhideWhenUsed="0"/>
+    <w:lsdException w:name="No Spacing" w:semiHidden="0" w:uiPriority="1" w:unhideWhenUsed="0" w:qFormat="1"/>
+    <w:lsdException w:name="Light Shading" w:semiHidden="0" w:uiPriority="60" w:unhideWhenUsed="0"/>
+    <w:lsdException w:name="Light List" w:semiHidden="0" w:uiPriority="61" w:unhideWhenUsed="0"/>
+    <w:lsdException w:name="Light Grid" w:semiHidden="0" w:uiPriority="62" w:unhideWhenUsed="0"/>
+    <w:lsdException w:name="Medium Shading 1" w:semiHidden="0" w:uiPriority="63" w:unhideWhenUsed="0"/>
+    <w:lsdException w:name="Medium Shading 2" w:semiHidden="0" w:uiPriority="64" w:unhideWhenUsed="0"/>
+    <w:lsdException w:name="Medium List 1" w:semiHidden="0" w:uiPriority="65" w:unhideWhenUsed="0"/>
+    <w:lsdException w:name="Medium List 2" w:semiHidden="0" w:uiPriority="66" w:unhideWhenUsed="0"/>
+    <w:lsdException w:name="Medium Grid 1" w:semiHidden="0" w:uiPriority="67" w:unhideWhenUsed="0"/>
+    <w:lsdException w:name="Medium Grid 2" w:semiHidden="0" w:uiPriority="68" w:unhideWhenUsed="0"/>
+    <w:lsdException w:name="Medium Grid 3" w:semiHidden="0" w:uiPriority="69" w:unhideWhenUsed="0"/>
+    <w:lsdException w:name="Dark List" w:semiHidden="0" w:uiPriority="70" w:unhideWhenUsed="0"/>
+    <w:lsdException w:name="Colorful Shading" w:semiHidden="0" w:uiPriority="71" w:unhideWhenUsed="0"/>
+    <w:lsdException w:name="Colorful List" w:semiHidden="0" w:uiPriority="72" w:unhideWhenUsed="0"/>
+    <w:lsdException w:name="Colorful Grid" w:semiHidden="0" w:uiPriority="73" w:unhideWhenUsed="0"/>
+    <w:lsdException w:name="Light Shading Accent 1" w:semiHidden="0" w:uiPriority="60" w:unhideWhenUsed="0"/>
+    <w:lsdException w:name="Light List Accent 1" w:semiHidden="0" w:uiPriority="61" w:unhideWhenUsed="0"/>
+    <w:lsdException w:name="Light Grid Accent 1" w:semiHidden="0" w:uiPriority="62" w:unhideWhenUsed="0"/>
+    <w:lsdException w:name="Medium Shading 1 Accent 1" w:semiHidden="0" w:uiPriority="63" w:unhideWhenUsed="0"/>
+    <w:lsdException w:name="Medium Shading 2 Accent 1" w:semiHidden="0" w:uiPriority="64" w:unhideWhenUsed="0"/>
+    <w:lsdException w:name="Medium List 1 Accent 1" w:semiHidden="0" w:uiPriority="65" w:unhideWhenUsed="0"/>
+    <w:lsdException w:name="Revision" w:unhideWhenUsed="0"/>
+    <w:lsdException w:name="List Paragraph" w:semiHidden="0" w:uiPriority="34" w:unhideWhenUsed="0" w:qFormat="1"/>
+    <w:lsdException w:name="Quote" w:semiHidden="0" w:uiPriority="29" w:unhideWhenUsed="0" w:qFormat="1"/>
+    <w:lsdException w:name="Intense Quote" w:semiHidden="0" w:uiPriority="30" w:unhideWhenUsed="0" w:qFormat="1"/>
+    <w:lsdException w:name="Medium List 2 Accent 1" w:semiHidden="0" w:uiPriority="66" w:unhideWhenUsed="0"/>
+    <w:lsdException w:name="Medium Grid 1 Accent 1" w:semiHidden="0" w:uiPriority="67" w:unhideWhenUsed="0"/>
+    <w:lsdException w:name="Medium Grid 2 Accent 1" w:semiHidden="0" w:uiPriority="68" w:unhideWhenUsed="0"/>
+    <w:lsdException w:name="Medium Grid 3 Accent 1" w:semiHidden="0" w:uiPriority="69" w:unhideWhenUsed="0"/>
+    <w:lsdException w:name="Dark List Accent 1" w:semiHidden="0" w:uiPriority="70" w:unhideWhenUsed="0"/>
+    <w:lsdException w:name="Colorful Shading Accent 1" w:semiHidden="0" w:uiPriority="71" w:unhideWhenUsed="0"/>
+    <w:lsdException w:name="Colorful List Accent 1" w:semiHidden="0" w:uiPriority="72" w:unhideWhenUsed="0"/>
+    <w:lsdException w:name="Colorful Grid Accent 1" w:semiHidden="0" w:uiPriority="73" w:unhideWhenUsed="0"/>
+    <w:lsdException w:name="Light Shading Accent 2" w:semiHidden="0" w:uiPriority="60" w:unhideWhenUsed="0"/>
+    <w:lsdException w:name="Light List Accent 2" w:semiHidden="0" w:uiPriority="61" w:unhideWhenUsed="0"/>
+    <w:lsdException w:name="Light Grid Accent 2" w:semiHidden="0" w:uiPriority="62" w:unhideWhenUsed="0"/>
+    <w:lsdException w:name="Medium Shading 1 Accent 2" w:semiHidden="0" w:uiPriority="63" w:unhideWhenUsed="0"/>
+    <w:lsdException w:name="Medium Shading 2 Accent 2" w:semiHidden="0" w:uiPriority="64" w:unhideWhenUsed="0"/>
+    <w:lsdException w:name="Medium List 1 Accent 2" w:semiHidden="0" w:uiPriority="65" w:unhideWhenUsed="0"/>
+    <w:lsdException w:name="Medium List 2 Accent 2" w:semiHidden="0" w:uiPriority="66" w:unhideWhenUsed="0"/>
+    <w:lsdException w:name="Medium Grid 1 Accent 2" w:semiHidden="0" w:uiPriority="67" w:unhideWhenUsed="0"/>
+    <w:lsdException w:name="Medium Grid 2 Accent 2" w:semiHidden="0" w:uiPriority="68" w:unhideWhenUsed="0"/>
+    <w:lsdException w:name="Medium Grid 3 Accent 2" w:semiHidden="0" w:uiPriority="69" w:unhideWhenUsed="0"/>
+    <w:lsdException w:name="Dark List Accent 2" w:semiHidden="0" w:uiPriority="70" w:unhideWhenUsed="0"/>
+    <w:lsdException w:name="Colorful Shading Accent 2" w:semiHidden="0" w:uiPriority="71" w:unhideWhenUsed="0"/>
+    <w:lsdException w:name="Colorful List Accent 2" w:semiHidden="0" w:uiPriority="72" w:unhideWhenUsed="0"/>
+    <w:lsdException w:name="Colorful Grid Accent 2" w:semiHidden="0" w:uiPriority="73" w:unhideWhenUsed="0"/>
+    <w:lsdException w:name="Light Shading Accent 3" w:semiHidden="0" w:uiPriority="60" w:unhideWhenUsed="0"/>
+    <w:lsdException w:name="Light List Accent 3" w:semiHidden="0" w:uiPriority="61" w:unhideWhenUsed="0"/>
+    <w:lsdException w:name="Light Grid Accent 3" w:semiHidden="0" w:uiPriority="62" w:unhideWhenUsed="0"/>
+    <w:lsdException w:name="Medium Shading 1 Accent 3" w:semiHidden="0" w:uiPriority="63" w:unhideWhenUsed="0"/>
+    <w:lsdException w:name="Medium Shading 2 Accent 3" w:semiHidden="0" w:uiPriority="64" w:unhideWhenUsed="0"/>
+    <w:lsdException w:name="Medium List 1 Accent 3" w:semiHidden="0" w:uiPriority="65" w:unhideWhenUsed="0"/>
+    <w:lsdException w:name="Medium List 2 Accent 3" w:semiHidden="0" w:uiPriority="66" w:unhideWhenUsed="0"/>
+    <w:lsdException w:name="Medium Grid 1 Accent 3" w:semiHidden="0" w:uiPriority="67" w:unhideWhenUsed="0"/>
+    <w:lsdException w:name="Medium Grid 2 Accent 3" w:semiHidden="0" w:uiPriority="68" w:unhideWhenUsed="0"/>
+    <w:lsdException w:name="Medium Grid 3 Accent 3" w:semiHidden="0" w:uiPriority="69" w:unhideWhenUsed="0"/>
+    <w:lsdException w:name="Dark List Accent 3" w:semiHidden="0" w:uiPriority="70" w:unhideWhenUsed="0"/>
+    <w:lsdException w:name="Colorful Shading Accent 3" w:semiHidden="0" w:uiPriority="71" w:unhideWhenUsed="0"/>
+    <w:lsdException w:name="Colorful List Accent 3" w:semiHidden="0" w:uiPriority="72" w:unhideWhenUsed="0"/>
+    <w:lsdException w:name="Colorful Grid Accent 3" w:semiHidden="0" w:uiPriority="73" w:unhideWhenUsed="0"/>
+    <w:lsdException w:name="Light Shading Accent 4" w:semiHidden="0" w:uiPriority="60" w:unhideWhenUsed="0"/>
+    <w:lsdException w:name="Light List Accent 4" w:semiHidden="0" w:uiPriority="61" w:unhideWhenUsed="0"/>
+    <w:lsdException w:name="Light Grid Accent 4" w:semiHidden="0" w:uiPriority="62" w:unhideWhenUsed="0"/>
+    <w:lsdException w:name="Medium Shading 1 Accent 4" w:semiHidden="0" w:uiPriority="63" w:unhideWhenUsed="0"/>
+    <w:lsdException w:name="Medium Shading 2 Accent 4" w:semiHidden="0" w:uiPriority="64" w:unhideWhenUsed="0"/>
+    <w:lsdException w:name="Medium List 1 Accent 4" w:semiHidden="0" w:uiPriority="65" w:unhideWhenUsed="0"/>
+    <w:lsdException w:name="Medium List 2 Accent 4" w:semiHidden="0" w:uiPriority="66" w:unhideWhenUsed="0"/>
+    <w:lsdException w:name="Medium Grid 1 Accent 4" w:semiHidden="0" w:uiPriority="67" w:unhideWhenUsed="0"/>
+    <w:lsdException w:name="Medium Grid 2 Accent 4" w:semiHidden="0" w:uiPriority="68" w:unhideWhenUsed="0"/>
+    <w:lsdException w:name="Medium Grid 3 Accent 4" w:semiHidden="0" w:uiPriority="69" w:unhideWhenUsed="0"/>
+    <w:lsdException w:name="Dark List Accent 4" w:semiHidden="0" w:uiPriority="70" w:unhideWhenUsed="0"/>
+    <w:lsdException w:name="Colorful Shading Accent 4" w:semiHidden="0" w:uiPriority="71" w:unhideWhenUsed="0"/>
+    <w:lsdException w:name="Colorful List Accent 4" w:semiHidden="0" w:uiPriority="72" w:unhideWhenUsed="0"/>
+    <w:lsdException w:name="Colorful Grid Accent 4" w:semiHidden="0" w:uiPriority="73" w:unhideWhenUsed="0"/>
+    <w:lsdException w:name="Light Shading Accent 5" w:semiHidden="0" w:uiPriority="60" w:unhideWhenUsed="0"/>
+    <w:lsdException w:name="Light List Accent 5" w:semiHidden="0" w:uiPriority="61" w:unhideWhenUsed="0"/>
+    <w:lsdException w:name="Light Grid Accent 5" w:semiHidden="0" w:uiPriority="62" w:unhideWhenUsed="0"/>
+    <w:lsdException w:name="Medium Shading 1 Accent 5" w:semiHidden="0" w:uiPriority="63" w:unhideWhenUsed="0"/>
+    <w:lsdException w:name="Medium Shading 2 Accent 5" w:semiHidden="0" w:uiPriority="64" w:unhideWhenUsed="0"/>
+    <w:lsdException w:name="Medium List 1 Accent 5" w:semiHidden="0" w:uiPriority="65" w:unhideWhenUsed="0"/>
+    <w:lsdException w:name="Medium List 2 Accent 5" w:semiHidden="0" w:uiPriority="66" w:unhideWhenUsed="0"/>
+    <w:lsdException w:name="Medium Grid 1 Accent 5" w:semiHidden="0" w:uiPriority="67" w:unhideWhenUsed="0"/>
+    <w:lsdException w:name="Medium Grid 2 Accent 5" w:semiHidden="0" w:uiPriority="68" w:unhideWhenUsed="0"/>
+    <w:lsdException w:name="Medium Grid 3 Accent 5" w:semiHidden="0" w:uiPriority="69" w:unhideWhenUsed="0"/>
+    <w:lsdException w:name="Dark List Accent 5" w:semiHidden="0" w:uiPriority="70" w:unhideWhenUsed="0"/>
+    <w:lsdException w:name="Colorful Shading Accent 5" w:semiHidden="0" w:uiPriority="71" w:unhideWhenUsed="0"/>
+    <w:lsdException w:name="Colorful List Accent 5" w:semiHidden="0" w:uiPriority="72" w:unhideWhenUsed="0"/>
+    <w:lsdException w:name="Colorful Grid Accent 5" w:semiHidden="0" w:uiPriority="73" w:unhideWhenUsed="0"/>
+    <w:lsdException w:name="Light Shading Accent 6" w:semiHidden="0" w:uiPriority="60" w:unhideWhenUsed="0"/>
+    <w:lsdException w:name="Light List Accent 6" w:semiHidden="0" w:uiPriority="61" w:unhideWhenUsed="0"/>
+    <w:lsdException w:name="Light Grid Accent 6" w:semiHidden="0" w:uiPriority="62" w:unhideWhenUsed="0"/>
+    <w:lsdException w:name="Medium Shading 1 Accent 6" w:semiHidden="0" w:uiPriority="63" w:unhideWhenUsed="0"/>
+    <w:lsdException w:name="Medium Shading 2 Accent 6" w:semiHidden="0" w:uiPriority="64" w:unhideWhenUsed="0"/>
+    <w:lsdException w:name="Medium List 1 Accent 6" w:semiHidden="0" w:uiPriority="65" w:unhideWhenUsed="0"/>
+    <w:lsdException w:name="Medium List 2 Accent 6" w:semiHidden="0" w:uiPriority="66" w:unhideWhenUsed="0"/>
+    <w:lsdException w:name="Medium Grid 1 Accent 6" w:semiHidden="0" w:uiPriority="67" w:unhideWhenUsed="0"/>
+    <w:lsdException w:name="Medium Grid 2 Accent 6" w:semiHidden="0" w:uiPriority="68" w:unhideWhenUsed="0"/>
+    <w:lsdException w:name="Medium Grid 3 Accent 6" w:semiHidden="0" w:uiPriority="69" w:unhideWhenUsed="0"/>
+    <w:lsdException w:name="Dark List Accent 6" w:semiHidden="0" w:uiPriority="70" w:unhideWhenUsed="0"/>
+    <w:lsdException w:name="Colorful Shading Accent 6" w:semiHidden="0" w:uiPriority="71" w:unhideWhenUsed="0"/>
+    <w:lsdException w:name="Colorful List Accent 6" w:semiHidden="0" w:uiPriority="72" w:unhideWhenUsed="0"/>
+    <w:lsdException w:name="Colorful Grid Accent 6" w:semiHidden="0" w:uiPriority="73" w:unhideWhenUsed="0"/>
+    <w:lsdException w:name="Subtle Emphasis" w:semiHidden="0" w:uiPriority="19" w:unhideWhenUsed="0" w:qFormat="1"/>
+    <w:lsdException w:name="Intense Emphasis" w:semiHidden="0" w:uiPriority="21" w:unhideWhenUsed="0" w:qFormat="1"/>
+    <w:lsdException w:name="Subtle Reference" w:semiHidden="0" w:uiPriority="31" w:unhideWhenUsed="0" w:qFormat="1"/>
+    <w:lsdException w:name="Intense Reference" w:semiHidden="0" w:uiPriority="32" w:unhideWhenUsed="0" w:qFormat="1"/>
+    <w:lsdException w:name="Book Title" w:semiHidden="0" w:uiPriority="33" w:unhideWhenUsed="0" w:qFormat="1"/>
+    <w:lsdException w:name="Bibliography" w:uiPriority="37"/>
+    <w:lsdException w:name="TOC Heading" w:uiPriority="39" w:qFormat="1"/>
   </w:latentStyles>
   <w:style w:type="paragraph" w:default="1" w:styleId="Normal">
     <w:name w:val="Normal"/>
     <w:qFormat/>
+    <w:rsid w:val="00DA5795"/>
   </w:style>
   <w:style w:type="character" w:default="1" w:styleId="DefaultParagraphFont">
     <w:name w:val="Default Paragraph Font"/>
@@ -8657,6 +8316,7 @@
     <w:uiPriority w:val="99"/>
     <w:semiHidden/>
     <w:unhideWhenUsed/>
+    <w:qFormat/>
     <w:tblPr>
       <w:tblInd w:w="0" w:type="dxa"/>
       <w:tblCellMar>
@@ -8681,7 +8341,7 @@
 </file>
 
 <file path=word/glossary/webSettings.xml><?xml version="1.0" encoding="utf-8"?>
-<w:webSettings xmlns:mc="http://schemas.openxmlformats.org/markup-compatibility/2006" xmlns:r="http://schemas.openxmlformats.org/officeDocument/2006/relationships" xmlns:w="http://schemas.openxmlformats.org/wordprocessingml/2006/main" xmlns:w14="http://schemas.microsoft.com/office/word/2010/wordml" xmlns:w15="http://schemas.microsoft.com/office/word/2012/wordml" xmlns:w16cex="http://schemas.microsoft.com/office/word/2018/wordml/cex" xmlns:w16cid="http://schemas.microsoft.com/office/word/2016/wordml/cid" xmlns:w16="http://schemas.microsoft.com/office/word/2018/wordml" xmlns:w16du="http://schemas.microsoft.com/office/word/2023/wordml/word16du" xmlns:w16sdtdh="http://schemas.microsoft.com/office/word/2020/wordml/sdtdatahash" xmlns:w16sdtfl="http://schemas.microsoft.com/office/word/2024/wordml/sdtformatlock" xmlns:w16se="http://schemas.microsoft.com/office/word/2015/wordml/symex" mc:Ignorable="w14 w15 w16se w16cid w16 w16cex w16sdtdh w16sdtfl w16du">
+<w:webSettings xmlns:r="http://schemas.openxmlformats.org/officeDocument/2006/relationships" xmlns:w="http://schemas.openxmlformats.org/wordprocessingml/2006/main">
   <w:optimizeForBrowser/>
   <w:allowPNG/>
 </w:webSettings>
@@ -8730,7 +8390,7 @@
     </a:clrScheme>
     <a:fontScheme name="Office">
       <a:majorFont>
-        <a:latin typeface="Aptos Display" panose="02110004020202020204"/>
+        <a:latin typeface="Aptos Display"/>
         <a:ea typeface=""/>
         <a:cs typeface=""/>
         <a:font script="Jpan" typeface="游ゴシック Light"/>
@@ -8782,7 +8442,7 @@
         <a:font script="Tfng" typeface="Ebrima"/>
       </a:majorFont>
       <a:minorFont>
-        <a:latin typeface="Aptos" panose="02110004020202020204"/>
+        <a:latin typeface="Aptos"/>
         <a:ea typeface=""/>
         <a:cs typeface=""/>
         <a:font script="Jpan" typeface="游明朝"/>
@@ -8996,7 +8656,7 @@
   <a:extraClrSchemeLst/>
   <a:extLst>
     <a:ext uri="{05A4C25C-085E-4340-85A3-A5531E510DB2}">
-      <thm15:themeFamily xmlns:thm15="http://schemas.microsoft.com/office/thememl/2012/main" name="Office Theme" id="{2E142A2C-CD16-42D6-873A-C26D2A0506FA}" vid="{1BDDFF52-6CD6-40A5-AB3C-68EB2F1E4D0A}"/>
+      <thm15:themeFamily xmlns:thm15="http://schemas.microsoft.com/office/thememl/2012/main" xmlns="" name="Office Theme" id="{2E142A2C-CD16-42D6-873A-C26D2A0506FA}" vid="{1BDDFF52-6CD6-40A5-AB3C-68EB2F1E4D0A}"/>
     </a:ext>
   </a:extLst>
 </a:theme>
@@ -9007,7 +8667,7 @@
 </file>
 
 <file path=customXml/itemProps1.xml><?xml version="1.0" encoding="utf-8"?>
-<ds:datastoreItem xmlns:ds="http://schemas.openxmlformats.org/officeDocument/2006/customXml" ds:itemID="{5D41725B-9D49-4116-A0FD-F626A4D64EFD}">
+<ds:datastoreItem xmlns:ds="http://schemas.openxmlformats.org/officeDocument/2006/customXml" ds:itemID="{ED5229FB-9C73-4BEE-A6C0-D205B19AC400}">
   <ds:schemaRefs>
     <ds:schemaRef ds:uri="http://schemas.openxmlformats.org/officeDocument/2006/bibliography"/>
   </ds:schemaRefs>
